--- a/downloads/workbook/ai-2-week-12.docx
+++ b/downloads/workbook/ai-2-week-12.docx
@@ -1593,6 +1593,178 @@
         <w:t>Project connection: Compare recommender choices with a simple baseline and report relevant rare-category failures, not only aggregate accuracy.</w:t>
       </w:r>
     </w:p>
+    <w:p>
+      <w:pPr>
+        <w:pStyle w:val="Heading1"/>
+      </w:pPr>
+      <w:r>
+        <w:t>24. Project portfolio milestone</w:t>
+      </w:r>
+    </w:p>
+    <w:p>
+      <w:r>
+        <w:t>Project: Transparent Book Recommender</w:t>
+      </w:r>
+    </w:p>
+    <w:p>
+      <w:r>
+        <w:t>Current milestone: Make a transparent first version. Keep a trace of how one input becomes an output; explain the rule or learned component.</w:t>
+      </w:r>
+    </w:p>
+    <w:p>
+      <w:r>
+        <w:t>Compare recommender choices with a simple baseline and report relevant rare-category failures, not only aggregate accuracy.</w:t>
+      </w:r>
+    </w:p>
+    <w:tbl>
+      <w:tblPr>
+        <w:tblStyle w:val="LightShading-Accent1"/>
+        <w:tblW w:type="auto" w:w="0"/>
+        <w:tblLook w:firstColumn="1" w:firstRow="1" w:lastColumn="0" w:lastRow="0" w:noHBand="0" w:noVBand="1" w:val="04A0"/>
+      </w:tblPr>
+      <w:tblGrid>
+        <w:gridCol w:w="5112"/>
+        <w:gridCol w:w="5112"/>
+      </w:tblGrid>
+      <w:tr>
+        <w:trPr>
+          <w:tblHeader/>
+        </w:trPr>
+        <w:tc>
+          <w:tcPr>
+            <w:tcW w:type="dxa" w:w="5112"/>
+          </w:tcPr>
+          <w:p>
+            <w:r>
+              <w:t>Evidence to keep</w:t>
+            </w:r>
+          </w:p>
+        </w:tc>
+        <w:tc>
+          <w:tcPr>
+            <w:tcW w:type="dxa" w:w="5112"/>
+          </w:tcPr>
+          <w:p>
+            <w:r>
+              <w:t>My record</w:t>
+            </w:r>
+          </w:p>
+        </w:tc>
+      </w:tr>
+      <w:tr>
+        <w:tc>
+          <w:tcPr>
+            <w:tcW w:type="dxa" w:w="5112"/>
+          </w:tcPr>
+          <w:p>
+            <w:r>
+              <w:t>This week’s input and deciding step</w:t>
+            </w:r>
+          </w:p>
+        </w:tc>
+        <w:tc>
+          <w:tcPr>
+            <w:tcW w:type="dxa" w:w="5112"/>
+          </w:tcPr>
+          <w:p>
+            <w:r/>
+          </w:p>
+        </w:tc>
+      </w:tr>
+      <w:tr>
+        <w:tc>
+          <w:tcPr>
+            <w:tcW w:type="dxa" w:w="5112"/>
+          </w:tcPr>
+          <w:p>
+            <w:r>
+              <w:t>Prediction and actual result (or labelled paper trace)</w:t>
+            </w:r>
+          </w:p>
+        </w:tc>
+        <w:tc>
+          <w:tcPr>
+            <w:tcW w:type="dxa" w:w="5112"/>
+          </w:tcPr>
+          <w:p>
+            <w:r/>
+          </w:p>
+        </w:tc>
+      </w:tr>
+      <w:tr>
+        <w:tc>
+          <w:tcPr>
+            <w:tcW w:type="dxa" w:w="5112"/>
+          </w:tcPr>
+          <w:p>
+            <w:r>
+              <w:t>One change since the previous checkpoint and why</w:t>
+            </w:r>
+          </w:p>
+        </w:tc>
+        <w:tc>
+          <w:tcPr>
+            <w:tcW w:type="dxa" w:w="5112"/>
+          </w:tcPr>
+          <w:p>
+            <w:r/>
+          </w:p>
+        </w:tc>
+      </w:tr>
+      <w:tr>
+        <w:tc>
+          <w:tcPr>
+            <w:tcW w:type="dxa" w:w="5112"/>
+          </w:tcPr>
+          <w:p>
+            <w:r>
+              <w:t>One error or limit and the next test</w:t>
+            </w:r>
+          </w:p>
+        </w:tc>
+        <w:tc>
+          <w:tcPr>
+            <w:tcW w:type="dxa" w:w="5112"/>
+          </w:tcPr>
+          <w:p>
+            <w:r/>
+          </w:p>
+        </w:tc>
+      </w:tr>
+    </w:tbl>
+    <w:p>
+      <w:pPr>
+        <w:pStyle w:val="Heading3"/>
+      </w:pPr>
+      <w:r>
+        <w:t>Explain what this week adds to your project. Reuse last week’s record rather than starting again.</w:t>
+      </w:r>
+    </w:p>
+    <w:p>
+      <w:r>
+        <w:t>________________________________________________________________</w:t>
+      </w:r>
+    </w:p>
+    <w:p>
+      <w:r>
+        <w:t>________________________________________________________________</w:t>
+      </w:r>
+    </w:p>
+    <w:p>
+      <w:r>
+        <w:t>________________________________________________________________</w:t>
+      </w:r>
+    </w:p>
+    <w:p>
+      <w:r>
+        <w:t>________________________________________________________________</w:t>
+      </w:r>
+    </w:p>
+    <w:p>
+      <w:r>
+        <w:t>________________________________________________________________</w:t>
+      </w:r>
+    </w:p>
     <w:sectPr>
       <w:pgSz w:w="12240" w:h="15840"/>
       <w:pgMar w:top="936" w:right="1008" w:bottom="936" w:left="1008" w:header="720" w:footer="720" w:gutter="0"/>

--- a/downloads/workbook/ai-2-week-12.docx
+++ b/downloads/workbook/ai-2-week-12.docx
@@ -1765,6 +1765,253 @@
         <w:t>________________________________________________________________</w:t>
       </w:r>
     </w:p>
+    <w:p>
+      <w:pPr>
+        <w:pStyle w:val="Heading1"/>
+      </w:pPr>
+      <w:r>
+        <w:t>25. Supported practice and learning evidence</w:t>
+      </w:r>
+    </w:p>
+    <w:p>
+      <w:r>
+        <w:t>Use this supported practice once, in the browser or on paper. Keep the reserved independent assessment for a separate first attempt before teacher feedback.</w:t>
+      </w:r>
+    </w:p>
+    <w:p>
+      <w:r>
+        <w:t>A fictional shelf classifier predicts repair needed or not needed.</w:t>
+      </w:r>
+    </w:p>
+    <w:p>
+      <w:pPr>
+        <w:pStyle w:val="Heading3"/>
+      </w:pPr>
+      <w:r>
+        <w:t>Practice 1: explain the deciding evidence</w:t>
+      </w:r>
+    </w:p>
+    <w:p>
+      <w:r>
+        <w:t>Which labelled step matches this detail? Candidate also raises two false alarms; discuss both missed repairs and extra checks.</w:t>
+      </w:r>
+    </w:p>
+    <w:p>
+      <w:r>
+        <w:t>1. Reference population</w:t>
+      </w:r>
+    </w:p>
+    <w:p>
+      <w:r>
+        <w:t>2. Compare costs</w:t>
+      </w:r>
+    </w:p>
+    <w:p>
+      <w:r>
+        <w:t>3. Candidate</w:t>
+      </w:r>
+    </w:p>
+    <w:p>
+      <w:r>
+        <w:t>4. Baseline</w:t>
+      </w:r>
+    </w:p>
+    <w:p>
+      <w:pPr>
+        <w:pStyle w:val="Heading3"/>
+      </w:pPr>
+      <w:r>
+        <w:t>My selected conclusion, deciding fact and explanation</w:t>
+      </w:r>
+    </w:p>
+    <w:p>
+      <w:r>
+        <w:t>________________________________________________________________</w:t>
+      </w:r>
+    </w:p>
+    <w:p>
+      <w:r>
+        <w:t>________________________________________________________________</w:t>
+      </w:r>
+    </w:p>
+    <w:p>
+      <w:r>
+        <w:t>________________________________________________________________</w:t>
+      </w:r>
+    </w:p>
+    <w:p>
+      <w:r>
+        <w:t>________________________________________________________________</w:t>
+      </w:r>
+    </w:p>
+    <w:p>
+      <w:r>
+        <w:t>________________________________________________________________</w:t>
+      </w:r>
+    </w:p>
+    <w:p>
+      <w:r>
+        <w:t>Hint if needed: Read the steps in the pictorial case. Match the supplied detail to the stage that performs or records it.</w:t>
+      </w:r>
+    </w:p>
+    <w:p>
+      <w:r>
+        <w:t>After your attempt, compare with the supported explanation: Compare costs Candidate also raises two false alarms; discuss both missed repairs and extra checks. A majority-class baseline can look accurate while missing every positive case. The candidate improves overall agreement and repair detection in this table, but false alarms still matter. Use the same cases, denominators and positive-class definition for both. Do not infer that a single metric identifies the best policy for every library.</w:t>
+      </w:r>
+    </w:p>
+    <w:p>
+      <w:pPr>
+        <w:pStyle w:val="Heading3"/>
+      </w:pPr>
+      <w:r>
+        <w:t>Practice 2: explain the deciding evidence</w:t>
+      </w:r>
+    </w:p>
+    <w:p>
+      <w:r>
+        <w:t>Changed-case practice: A candidate instead marks every book repair needed. Which conclusion is supported by the supplied facts?</w:t>
+      </w:r>
+    </w:p>
+    <w:p>
+      <w:r>
+        <w:t>1. We can decide the result without examining the changed input or the procedure.</w:t>
+      </w:r>
+    </w:p>
+    <w:p>
+      <w:r>
+        <w:t>2. This one example guarantees correct results for every future input.</w:t>
+      </w:r>
+    </w:p>
+    <w:p>
+      <w:r>
+        <w:t>3. Recall is 4/4=100%, but accuracy is only 4/20=20%.</w:t>
+      </w:r>
+    </w:p>
+    <w:p>
+      <w:pPr>
+        <w:pStyle w:val="Heading3"/>
+      </w:pPr>
+      <w:r>
+        <w:t>My selected conclusion, deciding fact and explanation</w:t>
+      </w:r>
+    </w:p>
+    <w:p>
+      <w:r>
+        <w:t>________________________________________________________________</w:t>
+      </w:r>
+    </w:p>
+    <w:p>
+      <w:r>
+        <w:t>________________________________________________________________</w:t>
+      </w:r>
+    </w:p>
+    <w:p>
+      <w:r>
+        <w:t>________________________________________________________________</w:t>
+      </w:r>
+    </w:p>
+    <w:p>
+      <w:r>
+        <w:t>________________________________________________________________</w:t>
+      </w:r>
+    </w:p>
+    <w:p>
+      <w:r>
+        <w:t>________________________________________________________________</w:t>
+      </w:r>
+    </w:p>
+    <w:p>
+      <w:r>
+        <w:t>Hint if needed: Use the changed condition and the deciding step in the pictorial trace. The answer must say what follows from those facts.</w:t>
+      </w:r>
+    </w:p>
+    <w:p>
+      <w:r>
+        <w:t>After your attempt, compare with the supported explanation: Recall is 4/4=100%, but accuracy is only 4/20=20%. All 16 not-needed books become false alarms.</w:t>
+      </w:r>
+    </w:p>
+    <w:p>
+      <w:pPr>
+        <w:pStyle w:val="Heading3"/>
+      </w:pPr>
+      <w:r>
+        <w:t>Repair a missing building block</w:t>
+      </w:r>
+    </w:p>
+    <w:p>
+      <w:r>
+        <w:t>Review Training and Testing (ai-2/11). Goal: Choose a split unit that matches the intended prediction claim. Short practice: How many distinct books are in each repaired role, and why report that as well as scan counts?. Return to this week and explain what you changed.</w:t>
+      </w:r>
+    </w:p>
+    <w:p>
+      <w:r>
+        <w:t>Review Features and Distractors (ai-2/9). Goal: Choose recorded properties that preserve distinctions needed for a stated task. Short practice: Does this one pair prove the classifier always ignores subject? Explain a narrower claim.. Return to this week and explain what you changed.</w:t>
+      </w:r>
+    </w:p>
+    <w:p>
+      <w:r>
+        <w:t>Review Debugging Strategies (ai-2/6). Goal: Design revealing tests for a function. Short practice: Which test most directly isolates the handling of loose books, and what should it produce?. Return to this week and explain what you changed.</w:t>
+      </w:r>
+    </w:p>
+    <w:p>
+      <w:pPr>
+        <w:pStyle w:val="Heading3"/>
+      </w:pPr>
+      <w:r>
+        <w:t>Predict, run and debug</w:t>
+      </w:r>
+    </w:p>
+    <w:p>
+      <w:r>
+        <w:t>The browser lab lets you edit the supported Python examples already included in this lesson. Predict first, run, inspect the actual output or error, change one input, then run again. Keep code, predictions, actual results and a reasoned revision together. On paper, label your result as a trace rather than an execution.</w:t>
+      </w:r>
+    </w:p>
+    <w:p>
+      <w:pPr>
+        <w:pStyle w:val="Heading3"/>
+      </w:pPr>
+      <w:r>
+        <w:t>Keep your completed work</w:t>
+      </w:r>
+    </w:p>
+    <w:p>
+      <w:r>
+        <w:t>Use Download completed work in the hosted lesson to export your answers, reflections, practice feedback and code-run evidence. Open the HTML copy to read or print it. Drafts stay in this browser when storage is available; clear drafts on a shared device.</w:t>
+      </w:r>
+    </w:p>
+    <w:p>
+      <w:pPr>
+        <w:pStyle w:val="Heading3"/>
+      </w:pPr>
+      <w:r>
+        <w:t>What I repaired, the evidence I kept and the next test</w:t>
+      </w:r>
+    </w:p>
+    <w:p>
+      <w:r>
+        <w:t>________________________________________________________________</w:t>
+      </w:r>
+    </w:p>
+    <w:p>
+      <w:r>
+        <w:t>________________________________________________________________</w:t>
+      </w:r>
+    </w:p>
+    <w:p>
+      <w:r>
+        <w:t>________________________________________________________________</w:t>
+      </w:r>
+    </w:p>
+    <w:p>
+      <w:r>
+        <w:t>________________________________________________________________</w:t>
+      </w:r>
+    </w:p>
+    <w:p>
+      <w:r>
+        <w:t>________________________________________________________________</w:t>
+      </w:r>
+    </w:p>
     <w:sectPr>
       <w:pgSz w:w="12240" w:h="15840"/>
       <w:pgMar w:top="936" w:right="1008" w:bottom="936" w:left="1008" w:header="720" w:footer="720" w:gutter="0"/>

--- a/downloads/workbook/ai-2-week-12.docx
+++ b/downloads/workbook/ai-2-week-12.docx
@@ -30,6 +30,17 @@
     </w:p>
     <w:p>
       <w:r>
+        <w:t>Record your starting explanation for Accuracy as a Fraction before opening notes. Show any later correction separately.</w:t>
+      </w:r>
+    </w:p>
+    <w:p>
+      <w:pPr>
+        <w:spacing w:line="336" w:lineRule="auto" w:after="180"/>
+      </w:pPr>
+      <w:r>
+        <w:rPr>
+          <w:b w:val="0"/>
+        </w:rPr>
         <w:t>Try the recall before opening notes. Then use a different colour or a labelled second line to correct your explanation.</w:t>
       </w:r>
     </w:p>
@@ -42,8 +53,26 @@
       </w:r>
     </w:p>
     <w:p>
-      <w:r>
-        <w:t>Without opening the old lesson, explain one key idea from Training and Testing. Give an example and a mistake that the idea helps you avoid.</w:t>
+      <w:pPr>
+        <w:spacing w:line="336" w:lineRule="auto" w:after="180"/>
+      </w:pPr>
+      <w:r>
+        <w:rPr>
+          <w:b w:val="0"/>
+        </w:rPr>
+        <w:t xml:space="preserve">Without opening the old lesson, explain one key idea from </w:t>
+      </w:r>
+      <w:r>
+        <w:rPr>
+          <w:b/>
+        </w:rPr>
+        <w:t>Training</w:t>
+      </w:r>
+      <w:r>
+        <w:rPr>
+          <w:b w:val="0"/>
+        </w:rPr>
+        <w:t xml:space="preserve"> and Testing. Give an example and a mistake that the idea helps you avoid.</w:t>
       </w:r>
     </w:p>
     <w:p>
@@ -78,7 +107,13 @@
       </w:r>
     </w:p>
     <w:p>
-      <w:r>
+      <w:pPr>
+        <w:spacing w:line="336" w:lineRule="auto" w:after="180"/>
+      </w:pPr>
+      <w:r>
+        <w:rPr>
+          <w:b w:val="0"/>
+        </w:rPr>
         <w:t>Without opening the old lesson, explain one key idea from Features and Distractors. Give an example and a mistake that the idea helps you avoid.</w:t>
       </w:r>
     </w:p>
@@ -114,7 +149,13 @@
       </w:r>
     </w:p>
     <w:p>
-      <w:r>
+      <w:pPr>
+        <w:spacing w:line="336" w:lineRule="auto" w:after="180"/>
+      </w:pPr>
+      <w:r>
+        <w:rPr>
+          <w:b w:val="0"/>
+        </w:rPr>
         <w:t>Without opening the old lesson, explain one key idea from Debugging Strategies. Give an example and a mistake that the idea helps you avoid.</w:t>
       </w:r>
     </w:p>
@@ -151,7 +192,42 @@
     </w:p>
     <w:p>
       <w:r>
-        <w:t>Use W2: Compare both class fractions for Accuracy and class imbalance. Record the answer once; the lesson and workbook refer to the same attempt.</w:t>
+        <w:t>Complete the supported Accuracy as a Fraction trace and record the first step you can explain without help.</w:t>
+      </w:r>
+    </w:p>
+    <w:p>
+      <w:pPr>
+        <w:spacing w:line="336" w:lineRule="auto" w:after="180"/>
+      </w:pPr>
+      <w:r>
+        <w:rPr>
+          <w:b w:val="0"/>
+        </w:rPr>
+        <w:t xml:space="preserve">Use W2: Compare both class fractions for </w:t>
+      </w:r>
+      <w:r>
+        <w:rPr>
+          <w:b/>
+        </w:rPr>
+        <w:t>Accuracy</w:t>
+      </w:r>
+      <w:r>
+        <w:rPr>
+          <w:b w:val="0"/>
+        </w:rPr>
+        <w:t xml:space="preserve"> and </w:t>
+      </w:r>
+      <w:r>
+        <w:rPr>
+          <w:b/>
+        </w:rPr>
+        <w:t>class imbalance</w:t>
+      </w:r>
+      <w:r>
+        <w:rPr>
+          <w:b w:val="0"/>
+        </w:rPr>
+        <w:t>. Record the answer once; the lesson and workbook refer to the same attempt.</w:t>
       </w:r>
     </w:p>
     <w:tbl>
@@ -279,7 +355,65 @@
     </w:p>
     <w:p>
       <w:r>
-        <w:t>Use the worked case for Accuracy and class imbalance. Proposed explanation: “High accuracy means both classes work well”. Decide whether this explanation is supported. Point to the step or supplied fact that decides; explain your repair if needed.</w:t>
+        <w:t>Check the proposed Accuracy as a Fraction explanation against the supplied facts before discussing it.</w:t>
+      </w:r>
+    </w:p>
+    <w:p>
+      <w:pPr>
+        <w:spacing w:line="336" w:lineRule="auto" w:after="180"/>
+      </w:pPr>
+      <w:r>
+        <w:rPr>
+          <w:b w:val="0"/>
+        </w:rPr>
+        <w:t xml:space="preserve">Use the worked case for </w:t>
+      </w:r>
+      <w:r>
+        <w:rPr>
+          <w:b/>
+        </w:rPr>
+        <w:t>Accuracy</w:t>
+      </w:r>
+      <w:r>
+        <w:rPr>
+          <w:b w:val="0"/>
+        </w:rPr>
+        <w:t xml:space="preserve"> and </w:t>
+      </w:r>
+      <w:r>
+        <w:rPr>
+          <w:b/>
+        </w:rPr>
+        <w:t>class imbalance</w:t>
+      </w:r>
+      <w:r>
+        <w:rPr>
+          <w:b w:val="0"/>
+        </w:rPr>
+        <w:t xml:space="preserve">. Proposed explanation: “High </w:t>
+      </w:r>
+      <w:r>
+        <w:rPr>
+          <w:b/>
+        </w:rPr>
+        <w:t>accuracy</w:t>
+      </w:r>
+      <w:r>
+        <w:rPr>
+          <w:b w:val="0"/>
+        </w:rPr>
+        <w:t xml:space="preserve"> means both classes work well”. Decide whether this explanation is supported.</w:t>
+      </w:r>
+    </w:p>
+    <w:p>
+      <w:pPr>
+        <w:spacing w:line="336" w:lineRule="auto" w:after="180"/>
+      </w:pPr>
+      <w:r>
+        <w:rPr>
+          <w:b w:val="0"/>
+        </w:rPr>
+        <w:t>Point to the step or supplied fact that decides; explain your repair if needed.</w:t>
       </w:r>
     </w:p>
     <w:p>
@@ -319,6 +453,11 @@
       </w:r>
     </w:p>
     <w:p>
+      <w:r>
+        <w:t>Write one first attempt at the reserved independent case before feedback. Repeated copies of that case refer to the same recorded attempt.</w:t>
+      </w:r>
+    </w:p>
+    <w:p>
       <w:pPr>
         <w:pStyle w:val="Heading3"/>
       </w:pPr>
@@ -327,8 +466,72 @@
       </w:r>
     </w:p>
     <w:p>
-      <w:r>
-        <w:t>New training labels have a clear majority. A separate evaluation has 18 clear and 2 blocked records. The always-clear baseline is [[18,0],[2,0]] and candidate is [[15,3],[1,1]], with reference rows and clear then blocked on both axes. Calculate ordinary accuracy, both class fractions and balanced accuracy for each. Give candidate FP and FN, then explain why the metrics do not choose an automatic winner.</w:t>
+      <w:pPr>
+        <w:spacing w:line="336" w:lineRule="auto" w:after="180"/>
+      </w:pPr>
+      <w:r>
+        <w:rPr>
+          <w:b w:val="0"/>
+        </w:rPr>
+        <w:t xml:space="preserve">New </w:t>
+      </w:r>
+      <w:r>
+        <w:rPr>
+          <w:b/>
+        </w:rPr>
+        <w:t>training</w:t>
+      </w:r>
+      <w:r>
+        <w:rPr>
+          <w:b w:val="0"/>
+        </w:rPr>
+        <w:t xml:space="preserve"> labels have a clear majority. A separate evaluation has 18 clear and 2 blocked records.</w:t>
+      </w:r>
+    </w:p>
+    <w:p>
+      <w:pPr>
+        <w:spacing w:line="336" w:lineRule="auto" w:after="180"/>
+      </w:pPr>
+      <w:r>
+        <w:rPr>
+          <w:b w:val="0"/>
+        </w:rPr>
+        <w:t xml:space="preserve">The always-clear baseline is [[18,0],[2,0]] and candidate is [[15,3],[1,1]], with reference rows and clear then blocked on both axes. Calculate ordinary </w:t>
+      </w:r>
+      <w:r>
+        <w:rPr>
+          <w:b/>
+        </w:rPr>
+        <w:t>accuracy</w:t>
+      </w:r>
+      <w:r>
+        <w:rPr>
+          <w:b w:val="0"/>
+        </w:rPr>
+        <w:t xml:space="preserve">, both class fractions and </w:t>
+      </w:r>
+      <w:r>
+        <w:rPr>
+          <w:b/>
+        </w:rPr>
+        <w:t>balanced accuracy</w:t>
+      </w:r>
+      <w:r>
+        <w:rPr>
+          <w:b w:val="0"/>
+        </w:rPr>
+        <w:t xml:space="preserve"> for each.</w:t>
+      </w:r>
+    </w:p>
+    <w:p>
+      <w:pPr>
+        <w:spacing w:line="336" w:lineRule="auto" w:after="180"/>
+      </w:pPr>
+      <w:r>
+        <w:rPr>
+          <w:b w:val="0"/>
+        </w:rPr>
+        <w:t>Give candidate FP and FN, then explain why the metrics do not choose an automatic winner.</w:t>
       </w:r>
     </w:p>
     <w:p>
@@ -375,7 +578,13 @@
       </w:r>
     </w:p>
     <w:p>
-      <w:r>
+      <w:pPr>
+        <w:spacing w:line="336" w:lineRule="auto" w:after="180"/>
+      </w:pPr>
+      <w:r>
+        <w:rPr>
+          <w:b w:val="0"/>
+        </w:rPr>
         <w:t>Attempt this case before feedback. Record any help. Earlier examples below are further practice; a case already practised with feedback cannot establish fresh transfer.</w:t>
       </w:r>
     </w:p>
@@ -389,7 +598,31 @@
     </w:p>
     <w:p>
       <w:r>
-        <w:t>Class A gets 8/10 cases right and class B gets 18/30 right. Compute each rate and the combined rate. Why is averaging the two percentages misleading here?</w:t>
+        <w:t>Connect the Accuracy as a Fraction target to a trace and a justified conclusion.</w:t>
+      </w:r>
+    </w:p>
+    <w:p>
+      <w:pPr>
+        <w:spacing w:line="336" w:lineRule="auto" w:after="180"/>
+        <w:shd w:fill="F5F1FB"/>
+      </w:pPr>
+      <w:r>
+        <w:rPr>
+          <w:b w:val="0"/>
+        </w:rPr>
+        <w:t xml:space="preserve">Class A gets 8/10 cases right and class B gets 18/30 right. Compute each rate and the combined rate. Why is averaging the two </w:t>
+      </w:r>
+      <w:r>
+        <w:rPr>
+          <w:b/>
+        </w:rPr>
+        <w:t>percentage</w:t>
+      </w:r>
+      <w:r>
+        <w:rPr>
+          <w:b w:val="0"/>
+        </w:rPr>
+        <w:t>s misleading here?</w:t>
       </w:r>
     </w:p>
     <w:p>
@@ -402,17 +635,70 @@
     </w:p>
     <w:p>
       <w:r>
+        <w:t>Solve the supplied Accuracy as a Fraction case and show the deciding evidence.</w:t>
+      </w:r>
+    </w:p>
+    <w:p>
+      <w:pPr>
+        <w:spacing w:line="336" w:lineRule="auto" w:after="180"/>
+      </w:pPr>
+      <w:r>
+        <w:rPr>
+          <w:b w:val="0"/>
+        </w:rPr>
         <w:t>Nine of twelve held-out classifications are correct.</w:t>
       </w:r>
     </w:p>
     <w:p>
-      <w:r>
-        <w:t>Compute accuracy and state the denominator.</w:t>
-      </w:r>
-    </w:p>
-    <w:p>
-      <w:r>
-        <w:t>Show your trace, calculation or evidence</w:t>
+      <w:pPr>
+        <w:spacing w:line="336" w:lineRule="auto" w:after="180"/>
+      </w:pPr>
+      <w:r>
+        <w:rPr>
+          <w:b w:val="0"/>
+        </w:rPr>
+        <w:t xml:space="preserve">Compute </w:t>
+      </w:r>
+      <w:r>
+        <w:rPr>
+          <w:b/>
+        </w:rPr>
+        <w:t>accuracy</w:t>
+      </w:r>
+      <w:r>
+        <w:rPr>
+          <w:b w:val="0"/>
+        </w:rPr>
+        <w:t xml:space="preserve"> and state the </w:t>
+      </w:r>
+      <w:r>
+        <w:rPr>
+          <w:b/>
+        </w:rPr>
+        <w:t>denominator</w:t>
+      </w:r>
+      <w:r>
+        <w:rPr>
+          <w:b w:val="0"/>
+        </w:rPr>
+        <w:t>.</w:t>
+      </w:r>
+    </w:p>
+    <w:p>
+      <w:pPr>
+        <w:spacing w:line="336" w:lineRule="auto" w:after="180"/>
+      </w:pPr>
+      <w:r>
+        <w:rPr>
+          <w:b w:val="0"/>
+        </w:rPr>
+        <w:t xml:space="preserve">Show your trace, calculation or </w:t>
+      </w:r>
+      <w:r>
+        <w:rPr>
+          <w:b/>
+        </w:rPr>
+        <w:t>evidence</w:t>
       </w:r>
     </w:p>
     <w:p>
@@ -458,11 +744,28 @@
     </w:p>
     <w:p>
       <w:r>
+        <w:t>Apply the procedure to the changed case and record why the conclusion follows.</w:t>
+      </w:r>
+    </w:p>
+    <w:p>
+      <w:pPr>
+        <w:spacing w:line="336" w:lineRule="auto" w:after="180"/>
+      </w:pPr>
+      <w:r>
+        <w:rPr>
+          <w:b w:val="0"/>
+        </w:rPr>
         <w:t>A classifier gets 9 of 12 cases right. Another gets 8 of 10 right. Calculate both accuracies and identify the larger fraction.</w:t>
       </w:r>
     </w:p>
     <w:p>
-      <w:r>
+      <w:pPr>
+        <w:spacing w:line="336" w:lineRule="auto" w:after="180"/>
+      </w:pPr>
+      <w:r>
+        <w:rPr>
+          <w:b w:val="0"/>
+        </w:rPr>
         <w:t>My independent answer and reason</w:t>
       </w:r>
     </w:p>
@@ -517,7 +820,30 @@
     </w:p>
     <w:p>
       <w:r>
-        <w:t>Create a changed input, boundary case or missing-information case. Write the expected answer or safe response before testing.</w:t>
+        <w:t>Specify a changed input, expected result and observation separately.</w:t>
+      </w:r>
+    </w:p>
+    <w:p>
+      <w:pPr>
+        <w:spacing w:line="336" w:lineRule="auto" w:after="180"/>
+      </w:pPr>
+      <w:r>
+        <w:rPr>
+          <w:b w:val="0"/>
+        </w:rPr>
+        <w:t xml:space="preserve">Create a changed </w:t>
+      </w:r>
+      <w:r>
+        <w:rPr>
+          <w:b/>
+        </w:rPr>
+        <w:t>input</w:t>
+      </w:r>
+      <w:r>
+        <w:rPr>
+          <w:b w:val="0"/>
+        </w:rPr>
+        <w:t>, boundary case or missing-information case. Write the expected answer or safe response before testing.</w:t>
       </w:r>
     </w:p>
     <w:tbl>
@@ -646,12 +972,53 @@
     </w:p>
     <w:p>
       <w:r>
-        <w:t>Report correct recommendations / all test users, alongside the raw test count.</w:t>
-      </w:r>
-    </w:p>
-    <w:p>
-      <w:r>
-        <w:t>The project change and evidence I will keep</w:t>
+        <w:t>Justify what Accuracy as a Fraction adds to Transparent Book Recommender and keep the evidence.</w:t>
+      </w:r>
+    </w:p>
+    <w:p>
+      <w:pPr>
+        <w:spacing w:line="336" w:lineRule="auto" w:after="180"/>
+      </w:pPr>
+      <w:r>
+        <w:rPr>
+          <w:b w:val="0"/>
+        </w:rPr>
+        <w:t xml:space="preserve">Report correct recommendations / all test users, alongside the raw test </w:t>
+      </w:r>
+      <w:r>
+        <w:rPr>
+          <w:b/>
+        </w:rPr>
+        <w:t>count</w:t>
+      </w:r>
+      <w:r>
+        <w:rPr>
+          <w:b w:val="0"/>
+        </w:rPr>
+        <w:t>.</w:t>
+      </w:r>
+    </w:p>
+    <w:p>
+      <w:pPr>
+        <w:spacing w:line="336" w:lineRule="auto" w:after="180"/>
+      </w:pPr>
+      <w:r>
+        <w:rPr>
+          <w:b w:val="0"/>
+        </w:rPr>
+        <w:t xml:space="preserve">The project change and </w:t>
+      </w:r>
+      <w:r>
+        <w:rPr>
+          <w:b/>
+        </w:rPr>
+        <w:t>evidence</w:t>
+      </w:r>
+      <w:r>
+        <w:rPr>
+          <w:b w:val="0"/>
+        </w:rPr>
+        <w:t xml:space="preserve"> I will keep</w:t>
       </w:r>
     </w:p>
     <w:p>
@@ -697,11 +1064,54 @@
     </w:p>
     <w:p>
       <w:r>
-        <w:t>I can explain the mechanism. I can show evidence. I can handle a changed case. I can name a limit. Mark each as not yet, with help or independently, and attach supporting work.</w:t>
-      </w:r>
-    </w:p>
-    <w:p>
-      <w:r>
+        <w:t>Judge explanation, evidence, transfer and limits separately; attach the work behind your judgement.</w:t>
+      </w:r>
+    </w:p>
+    <w:p>
+      <w:pPr>
+        <w:pStyle w:val="ListBullet"/>
+      </w:pPr>
+      <w:r>
+        <w:t>I can explain the mechanism.</w:t>
+      </w:r>
+    </w:p>
+    <w:p>
+      <w:pPr>
+        <w:pStyle w:val="ListBullet"/>
+      </w:pPr>
+      <w:r>
+        <w:t>I can show evidence.</w:t>
+      </w:r>
+    </w:p>
+    <w:p>
+      <w:pPr>
+        <w:pStyle w:val="ListBullet"/>
+      </w:pPr>
+      <w:r>
+        <w:t>I can handle a changed case.</w:t>
+      </w:r>
+    </w:p>
+    <w:p>
+      <w:pPr>
+        <w:pStyle w:val="ListBullet"/>
+      </w:pPr>
+      <w:r>
+        <w:t>I can name a limit.</w:t>
+      </w:r>
+    </w:p>
+    <w:p>
+      <w:r>
+        <w:t>Mark each as not yet, with help or independently, and attach supporting work.</w:t>
+      </w:r>
+    </w:p>
+    <w:p>
+      <w:pPr>
+        <w:spacing w:line="336" w:lineRule="auto" w:after="180"/>
+      </w:pPr>
+      <w:r>
+        <w:rPr>
+          <w:b w:val="0"/>
+        </w:rPr>
         <w:t>Teacher review ____________________  Next step ____________________</w:t>
       </w:r>
     </w:p>
@@ -715,7 +1125,31 @@
     </w:p>
     <w:p>
       <w:r>
-        <w:t>Class A gets 8/10 cases right and class B gets 18/30 right. Compute each rate and the combined rate. Why is averaging the two percentages misleading here?</w:t>
+        <w:t>Use this earlier case as transfer practice. A case already discussed with feedback is not fresh assessment evidence.</w:t>
+      </w:r>
+    </w:p>
+    <w:p>
+      <w:pPr>
+        <w:spacing w:line="336" w:lineRule="auto" w:after="180"/>
+        <w:shd w:fill="F5F1FB"/>
+      </w:pPr>
+      <w:r>
+        <w:rPr>
+          <w:b w:val="0"/>
+        </w:rPr>
+        <w:t xml:space="preserve">Class A gets 8/10 cases right and class B gets 18/30 right. Compute each rate and the combined rate. Why is averaging the two </w:t>
+      </w:r>
+      <w:r>
+        <w:rPr>
+          <w:b/>
+        </w:rPr>
+        <w:t>percentage</w:t>
+      </w:r>
+      <w:r>
+        <w:rPr>
+          <w:b w:val="0"/>
+        </w:rPr>
+        <w:t>s misleading here?</w:t>
       </w:r>
     </w:p>
     <w:p>
@@ -762,7 +1196,13 @@
       </w:r>
     </w:p>
     <w:p>
-      <w:r>
+      <w:pPr>
+        <w:spacing w:line="336" w:lineRule="auto" w:after="180"/>
+      </w:pPr>
+      <w:r>
+        <w:rPr>
+          <w:b w:val="0"/>
+        </w:rPr>
         <w:t>Record support used: none, hint or teacher explanation.</w:t>
       </w:r>
     </w:p>
@@ -776,7 +1216,36 @@
     </w:p>
     <w:p>
       <w:r>
-        <w:t>Training has 16 clear and 4 blocked labels. State the majority rule. On the worked evaluation, give its matrix, accuracy, false positives and false negatives with blocked positive. Explain why 80 percent is incomplete.</w:t>
+        <w:t>Score the majority baseline. Apply the supplied Accuracy as a Fraction facts and keep your reasoning.</w:t>
+      </w:r>
+    </w:p>
+    <w:p>
+      <w:pPr>
+        <w:spacing w:line="336" w:lineRule="auto" w:after="180"/>
+      </w:pPr>
+      <w:r>
+        <w:rPr>
+          <w:b/>
+        </w:rPr>
+        <w:t>Training</w:t>
+      </w:r>
+      <w:r>
+        <w:rPr>
+          <w:b w:val="0"/>
+        </w:rPr>
+        <w:t xml:space="preserve"> has 16 clear and 4 blocked labels. State the majority rule. On the worked evaluation, give its matrix, </w:t>
+      </w:r>
+      <w:r>
+        <w:rPr>
+          <w:b/>
+        </w:rPr>
+        <w:t>accuracy</w:t>
+      </w:r>
+      <w:r>
+        <w:rPr>
+          <w:b w:val="0"/>
+        </w:rPr>
+        <w:t>, false positives and false negatives with blocked positive. Explain why 80 percent is incomplete.</w:t>
       </w:r>
     </w:p>
     <w:p>
@@ -827,7 +1296,54 @@
     </w:p>
     <w:p>
       <w:r>
-        <w:t>For the worked candidate [[12,4],[0,4]], give ordinary accuracy, both class-specific correct fractions, balanced accuracy, false positives and false negatives. Compare with the baseline.</w:t>
+        <w:t>Compare both class fractions. Apply the supplied Accuracy as a Fraction facts and keep your reasoning.</w:t>
+      </w:r>
+    </w:p>
+    <w:p>
+      <w:pPr>
+        <w:spacing w:line="336" w:lineRule="auto" w:after="180"/>
+      </w:pPr>
+      <w:r>
+        <w:rPr>
+          <w:b w:val="0"/>
+        </w:rPr>
+        <w:t xml:space="preserve">For the worked candidate [[12,4],[0,4]], give ordinary </w:t>
+      </w:r>
+      <w:r>
+        <w:rPr>
+          <w:b/>
+        </w:rPr>
+        <w:t>accuracy</w:t>
+      </w:r>
+      <w:r>
+        <w:rPr>
+          <w:b w:val="0"/>
+        </w:rPr>
+        <w:t xml:space="preserve">, both </w:t>
+      </w:r>
+      <w:r>
+        <w:rPr>
+          <w:b/>
+        </w:rPr>
+        <w:t>class-specific correct fraction</w:t>
+      </w:r>
+      <w:r>
+        <w:rPr>
+          <w:b w:val="0"/>
+        </w:rPr>
+        <w:t xml:space="preserve">s, </w:t>
+      </w:r>
+      <w:r>
+        <w:rPr>
+          <w:b/>
+        </w:rPr>
+        <w:t>balanced accuracy</w:t>
+      </w:r>
+      <w:r>
+        <w:rPr>
+          <w:b w:val="0"/>
+        </w:rPr>
+        <w:t>, false positives and false negatives. Compare with the baseline.</w:t>
       </w:r>
     </w:p>
     <w:p>
@@ -878,7 +1394,30 @@
     </w:p>
     <w:p>
       <w:r>
-        <w:t>For the illustrative 8-clear 8-blocked set, use baseline [[8,0],[8,0]] and candidate [[6,2],[0,8]]. Calculate ordinary and balanced accuracy for each. Explain what stayed fixed and what this example does not prove.</w:t>
+        <w:t>Explain a changed class mix. Apply the supplied Accuracy as a Fraction facts and keep your reasoning.</w:t>
+      </w:r>
+    </w:p>
+    <w:p>
+      <w:pPr>
+        <w:spacing w:line="336" w:lineRule="auto" w:after="180"/>
+      </w:pPr>
+      <w:r>
+        <w:rPr>
+          <w:b w:val="0"/>
+        </w:rPr>
+        <w:t xml:space="preserve">For the illustrative 8-clear 8-blocked set, use baseline [[8,0],[8,0]] and candidate [[6,2],[0,8]]. Calculate ordinary and </w:t>
+      </w:r>
+      <w:r>
+        <w:rPr>
+          <w:b/>
+        </w:rPr>
+        <w:t>balanced accuracy</w:t>
+      </w:r>
+      <w:r>
+        <w:rPr>
+          <w:b w:val="0"/>
+        </w:rPr>
+        <w:t xml:space="preserve"> for each. Explain what stayed fixed and what this example does not prove.</w:t>
       </w:r>
     </w:p>
     <w:p>
@@ -929,7 +1468,76 @@
     </w:p>
     <w:p>
       <w:r>
-        <w:t>New training labels have a clear majority. A separate evaluation has 18 clear and 2 blocked records. The always-clear baseline is [[18,0],[2,0]] and candidate is [[15,3],[1,1]], with reference rows and clear then blocked on both axes. Calculate ordinary accuracy, both class fractions and balanced accuracy for each. Give candidate FP and FN, then explain why the metrics do not choose an automatic winner.</w:t>
+        <w:t>Attempt before feedback. If this repeats the selected independent case, reuse that first attempt; otherwise keep a separate record. Assess a new comparison independently. Apply the supplied Accuracy as a Fraction facts and keep your reasoning.</w:t>
+      </w:r>
+    </w:p>
+    <w:p>
+      <w:pPr>
+        <w:spacing w:line="336" w:lineRule="auto" w:after="180"/>
+      </w:pPr>
+      <w:r>
+        <w:rPr>
+          <w:b w:val="0"/>
+        </w:rPr>
+        <w:t xml:space="preserve">New </w:t>
+      </w:r>
+      <w:r>
+        <w:rPr>
+          <w:b/>
+        </w:rPr>
+        <w:t>training</w:t>
+      </w:r>
+      <w:r>
+        <w:rPr>
+          <w:b w:val="0"/>
+        </w:rPr>
+        <w:t xml:space="preserve"> labels have a clear majority. A separate evaluation has 18 clear and 2 blocked records.</w:t>
+      </w:r>
+    </w:p>
+    <w:p>
+      <w:pPr>
+        <w:spacing w:line="336" w:lineRule="auto" w:after="180"/>
+      </w:pPr>
+      <w:r>
+        <w:rPr>
+          <w:b w:val="0"/>
+        </w:rPr>
+        <w:t xml:space="preserve">The always-clear baseline is [[18,0],[2,0]] and candidate is [[15,3],[1,1]], with reference rows and clear then blocked on both axes. Calculate ordinary </w:t>
+      </w:r>
+      <w:r>
+        <w:rPr>
+          <w:b/>
+        </w:rPr>
+        <w:t>accuracy</w:t>
+      </w:r>
+      <w:r>
+        <w:rPr>
+          <w:b w:val="0"/>
+        </w:rPr>
+        <w:t xml:space="preserve">, both class fractions and </w:t>
+      </w:r>
+      <w:r>
+        <w:rPr>
+          <w:b/>
+        </w:rPr>
+        <w:t>balanced accuracy</w:t>
+      </w:r>
+      <w:r>
+        <w:rPr>
+          <w:b w:val="0"/>
+        </w:rPr>
+        <w:t xml:space="preserve"> for each.</w:t>
+      </w:r>
+    </w:p>
+    <w:p>
+      <w:pPr>
+        <w:spacing w:line="336" w:lineRule="auto" w:after="180"/>
+      </w:pPr>
+      <w:r>
+        <w:rPr>
+          <w:b w:val="0"/>
+        </w:rPr>
+        <w:t>Give candidate FP and FN, then explain why the metrics do not choose an automatic winner.</w:t>
       </w:r>
     </w:p>
     <w:p>
@@ -990,7 +1598,42 @@
     </w:p>
     <w:p>
       <w:r>
-        <w:t>An evaluation contains ten clear cases and no blocked cases. All predictions are clear. State ordinary accuracy, explain why blocked performance is unavailable, and describe how our code handles the missing class.</w:t>
+        <w:t>Limit claims from missing classes. Apply the supplied Accuracy as a Fraction facts and keep your reasoning.</w:t>
+      </w:r>
+    </w:p>
+    <w:p>
+      <w:pPr>
+        <w:spacing w:line="336" w:lineRule="auto" w:after="180"/>
+      </w:pPr>
+      <w:r>
+        <w:rPr>
+          <w:b w:val="0"/>
+        </w:rPr>
+        <w:t xml:space="preserve">An evaluation contains ten clear cases and no blocked cases. All </w:t>
+      </w:r>
+      <w:r>
+        <w:rPr>
+          <w:b/>
+        </w:rPr>
+        <w:t>prediction</w:t>
+      </w:r>
+      <w:r>
+        <w:rPr>
+          <w:b w:val="0"/>
+        </w:rPr>
+        <w:t xml:space="preserve">s are clear. State ordinary </w:t>
+      </w:r>
+      <w:r>
+        <w:rPr>
+          <w:b/>
+        </w:rPr>
+        <w:t>accuracy</w:t>
+      </w:r>
+      <w:r>
+        <w:rPr>
+          <w:b w:val="0"/>
+        </w:rPr>
+        <w:t>, explain why blocked performance is unavailable, and describe how our code handles the missing class.</w:t>
       </w:r>
     </w:p>
     <w:p>
@@ -1041,7 +1684,31 @@
     </w:p>
     <w:p>
       <w:r>
-        <w:t>In the worked poll, why is the known denominator 4 rather than 5?</w:t>
+        <w:t>Use the supplied Accuracy as a Fraction task to record your reasoning, evidence and next step.</w:t>
+      </w:r>
+    </w:p>
+    <w:p>
+      <w:pPr>
+        <w:spacing w:line="336" w:lineRule="auto" w:after="180"/>
+        <w:shd w:fill="F5F1FB"/>
+      </w:pPr>
+      <w:r>
+        <w:rPr>
+          <w:b w:val="0"/>
+        </w:rPr>
+        <w:t xml:space="preserve">In the worked poll, why is the known </w:t>
+      </w:r>
+      <w:r>
+        <w:rPr>
+          <w:b/>
+        </w:rPr>
+        <w:t>denominator</w:t>
+      </w:r>
+      <w:r>
+        <w:rPr>
+          <w:b w:val="0"/>
+        </w:rPr>
+        <w:t xml:space="preserve"> 4 rather than 5?</w:t>
       </w:r>
     </w:p>
     <w:p>
@@ -1092,7 +1759,42 @@
     </w:p>
     <w:p>
       <w:r>
-        <w:t>Poll A has 2 Yes of 4 known and Poll B has 3 Yes of 6 known. Compare proportions and counts.</w:t>
+        <w:t>Use the supplied Accuracy as a Fraction task to record your reasoning, evidence and next step.</w:t>
+      </w:r>
+    </w:p>
+    <w:p>
+      <w:pPr>
+        <w:spacing w:line="336" w:lineRule="auto" w:after="180"/>
+      </w:pPr>
+      <w:r>
+        <w:rPr>
+          <w:b w:val="0"/>
+        </w:rPr>
+        <w:t xml:space="preserve">Poll A has 2 Yes of 4 known and Poll B has 3 Yes of 6 known. Compare </w:t>
+      </w:r>
+      <w:r>
+        <w:rPr>
+          <w:b/>
+        </w:rPr>
+        <w:t>proportion</w:t>
+      </w:r>
+      <w:r>
+        <w:rPr>
+          <w:b w:val="0"/>
+        </w:rPr>
+        <w:t xml:space="preserve">s and </w:t>
+      </w:r>
+      <w:r>
+        <w:rPr>
+          <w:b/>
+        </w:rPr>
+        <w:t>count</w:t>
+      </w:r>
+      <w:r>
+        <w:rPr>
+          <w:b w:val="0"/>
+        </w:rPr>
+        <w:t>s.</w:t>
       </w:r>
     </w:p>
     <w:p>
@@ -1143,6 +1845,18 @@
     </w:p>
     <w:p>
       <w:r>
+        <w:t>Use the supplied Accuracy as a Fraction task to record your reasoning, evidence and next step.</w:t>
+      </w:r>
+    </w:p>
+    <w:p>
+      <w:pPr>
+        <w:spacing w:line="336" w:lineRule="auto" w:after="180"/>
+        <w:shd w:fill="F5F1FB"/>
+      </w:pPr>
+      <w:r>
+        <w:rPr>
+          <w:b w:val="0"/>
+        </w:rPr>
         <w:t>All three responses are Unknown. What should the program report?</w:t>
       </w:r>
     </w:p>
@@ -1194,7 +1908,72 @@
     </w:p>
     <w:p>
       <w:r>
-        <w:t>Process Yes, Yes, No, Unknown, No, Yes. Report Yes count, known count, unknown count and Yes proportion among known.</w:t>
+        <w:t>Use the supplied Accuracy as a Fraction task to record your reasoning, evidence and next step.</w:t>
+      </w:r>
+    </w:p>
+    <w:p>
+      <w:pPr>
+        <w:spacing w:line="336" w:lineRule="auto" w:after="180"/>
+      </w:pPr>
+      <w:r>
+        <w:rPr>
+          <w:b/>
+        </w:rPr>
+        <w:t>Process</w:t>
+      </w:r>
+      <w:r>
+        <w:rPr>
+          <w:b w:val="0"/>
+        </w:rPr>
+        <w:t xml:space="preserve"> Yes, Yes, No, Unknown, No, Yes. Report Yes </w:t>
+      </w:r>
+      <w:r>
+        <w:rPr>
+          <w:b/>
+        </w:rPr>
+        <w:t>count</w:t>
+      </w:r>
+      <w:r>
+        <w:rPr>
+          <w:b w:val="0"/>
+        </w:rPr>
+        <w:t xml:space="preserve">, known </w:t>
+      </w:r>
+      <w:r>
+        <w:rPr>
+          <w:b/>
+        </w:rPr>
+        <w:t>count</w:t>
+      </w:r>
+      <w:r>
+        <w:rPr>
+          <w:b w:val="0"/>
+        </w:rPr>
+        <w:t xml:space="preserve">, unknown </w:t>
+      </w:r>
+      <w:r>
+        <w:rPr>
+          <w:b/>
+        </w:rPr>
+        <w:t>count</w:t>
+      </w:r>
+      <w:r>
+        <w:rPr>
+          <w:b w:val="0"/>
+        </w:rPr>
+        <w:t xml:space="preserve"> and Yes </w:t>
+      </w:r>
+      <w:r>
+        <w:rPr>
+          <w:b/>
+        </w:rPr>
+        <w:t>proportion</w:t>
+      </w:r>
+      <w:r>
+        <w:rPr>
+          <w:b w:val="0"/>
+        </w:rPr>
+        <w:t xml:space="preserve"> among known.</w:t>
       </w:r>
     </w:p>
     <w:p>
@@ -1255,6 +2034,18 @@
     </w:p>
     <w:p>
       <w:r>
+        <w:t>Use the supplied Accuracy as a Fraction task to record your reasoning, evidence and next step.</w:t>
+      </w:r>
+    </w:p>
+    <w:p>
+      <w:pPr>
+        <w:spacing w:line="336" w:lineRule="auto" w:after="180"/>
+        <w:shd w:fill="F5F1FB"/>
+      </w:pPr>
+      <w:r>
+        <w:rPr>
+          <w:b w:val="0"/>
+        </w:rPr>
         <w:t>Three of five known volunteers said Yes. Can you say 60 percent of all students agree?</w:t>
       </w:r>
     </w:p>
@@ -1302,6 +2093,11 @@
       </w:pPr>
       <w:r>
         <w:t>22. Feedback, return check and learning record</w:t>
+      </w:r>
+    </w:p>
+    <w:p>
+      <w:r>
+        <w:t>Record the first repaired step and a different case to revisit after a delay.</w:t>
       </w:r>
     </w:p>
     <w:tbl>
@@ -1441,7 +2237,13 @@
       </w:tr>
     </w:tbl>
     <w:p>
-      <w:r>
+      <w:pPr>
+        <w:spacing w:line="336" w:lineRule="auto" w:after="180"/>
+      </w:pPr>
+      <w:r>
+        <w:rPr>
+          <w:b w:val="0"/>
+        </w:rPr>
         <w:t>Revisit this idea with your teacher after a delay. Familiarity is different from explaining and using it on a changed case.</w:t>
       </w:r>
     </w:p>
@@ -1455,16 +2257,39 @@
     </w:p>
     <w:p>
       <w:r>
+        <w:t>A fictional shelf classifier predicts repair needed or not needed. Explain the labelled step before checking the changed condition.</w:t>
+      </w:r>
+    </w:p>
+    <w:p>
+      <w:pPr>
+        <w:spacing w:line="336" w:lineRule="auto" w:after="180"/>
+      </w:pPr>
+      <w:r>
+        <w:rPr>
+          <w:b w:val="0"/>
+        </w:rPr>
         <w:t>A fictional shelf classifier predicts repair needed or not needed.</w:t>
       </w:r>
     </w:p>
     <w:p>
-      <w:r>
+      <w:pPr>
+        <w:spacing w:line="336" w:lineRule="auto" w:after="180"/>
+      </w:pPr>
+      <w:r>
+        <w:rPr>
+          <w:b w:val="0"/>
+        </w:rPr>
         <w:t>Evaluation reference labels: 16 not-needed and 4 needed. Positive class is needed.</w:t>
       </w:r>
     </w:p>
     <w:p>
-      <w:r>
+      <w:pPr>
+        <w:spacing w:line="336" w:lineRule="auto" w:after="180"/>
+      </w:pPr>
+      <w:r>
+        <w:rPr>
+          <w:b w:val="0"/>
+        </w:rPr>
         <w:t>Always-not-needed baseline is correct on 16. Candidate has TP=3,FN=1,FP=2,TN=14.</w:t>
       </w:r>
     </w:p>
@@ -1541,7 +2366,14 @@
       </w:r>
     </w:p>
     <w:p>
-      <w:r>
+      <w:pPr>
+        <w:spacing w:line="336" w:lineRule="auto" w:after="180"/>
+        <w:shd w:fill="F5F1FB"/>
+      </w:pPr>
+      <w:r>
+        <w:rPr>
+          <w:b w:val="0"/>
+        </w:rPr>
         <w:t>Why is 100% repair detection not sufficient to declare the changed classifier best?</w:t>
       </w:r>
     </w:p>
@@ -1584,13 +2416,58 @@
       </w:r>
     </w:p>
     <w:p>
-      <w:r>
-        <w:t>Support used: alone / hint / worked example. This record is practice evidence.</w:t>
-      </w:r>
-    </w:p>
-    <w:p>
-      <w:r>
-        <w:t>Project connection: Compare recommender choices with a simple baseline and report relevant rare-category failures, not only aggregate accuracy.</w:t>
+      <w:pPr>
+        <w:pStyle w:val="Heading3"/>
+      </w:pPr>
+      <w:r>
+        <w:t>Record the help used</w:t>
+      </w:r>
+    </w:p>
+    <w:p>
+      <w:pPr>
+        <w:spacing w:line="336" w:lineRule="auto" w:after="180"/>
+        <w:shd w:fill="F1F6F8"/>
+      </w:pPr>
+      <w:r>
+        <w:rPr>
+          <w:b w:val="0"/>
+        </w:rPr>
+        <w:t xml:space="preserve">Support used: alone / hint / worked example. This record is practice </w:t>
+      </w:r>
+      <w:r>
+        <w:rPr>
+          <w:b/>
+        </w:rPr>
+        <w:t>evidence</w:t>
+      </w:r>
+      <w:r>
+        <w:rPr>
+          <w:b w:val="0"/>
+        </w:rPr>
+        <w:t>.</w:t>
+      </w:r>
+    </w:p>
+    <w:p>
+      <w:pPr>
+        <w:spacing w:line="336" w:lineRule="auto" w:after="180"/>
+      </w:pPr>
+      <w:r>
+        <w:rPr>
+          <w:b w:val="0"/>
+        </w:rPr>
+        <w:t xml:space="preserve">Project connection: Compare recommender choices with a simple baseline and report relevant rare-category failures, not only aggregate </w:t>
+      </w:r>
+      <w:r>
+        <w:rPr>
+          <w:b/>
+        </w:rPr>
+        <w:t>accuracy</w:t>
+      </w:r>
+      <w:r>
+        <w:rPr>
+          <w:b w:val="0"/>
+        </w:rPr>
+        <w:t>.</w:t>
       </w:r>
     </w:p>
     <w:p>
@@ -1603,17 +2480,76 @@
     </w:p>
     <w:p>
       <w:r>
+        <w:t>Keep this week’s input, deciding step, result and limit together in the Transparent Book Recommender record.</w:t>
+      </w:r>
+    </w:p>
+    <w:p>
+      <w:pPr>
+        <w:spacing w:line="336" w:lineRule="auto" w:after="180"/>
+      </w:pPr>
+      <w:r>
+        <w:rPr>
+          <w:b w:val="0"/>
+        </w:rPr>
         <w:t>Project: Transparent Book Recommender</w:t>
       </w:r>
     </w:p>
     <w:p>
-      <w:r>
-        <w:t>Current milestone: Make a transparent first version. Keep a trace of how one input becomes an output; explain the rule or learned component.</w:t>
-      </w:r>
-    </w:p>
-    <w:p>
-      <w:r>
-        <w:t>Compare recommender choices with a simple baseline and report relevant rare-category failures, not only aggregate accuracy.</w:t>
+      <w:pPr>
+        <w:spacing w:line="336" w:lineRule="auto" w:after="180"/>
+      </w:pPr>
+      <w:r>
+        <w:rPr>
+          <w:b w:val="0"/>
+        </w:rPr>
+        <w:t xml:space="preserve">Current milestone: Make a transparent first version. Keep a trace of how one </w:t>
+      </w:r>
+      <w:r>
+        <w:rPr>
+          <w:b/>
+        </w:rPr>
+        <w:t>input</w:t>
+      </w:r>
+      <w:r>
+        <w:rPr>
+          <w:b w:val="0"/>
+        </w:rPr>
+        <w:t xml:space="preserve"> becomes an </w:t>
+      </w:r>
+      <w:r>
+        <w:rPr>
+          <w:b/>
+        </w:rPr>
+        <w:t>output</w:t>
+      </w:r>
+      <w:r>
+        <w:rPr>
+          <w:b w:val="0"/>
+        </w:rPr>
+        <w:t>; explain the rule or learned component.</w:t>
+      </w:r>
+    </w:p>
+    <w:p>
+      <w:pPr>
+        <w:spacing w:line="336" w:lineRule="auto" w:after="180"/>
+      </w:pPr>
+      <w:r>
+        <w:rPr>
+          <w:b w:val="0"/>
+        </w:rPr>
+        <w:t xml:space="preserve">Compare recommender choices with a simple baseline and report relevant rare-category failures, not only aggregate </w:t>
+      </w:r>
+      <w:r>
+        <w:rPr>
+          <w:b/>
+        </w:rPr>
+        <w:t>accuracy</w:t>
+      </w:r>
+      <w:r>
+        <w:rPr>
+          <w:b w:val="0"/>
+        </w:rPr>
+        <w:t>.</w:t>
       </w:r>
     </w:p>
     <w:tbl>
@@ -1775,11 +2711,28 @@
     </w:p>
     <w:p>
       <w:r>
+        <w:t>Try the supported questions before comparing with hints and feedback. Record what you repaired and the evidence you retained.</w:t>
+      </w:r>
+    </w:p>
+    <w:p>
+      <w:pPr>
+        <w:spacing w:line="336" w:lineRule="auto" w:after="180"/>
+      </w:pPr>
+      <w:r>
+        <w:rPr>
+          <w:b w:val="0"/>
+        </w:rPr>
         <w:t>Use this supported practice once, in the browser or on paper. Keep the reserved independent assessment for a separate first attempt before teacher feedback.</w:t>
       </w:r>
     </w:p>
     <w:p>
-      <w:r>
+      <w:pPr>
+        <w:spacing w:line="336" w:lineRule="auto" w:after="180"/>
+      </w:pPr>
+      <w:r>
+        <w:rPr>
+          <w:b w:val="0"/>
+        </w:rPr>
         <w:t>A fictional shelf classifier predicts repair needed or not needed.</w:t>
       </w:r>
     </w:p>
@@ -1792,27 +2745,61 @@
       </w:r>
     </w:p>
     <w:p>
-      <w:r>
+      <w:pPr>
+        <w:spacing w:line="336" w:lineRule="auto" w:after="180"/>
+      </w:pPr>
+      <w:r>
+        <w:rPr>
+          <w:b w:val="0"/>
+        </w:rPr>
         <w:t>Which labelled step matches this detail? Candidate also raises two false alarms; discuss both missed repairs and extra checks.</w:t>
       </w:r>
     </w:p>
     <w:p>
-      <w:r>
+      <w:pPr>
+        <w:spacing w:line="336" w:lineRule="auto" w:after="180"/>
+        <w:shd w:fill="F4F9FC"/>
+      </w:pPr>
+      <w:r>
+        <w:rPr>
+          <w:b w:val="0"/>
+        </w:rPr>
         <w:t>1. Reference population</w:t>
       </w:r>
     </w:p>
     <w:p>
-      <w:r>
+      <w:pPr>
+        <w:spacing w:line="336" w:lineRule="auto" w:after="180"/>
+        <w:shd w:fill="F4F9FC"/>
+      </w:pPr>
+      <w:r>
+        <w:rPr>
+          <w:b w:val="0"/>
+        </w:rPr>
         <w:t>2. Compare costs</w:t>
       </w:r>
     </w:p>
     <w:p>
-      <w:r>
+      <w:pPr>
+        <w:spacing w:line="336" w:lineRule="auto" w:after="180"/>
+        <w:shd w:fill="F4F9FC"/>
+      </w:pPr>
+      <w:r>
+        <w:rPr>
+          <w:b w:val="0"/>
+        </w:rPr>
         <w:t>3. Candidate</w:t>
       </w:r>
     </w:p>
     <w:p>
-      <w:r>
+      <w:pPr>
+        <w:spacing w:line="336" w:lineRule="auto" w:after="180"/>
+        <w:shd w:fill="F4F9FC"/>
+      </w:pPr>
+      <w:r>
+        <w:rPr>
+          <w:b w:val="0"/>
+        </w:rPr>
         <w:t>4. Baseline</w:t>
       </w:r>
     </w:p>
@@ -1850,41 +2837,179 @@
       </w:r>
     </w:p>
     <w:p>
-      <w:r>
+      <w:pPr>
+        <w:pStyle w:val="Heading3"/>
+      </w:pPr>
+      <w:r>
+        <w:t>Hint · try first</w:t>
+      </w:r>
+    </w:p>
+    <w:p>
+      <w:pPr>
+        <w:spacing w:line="336" w:lineRule="auto" w:after="180"/>
+        <w:shd w:fill="F1F6F8"/>
+      </w:pPr>
+      <w:r>
+        <w:rPr>
+          <w:b w:val="0"/>
+        </w:rPr>
         <w:t>Hint if needed: Read the steps in the pictorial case. Match the supplied detail to the stage that performs or records it.</w:t>
       </w:r>
     </w:p>
     <w:p>
-      <w:r>
-        <w:t>After your attempt, compare with the supported explanation: Compare costs Candidate also raises two false alarms; discuss both missed repairs and extra checks. A majority-class baseline can look accurate while missing every positive case. The candidate improves overall agreement and repair detection in this table, but false alarms still matter. Use the same cases, denominators and positive-class definition for both. Do not infer that a single metric identifies the best policy for every library.</w:t>
-      </w:r>
-    </w:p>
-    <w:p>
       <w:pPr>
         <w:pStyle w:val="Heading3"/>
       </w:pPr>
       <w:r>
+        <w:t>Feedback · compare after trying</w:t>
+      </w:r>
+    </w:p>
+    <w:p>
+      <w:pPr>
+        <w:spacing w:line="336" w:lineRule="auto" w:after="180"/>
+        <w:shd w:fill="F1F6FC"/>
+      </w:pPr>
+      <w:r>
+        <w:rPr>
+          <w:b w:val="0"/>
+        </w:rPr>
+        <w:t>After your attempt, compare with the supported explanation: Compare costs Candidate also raises two false alarms; discuss both missed repairs and extra checks.</w:t>
+      </w:r>
+    </w:p>
+    <w:p>
+      <w:pPr>
+        <w:spacing w:line="336" w:lineRule="auto" w:after="180"/>
+        <w:shd w:fill="F1F6FC"/>
+      </w:pPr>
+      <w:r>
+        <w:rPr>
+          <w:b w:val="0"/>
+        </w:rPr>
+        <w:t>A majority-class baseline can look accurate while missing every positive case. The candidate improves overall agreement and repair detection in this table, but false alarms still matter.</w:t>
+      </w:r>
+    </w:p>
+    <w:p>
+      <w:pPr>
+        <w:spacing w:line="336" w:lineRule="auto" w:after="180"/>
+        <w:shd w:fill="F1F6FC"/>
+      </w:pPr>
+      <w:r>
+        <w:rPr>
+          <w:b w:val="0"/>
+        </w:rPr>
+        <w:t xml:space="preserve">Use the same cases, </w:t>
+      </w:r>
+      <w:r>
+        <w:rPr>
+          <w:b/>
+        </w:rPr>
+        <w:t>denominator</w:t>
+      </w:r>
+      <w:r>
+        <w:rPr>
+          <w:b w:val="0"/>
+        </w:rPr>
+        <w:t>s and positive-class definition for both. Do not infer that a single metric identifies the best policy for every library.</w:t>
+      </w:r>
+    </w:p>
+    <w:p>
+      <w:pPr>
+        <w:pStyle w:val="Heading3"/>
+      </w:pPr>
+      <w:r>
         <w:t>Practice 2: explain the deciding evidence</w:t>
       </w:r>
     </w:p>
     <w:p>
-      <w:r>
+      <w:pPr>
+        <w:pStyle w:val="Heading3"/>
+      </w:pPr>
+      <w:r>
+        <w:t>Changed case · predict first</w:t>
+      </w:r>
+    </w:p>
+    <w:p>
+      <w:pPr>
+        <w:spacing w:line="336" w:lineRule="auto" w:after="180"/>
+        <w:shd w:fill="F5F1FB"/>
+      </w:pPr>
+      <w:r>
+        <w:rPr>
+          <w:b w:val="0"/>
+        </w:rPr>
         <w:t>Changed-case practice: A candidate instead marks every book repair needed. Which conclusion is supported by the supplied facts?</w:t>
       </w:r>
     </w:p>
     <w:p>
-      <w:r>
-        <w:t>1. We can decide the result without examining the changed input or the procedure.</w:t>
-      </w:r>
-    </w:p>
-    <w:p>
-      <w:r>
-        <w:t>2. This one example guarantees correct results for every future input.</w:t>
-      </w:r>
-    </w:p>
-    <w:p>
-      <w:r>
-        <w:t>3. Recall is 4/4=100%, but accuracy is only 4/20=20%.</w:t>
+      <w:pPr>
+        <w:spacing w:line="336" w:lineRule="auto" w:after="180"/>
+        <w:shd w:fill="F4F9FC"/>
+      </w:pPr>
+      <w:r>
+        <w:rPr>
+          <w:b w:val="0"/>
+        </w:rPr>
+        <w:t xml:space="preserve">1. We can decide the result without examining the changed </w:t>
+      </w:r>
+      <w:r>
+        <w:rPr>
+          <w:b/>
+        </w:rPr>
+        <w:t>input</w:t>
+      </w:r>
+      <w:r>
+        <w:rPr>
+          <w:b w:val="0"/>
+        </w:rPr>
+        <w:t xml:space="preserve"> or the procedure.</w:t>
+      </w:r>
+    </w:p>
+    <w:p>
+      <w:pPr>
+        <w:spacing w:line="336" w:lineRule="auto" w:after="180"/>
+        <w:shd w:fill="F4F9FC"/>
+      </w:pPr>
+      <w:r>
+        <w:rPr>
+          <w:b w:val="0"/>
+        </w:rPr>
+        <w:t xml:space="preserve">2. This one example guarantees correct results for every future </w:t>
+      </w:r>
+      <w:r>
+        <w:rPr>
+          <w:b/>
+        </w:rPr>
+        <w:t>input</w:t>
+      </w:r>
+      <w:r>
+        <w:rPr>
+          <w:b w:val="0"/>
+        </w:rPr>
+        <w:t>.</w:t>
+      </w:r>
+    </w:p>
+    <w:p>
+      <w:pPr>
+        <w:spacing w:line="336" w:lineRule="auto" w:after="180"/>
+        <w:shd w:fill="F4F9FC"/>
+      </w:pPr>
+      <w:r>
+        <w:rPr>
+          <w:b w:val="0"/>
+        </w:rPr>
+        <w:t xml:space="preserve">3. Recall is 4/4=100%, but </w:t>
+      </w:r>
+      <w:r>
+        <w:rPr>
+          <w:b/>
+        </w:rPr>
+        <w:t>accuracy</w:t>
+      </w:r>
+      <w:r>
+        <w:rPr>
+          <w:b w:val="0"/>
+        </w:rPr>
+        <w:t xml:space="preserve"> is only 4/20=20%.</w:t>
       </w:r>
     </w:p>
     <w:p>
@@ -1921,36 +3046,165 @@
       </w:r>
     </w:p>
     <w:p>
-      <w:r>
+      <w:pPr>
+        <w:pStyle w:val="Heading3"/>
+      </w:pPr>
+      <w:r>
+        <w:t>Hint · try first</w:t>
+      </w:r>
+    </w:p>
+    <w:p>
+      <w:pPr>
+        <w:spacing w:line="336" w:lineRule="auto" w:after="180"/>
+        <w:shd w:fill="F1F6F8"/>
+      </w:pPr>
+      <w:r>
+        <w:rPr>
+          <w:b w:val="0"/>
+        </w:rPr>
         <w:t>Hint if needed: Use the changed condition and the deciding step in the pictorial trace. The answer must say what follows from those facts.</w:t>
       </w:r>
     </w:p>
     <w:p>
-      <w:r>
-        <w:t>After your attempt, compare with the supported explanation: Recall is 4/4=100%, but accuracy is only 4/20=20%. All 16 not-needed books become false alarms.</w:t>
-      </w:r>
-    </w:p>
-    <w:p>
       <w:pPr>
         <w:pStyle w:val="Heading3"/>
       </w:pPr>
       <w:r>
+        <w:t>Feedback · compare after trying</w:t>
+      </w:r>
+    </w:p>
+    <w:p>
+      <w:pPr>
+        <w:spacing w:line="336" w:lineRule="auto" w:after="180"/>
+        <w:shd w:fill="F1F6FC"/>
+      </w:pPr>
+      <w:r>
+        <w:rPr>
+          <w:b w:val="0"/>
+        </w:rPr>
+        <w:t xml:space="preserve">After your attempt, compare with the supported explanation: Recall is 4/4=100%, but </w:t>
+      </w:r>
+      <w:r>
+        <w:rPr>
+          <w:b/>
+        </w:rPr>
+        <w:t>accuracy</w:t>
+      </w:r>
+      <w:r>
+        <w:rPr>
+          <w:b w:val="0"/>
+        </w:rPr>
+        <w:t xml:space="preserve"> is only 4/20=20%. All 16 not-needed books become false alarms.</w:t>
+      </w:r>
+    </w:p>
+    <w:p>
+      <w:pPr>
+        <w:pStyle w:val="Heading3"/>
+      </w:pPr>
+      <w:r>
         <w:t>Repair a missing building block</w:t>
       </w:r>
     </w:p>
     <w:p>
-      <w:r>
-        <w:t>Review Training and Testing (ai-2/11). Goal: Choose a split unit that matches the intended prediction claim. Short practice: How many distinct books are in each repaired role, and why report that as well as scan counts?. Return to this week and explain what you changed.</w:t>
-      </w:r>
-    </w:p>
-    <w:p>
-      <w:r>
-        <w:t>Review Features and Distractors (ai-2/9). Goal: Choose recorded properties that preserve distinctions needed for a stated task. Short practice: Does this one pair prove the classifier always ignores subject? Explain a narrower claim.. Return to this week and explain what you changed.</w:t>
-      </w:r>
-    </w:p>
-    <w:p>
-      <w:r>
-        <w:t>Review Debugging Strategies (ai-2/6). Goal: Design revealing tests for a function. Short practice: Which test most directly isolates the handling of loose books, and what should it produce?. Return to this week and explain what you changed.</w:t>
+      <w:pPr>
+        <w:spacing w:line="336" w:lineRule="auto" w:after="180"/>
+      </w:pPr>
+      <w:r>
+        <w:rPr>
+          <w:b w:val="0"/>
+        </w:rPr>
+        <w:t xml:space="preserve">Review </w:t>
+      </w:r>
+      <w:r>
+        <w:rPr>
+          <w:b/>
+        </w:rPr>
+        <w:t>Training</w:t>
+      </w:r>
+      <w:r>
+        <w:rPr>
+          <w:b w:val="0"/>
+        </w:rPr>
+        <w:t xml:space="preserve"> and Testing (ai-2/11). Goal: Choose a split unit that matches the intended </w:t>
+      </w:r>
+      <w:r>
+        <w:rPr>
+          <w:b/>
+        </w:rPr>
+        <w:t>prediction</w:t>
+      </w:r>
+      <w:r>
+        <w:rPr>
+          <w:b w:val="0"/>
+        </w:rPr>
+        <w:t xml:space="preserve"> claim. Short practice: How many distinct books are in each repaired role, and why report that as well as scan </w:t>
+      </w:r>
+      <w:r>
+        <w:rPr>
+          <w:b/>
+        </w:rPr>
+        <w:t>count</w:t>
+      </w:r>
+      <w:r>
+        <w:rPr>
+          <w:b w:val="0"/>
+        </w:rPr>
+        <w:t>s?.</w:t>
+      </w:r>
+    </w:p>
+    <w:p>
+      <w:pPr>
+        <w:spacing w:line="336" w:lineRule="auto" w:after="180"/>
+      </w:pPr>
+      <w:r>
+        <w:rPr>
+          <w:b w:val="0"/>
+        </w:rPr>
+        <w:t>Return to this week and explain what you changed.</w:t>
+      </w:r>
+    </w:p>
+    <w:p>
+      <w:pPr>
+        <w:spacing w:line="336" w:lineRule="auto" w:after="180"/>
+      </w:pPr>
+      <w:r>
+        <w:rPr>
+          <w:b w:val="0"/>
+        </w:rPr>
+        <w:t>Review Features and Distractors (ai-2/9). Goal: Choose recorded properties that preserve distinctions needed for a stated task. Short practice: Does this one pair prove the classifier always ignores subject?</w:t>
+      </w:r>
+    </w:p>
+    <w:p>
+      <w:pPr>
+        <w:spacing w:line="336" w:lineRule="auto" w:after="180"/>
+      </w:pPr>
+      <w:r>
+        <w:rPr>
+          <w:b w:val="0"/>
+        </w:rPr>
+        <w:t>Explain a narrower claim.. Return to this week and explain what you changed.</w:t>
+      </w:r>
+    </w:p>
+    <w:p>
+      <w:pPr>
+        <w:spacing w:line="336" w:lineRule="auto" w:after="180"/>
+      </w:pPr>
+      <w:r>
+        <w:rPr>
+          <w:b w:val="0"/>
+        </w:rPr>
+        <w:t>Review Debugging Strategies (ai-2/6). Goal: Design revealing tests for a function. Short practice: Which test most directly isolates the handling of loose books, and what should it produce?.</w:t>
+      </w:r>
+    </w:p>
+    <w:p>
+      <w:pPr>
+        <w:spacing w:line="336" w:lineRule="auto" w:after="180"/>
+      </w:pPr>
+      <w:r>
+        <w:rPr>
+          <w:b w:val="0"/>
+        </w:rPr>
+        <w:t>Return to this week and explain what you changed.</w:t>
       </w:r>
     </w:p>
     <w:p>
@@ -1962,8 +3216,61 @@
       </w:r>
     </w:p>
     <w:p>
-      <w:r>
-        <w:t>The browser lab lets you edit the supported Python examples already included in this lesson. Predict first, run, inspect the actual output or error, change one input, then run again. Keep code, predictions, actual results and a reasoned revision together. On paper, label your result as a trace rather than an execution.</w:t>
+      <w:pPr>
+        <w:spacing w:line="336" w:lineRule="auto" w:after="180"/>
+      </w:pPr>
+      <w:r>
+        <w:rPr>
+          <w:b w:val="0"/>
+        </w:rPr>
+        <w:t xml:space="preserve">The browser lab lets you edit the supported Python examples already included in this lesson. Predict first, run, inspect the actual </w:t>
+      </w:r>
+      <w:r>
+        <w:rPr>
+          <w:b/>
+        </w:rPr>
+        <w:t>output</w:t>
+      </w:r>
+      <w:r>
+        <w:rPr>
+          <w:b w:val="0"/>
+        </w:rPr>
+        <w:t xml:space="preserve"> or error, change one </w:t>
+      </w:r>
+      <w:r>
+        <w:rPr>
+          <w:b/>
+        </w:rPr>
+        <w:t>input</w:t>
+      </w:r>
+      <w:r>
+        <w:rPr>
+          <w:b w:val="0"/>
+        </w:rPr>
+        <w:t>, then run again.</w:t>
+      </w:r>
+    </w:p>
+    <w:p>
+      <w:pPr>
+        <w:spacing w:line="336" w:lineRule="auto" w:after="180"/>
+      </w:pPr>
+      <w:r>
+        <w:rPr>
+          <w:b w:val="0"/>
+        </w:rPr>
+        <w:t xml:space="preserve">Keep code, </w:t>
+      </w:r>
+      <w:r>
+        <w:rPr>
+          <w:b/>
+        </w:rPr>
+        <w:t>prediction</w:t>
+      </w:r>
+      <w:r>
+        <w:rPr>
+          <w:b w:val="0"/>
+        </w:rPr>
+        <w:t>s, actual results and a reasoned revision together. On paper, label your result as a trace rather than an execution.</w:t>
       </w:r>
     </w:p>
     <w:p>
@@ -1975,8 +3282,37 @@
       </w:r>
     </w:p>
     <w:p>
-      <w:r>
-        <w:t>Use Download completed work in the hosted lesson to export your answers, reflections, practice feedback and code-run evidence. Open the HTML copy to read or print it. Drafts stay in this browser when storage is available; clear drafts on a shared device.</w:t>
+      <w:pPr>
+        <w:spacing w:line="336" w:lineRule="auto" w:after="180"/>
+      </w:pPr>
+      <w:r>
+        <w:rPr>
+          <w:b w:val="0"/>
+        </w:rPr>
+        <w:t xml:space="preserve">Use Download completed work in the hosted lesson to export your answers, reflections, practice feedback and code-run </w:t>
+      </w:r>
+      <w:r>
+        <w:rPr>
+          <w:b/>
+        </w:rPr>
+        <w:t>evidence</w:t>
+      </w:r>
+      <w:r>
+        <w:rPr>
+          <w:b w:val="0"/>
+        </w:rPr>
+        <w:t>. Open the HTML copy to read or print it.</w:t>
+      </w:r>
+    </w:p>
+    <w:p>
+      <w:pPr>
+        <w:spacing w:line="336" w:lineRule="auto" w:after="180"/>
+      </w:pPr>
+      <w:r>
+        <w:rPr>
+          <w:b w:val="0"/>
+        </w:rPr>
+        <w:t>Drafts stay in this browser when storage is available; clear drafts on a shared device.</w:t>
       </w:r>
     </w:p>
     <w:p>
@@ -1990,6 +3326,782 @@
     <w:p>
       <w:r>
         <w:t>________________________________________________________________</w:t>
+      </w:r>
+    </w:p>
+    <w:p>
+      <w:r>
+        <w:t>________________________________________________________________</w:t>
+      </w:r>
+    </w:p>
+    <w:p>
+      <w:r>
+        <w:t>________________________________________________________________</w:t>
+      </w:r>
+    </w:p>
+    <w:p>
+      <w:r>
+        <w:t>________________________________________________________________</w:t>
+      </w:r>
+    </w:p>
+    <w:p>
+      <w:r>
+        <w:t>________________________________________________________________</w:t>
+      </w:r>
+    </w:p>
+    <w:p>
+      <w:pPr>
+        <w:pStyle w:val="Heading1"/>
+      </w:pPr>
+      <w:r>
+        <w:t>26. Visual concept journey</w:t>
+      </w:r>
+    </w:p>
+    <w:p>
+      <w:r>
+        <w:t>Explain each Accuracy as a Fraction picture from its labels, then record a relevant limit.</w:t>
+      </w:r>
+    </w:p>
+    <w:p>
+      <w:pPr>
+        <w:pStyle w:val="Heading3"/>
+      </w:pPr>
+      <w:r>
+        <w:t>01. Accuracy as a Fraction: the case</w:t>
+      </w:r>
+    </w:p>
+    <w:p>
+      <w:r>
+        <w:drawing>
+          <wp:inline xmlns:a="http://schemas.openxmlformats.org/drawingml/2006/main" xmlns:pic="http://schemas.openxmlformats.org/drawingml/2006/picture">
+            <wp:extent cx="5486400" cy="2840736"/>
+            <wp:docPr id="3" name="Picture 3" descr="A fictional shelf classifier predicts repair needed or not needed. Supplied facts: Evaluation reference labels: 16 not-needed and 4 needed. Positive class is needed. Always-not-needed baseline is correct on 16. Candidate has TP=3,FN=1,FP=2,TN=14."/>
+            <wp:cNvGraphicFramePr>
+              <a:graphicFrameLocks noChangeAspect="1"/>
+            </wp:cNvGraphicFramePr>
+            <a:graphic>
+              <a:graphicData uri="http://schemas.openxmlformats.org/drawingml/2006/picture">
+                <pic:pic>
+                  <pic:nvPicPr>
+                    <pic:cNvPr id="0" name="academy-story-ai-2-12-01.png"/>
+                    <pic:cNvPicPr/>
+                  </pic:nvPicPr>
+                  <pic:blipFill>
+                    <a:blip r:embed="rId11"/>
+                    <a:stretch>
+                      <a:fillRect/>
+                    </a:stretch>
+                  </pic:blipFill>
+                  <pic:spPr>
+                    <a:xfrm>
+                      <a:off x="0" y="0"/>
+                      <a:ext cx="5486400" cy="2840736"/>
+                    </a:xfrm>
+                    <a:prstGeom prst="rect"/>
+                  </pic:spPr>
+                </pic:pic>
+              </a:graphicData>
+            </a:graphic>
+          </wp:inline>
+        </w:drawing>
+      </w:r>
+    </w:p>
+    <w:p>
+      <w:pPr>
+        <w:spacing w:line="336" w:lineRule="auto" w:after="180"/>
+      </w:pPr>
+      <w:r>
+        <w:rPr>
+          <w:b w:val="0"/>
+        </w:rPr>
+        <w:t>A fictional shelf classifier predicts repair needed or not needed. Supplied facts: Evaluation reference labels: 16 not-needed and 4 needed. Positive class is needed. Always-not-needed baseline is correct on 16.</w:t>
+      </w:r>
+    </w:p>
+    <w:p>
+      <w:pPr>
+        <w:spacing w:line="336" w:lineRule="auto" w:after="180"/>
+      </w:pPr>
+      <w:r>
+        <w:rPr>
+          <w:b w:val="0"/>
+        </w:rPr>
+        <w:t>Candidate has TP=3,FN=1,FP=2,TN=14.</w:t>
+      </w:r>
+    </w:p>
+    <w:p>
+      <w:pPr>
+        <w:spacing w:line="336" w:lineRule="auto" w:after="180"/>
+        <w:shd w:fill="F5F1FB"/>
+      </w:pPr>
+      <w:r>
+        <w:rPr>
+          <w:b w:val="0"/>
+        </w:rPr>
+        <w:t>Point to the given fact that matters most. Explain why it matters.</w:t>
+      </w:r>
+    </w:p>
+    <w:p>
+      <w:pPr>
+        <w:pStyle w:val="Heading3"/>
+      </w:pPr>
+      <w:r>
+        <w:t>My picture explanation, deciding evidence and one limit</w:t>
+      </w:r>
+    </w:p>
+    <w:p>
+      <w:r>
+        <w:t>________________________________________________________________</w:t>
+      </w:r>
+    </w:p>
+    <w:p>
+      <w:r>
+        <w:t>________________________________________________________________</w:t>
+      </w:r>
+    </w:p>
+    <w:p>
+      <w:r>
+        <w:t>________________________________________________________________</w:t>
+      </w:r>
+    </w:p>
+    <w:p>
+      <w:r>
+        <w:t>________________________________________________________________</w:t>
+      </w:r>
+    </w:p>
+    <w:p>
+      <w:pPr>
+        <w:pStyle w:val="Heading3"/>
+      </w:pPr>
+      <w:r>
+        <w:t>02. Follow the deciding steps</w:t>
+      </w:r>
+    </w:p>
+    <w:p>
+      <w:r>
+        <w:drawing>
+          <wp:inline xmlns:a="http://schemas.openxmlformats.org/drawingml/2006/main" xmlns:pic="http://schemas.openxmlformats.org/drawingml/2006/picture">
+            <wp:extent cx="5486400" cy="4160520"/>
+            <wp:docPr id="4" name="Picture 4" descr="Reference population: 20 labelled cases, including four repair-needed books. → Baseline: 16/20=80% accuracy; catches 0/4 needed cases. → Candidate: (3+14)/20=85% accuracy; catches 3/4=75% needed cases. → Compare costs: Candidate also raises two false alarms; discuss both missed repairs and extra checks."/>
+            <wp:cNvGraphicFramePr>
+              <a:graphicFrameLocks noChangeAspect="1"/>
+            </wp:cNvGraphicFramePr>
+            <a:graphic>
+              <a:graphicData uri="http://schemas.openxmlformats.org/drawingml/2006/picture">
+                <pic:pic>
+                  <pic:nvPicPr>
+                    <pic:cNvPr id="0" name="academy-story-ai-2-12-02.png"/>
+                    <pic:cNvPicPr/>
+                  </pic:nvPicPr>
+                  <pic:blipFill>
+                    <a:blip r:embed="rId12"/>
+                    <a:stretch>
+                      <a:fillRect/>
+                    </a:stretch>
+                  </pic:blipFill>
+                  <pic:spPr>
+                    <a:xfrm>
+                      <a:off x="0" y="0"/>
+                      <a:ext cx="5486400" cy="4160520"/>
+                    </a:xfrm>
+                    <a:prstGeom prst="rect"/>
+                  </pic:spPr>
+                </pic:pic>
+              </a:graphicData>
+            </a:graphic>
+          </wp:inline>
+        </w:drawing>
+      </w:r>
+    </w:p>
+    <w:p>
+      <w:pPr>
+        <w:spacing w:line="336" w:lineRule="auto" w:after="180"/>
+      </w:pPr>
+      <w:r>
+        <w:rPr>
+          <w:b w:val="0"/>
+        </w:rPr>
+        <w:t>Reference population: 20 labelled cases, including four repair-needed books. → Baseline: 16/20=</w:t>
+      </w:r>
+      <w:r>
+        <w:rPr>
+          <w:b/>
+        </w:rPr>
+        <w:t>80%</w:t>
+      </w:r>
+      <w:r>
+        <w:rPr>
+          <w:b w:val="0"/>
+        </w:rPr>
+        <w:t xml:space="preserve"> </w:t>
+      </w:r>
+      <w:r>
+        <w:rPr>
+          <w:b/>
+        </w:rPr>
+        <w:t>accuracy</w:t>
+      </w:r>
+      <w:r>
+        <w:rPr>
+          <w:b w:val="0"/>
+        </w:rPr>
+        <w:t xml:space="preserve">; catches 0/4 needed cases. → Candidate: (3+14)/20=85% </w:t>
+      </w:r>
+      <w:r>
+        <w:rPr>
+          <w:b/>
+        </w:rPr>
+        <w:t>accuracy</w:t>
+      </w:r>
+      <w:r>
+        <w:rPr>
+          <w:b w:val="0"/>
+        </w:rPr>
+        <w:t>; catches 3/4=75% needed cases. → Compare costs: Candidate also raises two false alarms; discuss both missed repairs and extra checks.</w:t>
+      </w:r>
+    </w:p>
+    <w:p>
+      <w:pPr>
+        <w:spacing w:line="336" w:lineRule="auto" w:after="180"/>
+        <w:shd w:fill="F5F1FB"/>
+      </w:pPr>
+      <w:r>
+        <w:rPr>
+          <w:b w:val="0"/>
+        </w:rPr>
+        <w:t xml:space="preserve">Point to each numbered stage and explain which recorded </w:t>
+      </w:r>
+      <w:r>
+        <w:rPr>
+          <w:b/>
+        </w:rPr>
+        <w:t>input</w:t>
+      </w:r>
+      <w:r>
+        <w:rPr>
+          <w:b w:val="0"/>
+        </w:rPr>
+        <w:t xml:space="preserve"> it uses.</w:t>
+      </w:r>
+    </w:p>
+    <w:p>
+      <w:pPr>
+        <w:pStyle w:val="Heading3"/>
+      </w:pPr>
+      <w:r>
+        <w:t>My picture explanation, deciding evidence and one limit</w:t>
+      </w:r>
+    </w:p>
+    <w:p>
+      <w:r>
+        <w:t>________________________________________________________________</w:t>
+      </w:r>
+    </w:p>
+    <w:p>
+      <w:r>
+        <w:t>________________________________________________________________</w:t>
+      </w:r>
+    </w:p>
+    <w:p>
+      <w:r>
+        <w:t>________________________________________________________________</w:t>
+      </w:r>
+    </w:p>
+    <w:p>
+      <w:r>
+        <w:t>________________________________________________________________</w:t>
+      </w:r>
+    </w:p>
+    <w:p>
+      <w:pPr>
+        <w:pStyle w:val="Heading3"/>
+      </w:pPr>
+      <w:r>
+        <w:t>03. Accuracy can hide missed repair cases</w:t>
+      </w:r>
+    </w:p>
+    <w:p>
+      <w:r>
+        <w:drawing>
+          <wp:inline xmlns:a="http://schemas.openxmlformats.org/drawingml/2006/main" xmlns:pic="http://schemas.openxmlformats.org/drawingml/2006/picture">
+            <wp:extent cx="5486400" cy="3621024"/>
+            <wp:docPr id="5" name="Picture 5" descr="Accuracy can hide missed repair cases. Units: percent. Baseline accuracy: 80. Baseline repair recall: 0. Candidate accuracy: 85. Candidate repair recall: 75."/>
+            <wp:cNvGraphicFramePr>
+              <a:graphicFrameLocks noChangeAspect="1"/>
+            </wp:cNvGraphicFramePr>
+            <a:graphic>
+              <a:graphicData uri="http://schemas.openxmlformats.org/drawingml/2006/picture">
+                <pic:pic>
+                  <pic:nvPicPr>
+                    <pic:cNvPr id="0" name="academy-story-ai-2-12-03.png"/>
+                    <pic:cNvPicPr/>
+                  </pic:nvPicPr>
+                  <pic:blipFill>
+                    <a:blip r:embed="rId13"/>
+                    <a:stretch>
+                      <a:fillRect/>
+                    </a:stretch>
+                  </pic:blipFill>
+                  <pic:spPr>
+                    <a:xfrm>
+                      <a:off x="0" y="0"/>
+                      <a:ext cx="5486400" cy="3621024"/>
+                    </a:xfrm>
+                    <a:prstGeom prst="rect"/>
+                  </pic:spPr>
+                </pic:pic>
+              </a:graphicData>
+            </a:graphic>
+          </wp:inline>
+        </w:drawing>
+      </w:r>
+    </w:p>
+    <w:p>
+      <w:pPr>
+        <w:spacing w:line="336" w:lineRule="auto" w:after="180"/>
+      </w:pPr>
+      <w:r>
+        <w:rPr>
+          <w:b/>
+        </w:rPr>
+        <w:t>Accuracy</w:t>
+      </w:r>
+      <w:r>
+        <w:rPr>
+          <w:b w:val="0"/>
+        </w:rPr>
+        <w:t xml:space="preserve"> can hide missed repair cases. Units: percent. Baseline </w:t>
+      </w:r>
+      <w:r>
+        <w:rPr>
+          <w:b/>
+        </w:rPr>
+        <w:t>accuracy</w:t>
+      </w:r>
+      <w:r>
+        <w:rPr>
+          <w:b w:val="0"/>
+        </w:rPr>
+        <w:t xml:space="preserve">: 80. Baseline repair recall: 0. Candidate </w:t>
+      </w:r>
+      <w:r>
+        <w:rPr>
+          <w:b/>
+        </w:rPr>
+        <w:t>accuracy</w:t>
+      </w:r>
+      <w:r>
+        <w:rPr>
+          <w:b w:val="0"/>
+        </w:rPr>
+        <w:t>: 85. Candidate repair recall: 75.</w:t>
+      </w:r>
+    </w:p>
+    <w:p>
+      <w:pPr>
+        <w:spacing w:line="336" w:lineRule="auto" w:after="180"/>
+        <w:shd w:fill="F5F1FB"/>
+      </w:pPr>
+      <w:r>
+        <w:rPr>
+          <w:b w:val="0"/>
+        </w:rPr>
+        <w:t>Read the labels and values. Explain the relationship the model shows.</w:t>
+      </w:r>
+    </w:p>
+    <w:p>
+      <w:pPr>
+        <w:pStyle w:val="Heading3"/>
+      </w:pPr>
+      <w:r>
+        <w:t>My picture explanation, deciding evidence and one limit</w:t>
+      </w:r>
+    </w:p>
+    <w:p>
+      <w:r>
+        <w:t>________________________________________________________________</w:t>
+      </w:r>
+    </w:p>
+    <w:p>
+      <w:r>
+        <w:t>________________________________________________________________</w:t>
+      </w:r>
+    </w:p>
+    <w:p>
+      <w:r>
+        <w:t>________________________________________________________________</w:t>
+      </w:r>
+    </w:p>
+    <w:p>
+      <w:r>
+        <w:t>________________________________________________________________</w:t>
+      </w:r>
+    </w:p>
+    <w:p>
+      <w:pPr>
+        <w:pStyle w:val="Heading3"/>
+      </w:pPr>
+      <w:r>
+        <w:t>04. Change one thing. Trace what follows.</w:t>
+      </w:r>
+    </w:p>
+    <w:p>
+      <w:r>
+        <w:drawing>
+          <wp:inline xmlns:a="http://schemas.openxmlformats.org/drawingml/2006/main" xmlns:pic="http://schemas.openxmlformats.org/drawingml/2006/picture">
+            <wp:extent cx="5486400" cy="3041904"/>
+            <wp:docPr id="6" name="Picture 6" descr="Original case: Candidate also raises two false alarms; discuss both missed repairs and extra checks. Changed condition: A candidate instead marks every book repair needed. Expected result: Recall is 4/4=100%, but accuracy is only 4/20=20%. Reason: All 16 not-needed books become false alarms."/>
+            <wp:cNvGraphicFramePr>
+              <a:graphicFrameLocks noChangeAspect="1"/>
+            </wp:cNvGraphicFramePr>
+            <a:graphic>
+              <a:graphicData uri="http://schemas.openxmlformats.org/drawingml/2006/picture">
+                <pic:pic>
+                  <pic:nvPicPr>
+                    <pic:cNvPr id="0" name="academy-story-ai-2-12-04.png"/>
+                    <pic:cNvPicPr/>
+                  </pic:nvPicPr>
+                  <pic:blipFill>
+                    <a:blip r:embed="rId14"/>
+                    <a:stretch>
+                      <a:fillRect/>
+                    </a:stretch>
+                  </pic:blipFill>
+                  <pic:spPr>
+                    <a:xfrm>
+                      <a:off x="0" y="0"/>
+                      <a:ext cx="5486400" cy="3041904"/>
+                    </a:xfrm>
+                    <a:prstGeom prst="rect"/>
+                  </pic:spPr>
+                </pic:pic>
+              </a:graphicData>
+            </a:graphic>
+          </wp:inline>
+        </w:drawing>
+      </w:r>
+    </w:p>
+    <w:p>
+      <w:pPr>
+        <w:spacing w:line="336" w:lineRule="auto" w:after="180"/>
+      </w:pPr>
+      <w:r>
+        <w:rPr>
+          <w:b w:val="0"/>
+        </w:rPr>
+        <w:t>Original case: Candidate also raises two false alarms; discuss both missed repairs and extra checks. Changed condition: A candidate instead marks every book repair needed.</w:t>
+      </w:r>
+    </w:p>
+    <w:p>
+      <w:pPr>
+        <w:spacing w:line="336" w:lineRule="auto" w:after="180"/>
+      </w:pPr>
+      <w:r>
+        <w:rPr>
+          <w:b w:val="0"/>
+        </w:rPr>
+        <w:t xml:space="preserve">Expected result: Recall is 4/4=100%, but </w:t>
+      </w:r>
+      <w:r>
+        <w:rPr>
+          <w:b/>
+        </w:rPr>
+        <w:t>accuracy</w:t>
+      </w:r>
+      <w:r>
+        <w:rPr>
+          <w:b w:val="0"/>
+        </w:rPr>
+        <w:t xml:space="preserve"> is only 4/20=20%. Reason: All 16 not-needed books become false alarms.</w:t>
+      </w:r>
+    </w:p>
+    <w:p>
+      <w:pPr>
+        <w:spacing w:line="336" w:lineRule="auto" w:after="180"/>
+        <w:shd w:fill="F5F1FB"/>
+      </w:pPr>
+      <w:r>
+        <w:rPr>
+          <w:b w:val="0"/>
+        </w:rPr>
+        <w:t>Predict before checking the worked changed-case result. Name what changed and what the supplied facts allow you to conclude.</w:t>
+      </w:r>
+    </w:p>
+    <w:p>
+      <w:pPr>
+        <w:pStyle w:val="Heading3"/>
+      </w:pPr>
+      <w:r>
+        <w:t>My picture explanation, deciding evidence and one limit</w:t>
+      </w:r>
+    </w:p>
+    <w:p>
+      <w:r>
+        <w:t>________________________________________________________________</w:t>
+      </w:r>
+    </w:p>
+    <w:p>
+      <w:r>
+        <w:t>________________________________________________________________</w:t>
+      </w:r>
+    </w:p>
+    <w:p>
+      <w:r>
+        <w:t>________________________________________________________________</w:t>
+      </w:r>
+    </w:p>
+    <w:p>
+      <w:r>
+        <w:t>________________________________________________________________</w:t>
+      </w:r>
+    </w:p>
+    <w:p>
+      <w:pPr>
+        <w:pStyle w:val="Heading3"/>
+      </w:pPr>
+      <w:r>
+        <w:t>05. Connect the explanation to its limit</w:t>
+      </w:r>
+    </w:p>
+    <w:p>
+      <w:r>
+        <w:drawing>
+          <wp:inline xmlns:a="http://schemas.openxmlformats.org/drawingml/2006/main" xmlns:pic="http://schemas.openxmlformats.org/drawingml/2006/picture">
+            <wp:extent cx="5486400" cy="2834640"/>
+            <wp:docPr id="7" name="Picture 7" descr="A majority-class baseline can look accurate while missing every positive case. The candidate improves overall agreement and repair detection in this table, but false alarms still matter. Use the same cases, denominators and positive-class definition for both. Do not infer that a single metric identifies the best policy for every library. Limit: These selected cases do not establish future rates or specify the real cost of each error."/>
+            <wp:cNvGraphicFramePr>
+              <a:graphicFrameLocks noChangeAspect="1"/>
+            </wp:cNvGraphicFramePr>
+            <a:graphic>
+              <a:graphicData uri="http://schemas.openxmlformats.org/drawingml/2006/picture">
+                <pic:pic>
+                  <pic:nvPicPr>
+                    <pic:cNvPr id="0" name="academy-story-ai-2-12-05.png"/>
+                    <pic:cNvPicPr/>
+                  </pic:nvPicPr>
+                  <pic:blipFill>
+                    <a:blip r:embed="rId15"/>
+                    <a:stretch>
+                      <a:fillRect/>
+                    </a:stretch>
+                  </pic:blipFill>
+                  <pic:spPr>
+                    <a:xfrm>
+                      <a:off x="0" y="0"/>
+                      <a:ext cx="5486400" cy="2834640"/>
+                    </a:xfrm>
+                    <a:prstGeom prst="rect"/>
+                  </pic:spPr>
+                </pic:pic>
+              </a:graphicData>
+            </a:graphic>
+          </wp:inline>
+        </w:drawing>
+      </w:r>
+    </w:p>
+    <w:p>
+      <w:pPr>
+        <w:spacing w:line="336" w:lineRule="auto" w:after="180"/>
+      </w:pPr>
+      <w:r>
+        <w:rPr>
+          <w:b w:val="0"/>
+        </w:rPr>
+        <w:t>A majority-class baseline can look accurate while missing every positive case. The candidate improves overall agreement and repair detection in this table, but false alarms still matter.</w:t>
+      </w:r>
+    </w:p>
+    <w:p>
+      <w:pPr>
+        <w:spacing w:line="336" w:lineRule="auto" w:after="180"/>
+      </w:pPr>
+      <w:r>
+        <w:rPr>
+          <w:b w:val="0"/>
+        </w:rPr>
+        <w:t xml:space="preserve">Use the same cases, </w:t>
+      </w:r>
+      <w:r>
+        <w:rPr>
+          <w:b/>
+        </w:rPr>
+        <w:t>denominator</w:t>
+      </w:r>
+      <w:r>
+        <w:rPr>
+          <w:b w:val="0"/>
+        </w:rPr>
+        <w:t>s and positive-class definition for both. Do not infer that a single metric identifies the best policy for every library.</w:t>
+      </w:r>
+    </w:p>
+    <w:p>
+      <w:pPr>
+        <w:spacing w:line="336" w:lineRule="auto" w:after="180"/>
+      </w:pPr>
+      <w:r>
+        <w:rPr>
+          <w:b w:val="0"/>
+        </w:rPr>
+        <w:t>Limit: These selected cases do not establish future rates or specify the real cost of each error.</w:t>
+      </w:r>
+    </w:p>
+    <w:p>
+      <w:pPr>
+        <w:spacing w:line="336" w:lineRule="auto" w:after="180"/>
+        <w:shd w:fill="F5F1FB"/>
+      </w:pPr>
+      <w:r>
+        <w:rPr>
+          <w:b w:val="0"/>
+        </w:rPr>
+        <w:t>Explain the case, then point to a limit on the claim.</w:t>
+      </w:r>
+    </w:p>
+    <w:p>
+      <w:pPr>
+        <w:pStyle w:val="Heading3"/>
+      </w:pPr>
+      <w:r>
+        <w:t>My picture explanation, deciding evidence and one limit</w:t>
+      </w:r>
+    </w:p>
+    <w:p>
+      <w:r>
+        <w:t>________________________________________________________________</w:t>
+      </w:r>
+    </w:p>
+    <w:p>
+      <w:r>
+        <w:t>________________________________________________________________</w:t>
+      </w:r>
+    </w:p>
+    <w:p>
+      <w:r>
+        <w:t>________________________________________________________________</w:t>
+      </w:r>
+    </w:p>
+    <w:p>
+      <w:r>
+        <w:t>________________________________________________________________</w:t>
+      </w:r>
+    </w:p>
+    <w:p>
+      <w:pPr>
+        <w:pStyle w:val="Heading3"/>
+      </w:pPr>
+      <w:r>
+        <w:t>06. Make the idea visible in your project</w:t>
+      </w:r>
+    </w:p>
+    <w:p>
+      <w:r>
+        <w:drawing>
+          <wp:inline xmlns:a="http://schemas.openxmlformats.org/drawingml/2006/main" xmlns:pic="http://schemas.openxmlformats.org/drawingml/2006/picture">
+            <wp:extent cx="5486400" cy="3380232"/>
+            <wp:docPr id="8" name="Picture 8" descr="Compare recommender choices with a simple baseline and report relevant rare-category failures, not only aggregate accuracy. Draw your input, deciding step, result and limit. Supported question: Why is 100% repair detection not sufficient to declare the changed classifier best?"/>
+            <wp:cNvGraphicFramePr>
+              <a:graphicFrameLocks noChangeAspect="1"/>
+            </wp:cNvGraphicFramePr>
+            <a:graphic>
+              <a:graphicData uri="http://schemas.openxmlformats.org/drawingml/2006/picture">
+                <pic:pic>
+                  <pic:nvPicPr>
+                    <pic:cNvPr id="0" name="academy-story-ai-2-12-06.png"/>
+                    <pic:cNvPicPr/>
+                  </pic:nvPicPr>
+                  <pic:blipFill>
+                    <a:blip r:embed="rId16"/>
+                    <a:stretch>
+                      <a:fillRect/>
+                    </a:stretch>
+                  </pic:blipFill>
+                  <pic:spPr>
+                    <a:xfrm>
+                      <a:off x="0" y="0"/>
+                      <a:ext cx="5486400" cy="3380232"/>
+                    </a:xfrm>
+                    <a:prstGeom prst="rect"/>
+                  </pic:spPr>
+                </pic:pic>
+              </a:graphicData>
+            </a:graphic>
+          </wp:inline>
+        </w:drawing>
+      </w:r>
+    </w:p>
+    <w:p>
+      <w:pPr>
+        <w:spacing w:line="336" w:lineRule="auto" w:after="180"/>
+      </w:pPr>
+      <w:r>
+        <w:rPr>
+          <w:b w:val="0"/>
+        </w:rPr>
+        <w:t xml:space="preserve">Compare recommender choices with a simple baseline and report relevant rare-category failures, not only aggregate </w:t>
+      </w:r>
+      <w:r>
+        <w:rPr>
+          <w:b/>
+        </w:rPr>
+        <w:t>accuracy</w:t>
+      </w:r>
+      <w:r>
+        <w:rPr>
+          <w:b w:val="0"/>
+        </w:rPr>
+        <w:t xml:space="preserve">. Draw your </w:t>
+      </w:r>
+      <w:r>
+        <w:rPr>
+          <w:b/>
+        </w:rPr>
+        <w:t>input</w:t>
+      </w:r>
+      <w:r>
+        <w:rPr>
+          <w:b w:val="0"/>
+        </w:rPr>
+        <w:t>, deciding step, result and limit.</w:t>
+      </w:r>
+    </w:p>
+    <w:p>
+      <w:pPr>
+        <w:spacing w:line="336" w:lineRule="auto" w:after="180"/>
+      </w:pPr>
+      <w:r>
+        <w:rPr>
+          <w:b w:val="0"/>
+        </w:rPr>
+        <w:t>Supported question: Why is 100% repair detection not sufficient to declare the changed classifier best?</w:t>
+      </w:r>
+    </w:p>
+    <w:p>
+      <w:pPr>
+        <w:spacing w:line="336" w:lineRule="auto" w:after="180"/>
+        <w:shd w:fill="F5F1FB"/>
+      </w:pPr>
+      <w:r>
+        <w:rPr>
+          <w:b w:val="0"/>
+        </w:rPr>
+        <w:t xml:space="preserve">Draw your project trace and justify the deciding step using </w:t>
+      </w:r>
+      <w:r>
+        <w:rPr>
+          <w:b/>
+        </w:rPr>
+        <w:t>evidence</w:t>
+      </w:r>
+      <w:r>
+        <w:rPr>
+          <w:b w:val="0"/>
+        </w:rPr>
+        <w:t>.</w:t>
+      </w:r>
+    </w:p>
+    <w:p>
+      <w:pPr>
+        <w:pStyle w:val="Heading3"/>
+      </w:pPr>
+      <w:r>
+        <w:t>My picture explanation, deciding evidence and one limit</w:t>
       </w:r>
     </w:p>
     <w:p>

--- a/downloads/workbook/ai-2-week-12.docx
+++ b/downloads/workbook/ai-2-week-12.docx
@@ -25,62 +25,216 @@
         <w:pStyle w:val="Heading1"/>
       </w:pPr>
       <w:r>
-        <w:t>01. Recall and choose your starting point</w:t>
-      </w:r>
-    </w:p>
-    <w:p>
-      <w:r>
-        <w:t>Record your starting explanation for Accuracy as a Fraction before opening notes. Show any later correction separately.</w:t>
-      </w:r>
-    </w:p>
-    <w:p>
-      <w:pPr>
-        <w:spacing w:line="336" w:lineRule="auto" w:after="180"/>
-      </w:pPr>
-      <w:r>
-        <w:rPr>
-          <w:b w:val="0"/>
-        </w:rPr>
+        <w:t>One connected accuracy record, with a labelled poll extension.</w:t>
+      </w:r>
+    </w:p>
+    <w:p>
+      <w:r>
+        <w:t>Score the baseline and candidate, change class mix, report missing coverage and attempt the new matrix independently.</w:t>
+      </w:r>
+    </w:p>
+    <w:p>
+      <w:r>
+        <w:t>Keep cases, counts, positive class, denominators and limits linked.</w:t>
+      </w:r>
+    </w:p>
+    <w:p>
+      <w:pPr>
+        <w:pStyle w:val="Heading1"/>
+      </w:pPr>
+      <w:r>
+        <w:t>01. Recall · Retrieve earlier evidence</w:t>
+      </w:r>
+    </w:p>
+    <w:p>
+      <w:r>
+        <w:t>Keep the first attempt, relevant evidence and support used.</w:t>
+      </w:r>
+    </w:p>
+    <w:p>
+      <w:pPr>
+        <w:pStyle w:val="Heading2"/>
+      </w:pPr>
+      <w:r>
+        <w:t>Your evidence record</w:t>
+      </w:r>
+    </w:p>
+    <w:p>
+      <w:pPr>
+        <w:pStyle w:val="ListBullet"/>
+      </w:pPr>
+      <w:r>
         <w:t>Try the recall before opening notes. Then use a different colour or a labelled second line to correct your explanation.</w:t>
       </w:r>
     </w:p>
     <w:p>
       <w:pPr>
+        <w:pStyle w:val="ListBullet"/>
+      </w:pPr>
+      <w:r>
+        <w:t>Without opening the old lesson, explain one key idea from Training and Testing. Give an example and a mistake that the idea helps you avoid.</w:t>
+      </w:r>
+    </w:p>
+    <w:p>
+      <w:pPr>
         <w:pStyle w:val="Heading3"/>
       </w:pPr>
       <w:r>
+        <w:t>My remembered idea, example and correction</w:t>
+      </w:r>
+    </w:p>
+    <w:p>
+      <w:r>
+        <w:t>________________________________________________________________</w:t>
+      </w:r>
+    </w:p>
+    <w:p>
+      <w:r>
+        <w:t>________________________________________________________________</w:t>
+      </w:r>
+    </w:p>
+    <w:p>
+      <w:r>
+        <w:t>________________________________________________________________</w:t>
+      </w:r>
+    </w:p>
+    <w:p>
+      <w:pPr>
+        <w:pStyle w:val="ListBullet"/>
+      </w:pPr>
+      <w:r>
+        <w:t>Without opening the old lesson, explain one key idea from Features and Distractors. Give an example and a mistake that the idea helps you avoid.</w:t>
+      </w:r>
+    </w:p>
+    <w:p>
+      <w:pPr>
+        <w:pStyle w:val="Heading3"/>
+      </w:pPr>
+      <w:r>
+        <w:t>My remembered idea, example and correction</w:t>
+      </w:r>
+    </w:p>
+    <w:p>
+      <w:r>
+        <w:t>________________________________________________________________</w:t>
+      </w:r>
+    </w:p>
+    <w:p>
+      <w:r>
+        <w:t>________________________________________________________________</w:t>
+      </w:r>
+    </w:p>
+    <w:p>
+      <w:r>
+        <w:t>________________________________________________________________</w:t>
+      </w:r>
+    </w:p>
+    <w:p>
+      <w:pPr>
+        <w:pStyle w:val="ListBullet"/>
+      </w:pPr>
+      <w:r>
+        <w:t>Without opening the old lesson, explain one key idea from Debugging Strategies. Give an example and a mistake that the idea helps you avoid.</w:t>
+      </w:r>
+    </w:p>
+    <w:p>
+      <w:pPr>
+        <w:pStyle w:val="Heading3"/>
+      </w:pPr>
+      <w:r>
+        <w:t>My remembered idea, example and correction</w:t>
+      </w:r>
+    </w:p>
+    <w:p>
+      <w:r>
+        <w:t>________________________________________________________________</w:t>
+      </w:r>
+    </w:p>
+    <w:p>
+      <w:r>
+        <w:t>________________________________________________________________</w:t>
+      </w:r>
+    </w:p>
+    <w:p>
+      <w:r>
+        <w:t>________________________________________________________________</w:t>
+      </w:r>
+    </w:p>
+    <w:p>
+      <w:pPr>
+        <w:pStyle w:val="Heading2"/>
+      </w:pPr>
+      <w:r>
+        <w:t>Earlier wording, alternatives and picture transcripts · reference / check after trying</w:t>
+      </w:r>
+    </w:p>
+    <w:p>
+      <w:pPr>
+        <w:pStyle w:val="Heading3"/>
+      </w:pPr>
+      <w:r>
         <w:t>Training and Testing</w:t>
       </w:r>
     </w:p>
     <w:p>
       <w:pPr>
-        <w:spacing w:line="336" w:lineRule="auto" w:after="180"/>
-      </w:pPr>
-      <w:r>
-        <w:rPr>
-          <w:b w:val="0"/>
-        </w:rPr>
-        <w:t xml:space="preserve">Without opening the old lesson, explain one key idea from </w:t>
-      </w:r>
-      <w:r>
-        <w:rPr>
-          <w:b/>
-        </w:rPr>
-        <w:t>Training</w:t>
-      </w:r>
-      <w:r>
-        <w:rPr>
-          <w:b w:val="0"/>
-        </w:rPr>
-        <w:t xml:space="preserve"> and Testing. Give an example and a mistake that the idea helps you avoid.</w:t>
-      </w:r>
-    </w:p>
-    <w:p>
-      <w:pPr>
         <w:pStyle w:val="Heading3"/>
       </w:pPr>
       <w:r>
-        <w:t>My remembered idea, example and correction</w:t>
+        <w:t>Features and Distractors</w:t>
+      </w:r>
+    </w:p>
+    <w:p>
+      <w:pPr>
+        <w:pStyle w:val="Heading3"/>
+      </w:pPr>
+      <w:r>
+        <w:t>Debugging Strategies</w:t>
+      </w:r>
+    </w:p>
+    <w:p>
+      <w:pPr>
+        <w:pStyle w:val="Heading1"/>
+      </w:pPr>
+      <w:r>
+        <w:t>12. W1 · Score the training-majority baseline</w:t>
+      </w:r>
+    </w:p>
+    <w:p>
+      <w:r>
+        <w:t>Retain its missed blocked cases.</w:t>
+      </w:r>
+    </w:p>
+    <w:p>
+      <w:pPr>
+        <w:pStyle w:val="Heading2"/>
+      </w:pPr>
+      <w:r>
+        <w:t>Reference and your reasoning</w:t>
+      </w:r>
+    </w:p>
+    <w:p>
+      <w:pPr>
+        <w:pStyle w:val="ListBullet"/>
+      </w:pPr>
+      <w:r>
+        <w:t>Main accuracy reference: training16 clear/4 blocked gives an always-clear baseline. On the same20 evaluation cases, reference rows and prediction columns are clear then blocked. Baseline [[16,0],[4,0]], candidate [[12,4],[0,4]]. Accuracy=(upper-left+lower-right)/all. Clear-correct fraction=upper-left/first-row-total; blocked-correct fraction=lower-right/second-row-total. Balanced accuracy averages those two fractions equally. Blocked positive: FP=upper-right, FN=lower-left. Undefined fractions are unavailable, not zero.</w:t>
+      </w:r>
+    </w:p>
+    <w:p>
+      <w:pPr>
+        <w:pStyle w:val="ListBullet"/>
+      </w:pPr>
+      <w:r>
+        <w:t>Training has 16 clear and 4 blocked labels. State the majority rule. On the worked evaluation, give its matrix, accuracy, false positives and false negatives with blocked positive. Explain why 80 percent is incomplete.</w:t>
+      </w:r>
+    </w:p>
+    <w:p>
+      <w:pPr>
+        <w:pStyle w:val="Heading3"/>
+      </w:pPr>
+      <w:r>
+        <w:t>My reasoning and evidence</w:t>
       </w:r>
     </w:p>
     <w:p>
@@ -99,22 +253,130 @@
       </w:r>
     </w:p>
     <w:p>
+      <w:r>
+        <w:t>________________________________________________________________</w:t>
+      </w:r>
+    </w:p>
+    <w:p>
+      <w:r>
+        <w:t>________________________________________________________________</w:t>
+      </w:r>
+    </w:p>
+    <w:p>
+      <w:r>
+        <w:t>________________________________________________________________</w:t>
+      </w:r>
+    </w:p>
+    <w:p>
+      <w:pPr>
+        <w:pStyle w:val="Heading1"/>
+      </w:pPr>
+      <w:r>
+        <w:t>13. W2 · Compare both class fractions</w:t>
+      </w:r>
+    </w:p>
+    <w:p>
+      <w:r>
+        <w:t>Keep the two denominators visible.</w:t>
+      </w:r>
+    </w:p>
+    <w:p>
+      <w:pPr>
+        <w:pStyle w:val="Heading2"/>
+      </w:pPr>
+      <w:r>
+        <w:t>Reference and your reasoning</w:t>
+      </w:r>
+    </w:p>
+    <w:p>
+      <w:pPr>
+        <w:pStyle w:val="ListBullet"/>
+      </w:pPr>
+      <w:r>
+        <w:t>Main accuracy reference: training16 clear/4 blocked gives an always-clear baseline. On the same20 evaluation cases, reference rows and prediction columns are clear then blocked. Baseline [[16,0],[4,0]], candidate [[12,4],[0,4]]. Accuracy=(upper-left+lower-right)/all. Clear-correct fraction=upper-left/first-row-total; blocked-correct fraction=lower-right/second-row-total. Balanced accuracy averages those two fractions equally. Blocked positive: FP=upper-right, FN=lower-left. Undefined fractions are unavailable, not zero.</w:t>
+      </w:r>
+    </w:p>
+    <w:p>
+      <w:pPr>
+        <w:pStyle w:val="ListBullet"/>
+      </w:pPr>
+      <w:r>
+        <w:t>For the worked candidate [[12,4],[0,4]], give ordinary accuracy, both class-specific correct fractions, balanced accuracy, false positives and false negatives. Compare with the baseline.</w:t>
+      </w:r>
+    </w:p>
+    <w:p>
       <w:pPr>
         <w:pStyle w:val="Heading3"/>
       </w:pPr>
       <w:r>
-        <w:t>Features and Distractors</w:t>
-      </w:r>
-    </w:p>
-    <w:p>
-      <w:pPr>
-        <w:spacing w:line="336" w:lineRule="auto" w:after="180"/>
-      </w:pPr>
-      <w:r>
-        <w:rPr>
-          <w:b w:val="0"/>
-        </w:rPr>
-        <w:t>Without opening the old lesson, explain one key idea from Features and Distractors. Give an example and a mistake that the idea helps you avoid.</w:t>
+        <w:t>My reasoning and evidence</w:t>
+      </w:r>
+    </w:p>
+    <w:p>
+      <w:r>
+        <w:t>________________________________________________________________</w:t>
+      </w:r>
+    </w:p>
+    <w:p>
+      <w:r>
+        <w:t>________________________________________________________________</w:t>
+      </w:r>
+    </w:p>
+    <w:p>
+      <w:r>
+        <w:t>________________________________________________________________</w:t>
+      </w:r>
+    </w:p>
+    <w:p>
+      <w:r>
+        <w:t>________________________________________________________________</w:t>
+      </w:r>
+    </w:p>
+    <w:p>
+      <w:r>
+        <w:t>________________________________________________________________</w:t>
+      </w:r>
+    </w:p>
+    <w:p>
+      <w:r>
+        <w:t>________________________________________________________________</w:t>
+      </w:r>
+    </w:p>
+    <w:p>
+      <w:pPr>
+        <w:pStyle w:val="Heading1"/>
+      </w:pPr>
+      <w:r>
+        <w:t>14. W3 · Change the class mix explicitly</w:t>
+      </w:r>
+    </w:p>
+    <w:p>
+      <w:r>
+        <w:t>State the fixed arithmetic assumptions.</w:t>
+      </w:r>
+    </w:p>
+    <w:p>
+      <w:pPr>
+        <w:pStyle w:val="Heading2"/>
+      </w:pPr>
+      <w:r>
+        <w:t>Reference and your reasoning</w:t>
+      </w:r>
+    </w:p>
+    <w:p>
+      <w:pPr>
+        <w:pStyle w:val="ListBullet"/>
+      </w:pPr>
+      <w:r>
+        <w:t>Main accuracy reference: training16 clear/4 blocked gives an always-clear baseline. On the same20 evaluation cases, reference rows and prediction columns are clear then blocked. Baseline [[16,0],[4,0]], candidate [[12,4],[0,4]]. Accuracy=(upper-left+lower-right)/all. Clear-correct fraction=upper-left/first-row-total; blocked-correct fraction=lower-right/second-row-total. Balanced accuracy averages those two fractions equally. Blocked positive: FP=upper-right, FN=lower-left. Undefined fractions are unavailable, not zero.</w:t>
+      </w:r>
+    </w:p>
+    <w:p>
+      <w:pPr>
+        <w:pStyle w:val="ListBullet"/>
+      </w:pPr>
+      <w:r>
+        <w:t>For the illustrative 8-clear 8-blocked set, use baseline [[8,0],[8,0]] and candidate [[6,2],[0,8]]. Calculate ordinary and balanced accuracy for each. Explain what stayed fixed and what this example does not prove.</w:t>
       </w:r>
     </w:p>
     <w:p>
@@ -122,7 +384,7 @@
         <w:pStyle w:val="Heading3"/>
       </w:pPr>
       <w:r>
-        <w:t>My remembered idea, example and correction</w:t>
+        <w:t>My reasoning and evidence</w:t>
       </w:r>
     </w:p>
     <w:p>
@@ -141,22 +403,130 @@
       </w:r>
     </w:p>
     <w:p>
+      <w:r>
+        <w:t>________________________________________________________________</w:t>
+      </w:r>
+    </w:p>
+    <w:p>
+      <w:r>
+        <w:t>________________________________________________________________</w:t>
+      </w:r>
+    </w:p>
+    <w:p>
+      <w:r>
+        <w:t>________________________________________________________________</w:t>
+      </w:r>
+    </w:p>
+    <w:p>
+      <w:pPr>
+        <w:pStyle w:val="Heading1"/>
+      </w:pPr>
+      <w:r>
+        <w:t>16. W5 · Report missing-class coverage</w:t>
+      </w:r>
+    </w:p>
+    <w:p>
+      <w:r>
+        <w:t>Distinguish ordinary accuracy from an unavailable class fraction.</w:t>
+      </w:r>
+    </w:p>
+    <w:p>
+      <w:pPr>
+        <w:pStyle w:val="Heading2"/>
+      </w:pPr>
+      <w:r>
+        <w:t>Reference and your reasoning</w:t>
+      </w:r>
+    </w:p>
+    <w:p>
+      <w:pPr>
+        <w:pStyle w:val="ListBullet"/>
+      </w:pPr>
+      <w:r>
+        <w:t>Main accuracy reference: training16 clear/4 blocked gives an always-clear baseline. On the same20 evaluation cases, reference rows and prediction columns are clear then blocked. Baseline [[16,0],[4,0]], candidate [[12,4],[0,4]]. Accuracy=(upper-left+lower-right)/all. Clear-correct fraction=upper-left/first-row-total; blocked-correct fraction=lower-right/second-row-total. Balanced accuracy averages those two fractions equally. Blocked positive: FP=upper-right, FN=lower-left. Undefined fractions are unavailable, not zero.</w:t>
+      </w:r>
+    </w:p>
+    <w:p>
+      <w:pPr>
+        <w:pStyle w:val="ListBullet"/>
+      </w:pPr>
+      <w:r>
+        <w:t>The supplied scores(counts) function requires nonzero counts for both reference classes and raises ValueError otherwise. It does not return ordinary accuracy in that branch; you may calculate ordinary accuracy separately from the observed counts. There is no measured blocked-class result when no blocked cases exist.</w:t>
+      </w:r>
+    </w:p>
+    <w:p>
+      <w:pPr>
+        <w:pStyle w:val="ListBullet"/>
+      </w:pPr>
+      <w:r>
+        <w:t>An evaluation contains ten clear cases and no blocked cases. All predictions are clear. State ordinary accuracy, explain why blocked performance is unavailable, and describe how our code handles the missing class.</w:t>
+      </w:r>
+    </w:p>
+    <w:p>
       <w:pPr>
         <w:pStyle w:val="Heading3"/>
       </w:pPr>
       <w:r>
-        <w:t>Debugging Strategies</w:t>
-      </w:r>
-    </w:p>
-    <w:p>
-      <w:pPr>
-        <w:spacing w:line="336" w:lineRule="auto" w:after="180"/>
-      </w:pPr>
-      <w:r>
-        <w:rPr>
-          <w:b w:val="0"/>
-        </w:rPr>
-        <w:t>Without opening the old lesson, explain one key idea from Debugging Strategies. Give an example and a mistake that the idea helps you avoid.</w:t>
+        <w:t>My reasoning and evidence</w:t>
+      </w:r>
+    </w:p>
+    <w:p>
+      <w:r>
+        <w:t>________________________________________________________________</w:t>
+      </w:r>
+    </w:p>
+    <w:p>
+      <w:r>
+        <w:t>________________________________________________________________</w:t>
+      </w:r>
+    </w:p>
+    <w:p>
+      <w:r>
+        <w:t>________________________________________________________________</w:t>
+      </w:r>
+    </w:p>
+    <w:p>
+      <w:r>
+        <w:t>________________________________________________________________</w:t>
+      </w:r>
+    </w:p>
+    <w:p>
+      <w:r>
+        <w:t>________________________________________________________________</w:t>
+      </w:r>
+    </w:p>
+    <w:p>
+      <w:r>
+        <w:t>________________________________________________________________</w:t>
+      </w:r>
+    </w:p>
+    <w:p>
+      <w:pPr>
+        <w:pStyle w:val="Heading1"/>
+      </w:pPr>
+      <w:r>
+        <w:t>04. W4 · Assess the new comparison independently</w:t>
+      </w:r>
+    </w:p>
+    <w:p>
+      <w:r>
+        <w:t>Keep the first attempt, relevant evidence and support used.</w:t>
+      </w:r>
+    </w:p>
+    <w:p>
+      <w:pPr>
+        <w:pStyle w:val="Heading2"/>
+      </w:pPr>
+      <w:r>
+        <w:t>Your evidence record</w:t>
+      </w:r>
+    </w:p>
+    <w:p>
+      <w:pPr>
+        <w:pStyle w:val="ListBullet"/>
+      </w:pPr>
+      <w:r>
+        <w:t>New training labels have a clear majority. A separate evaluation has 18 clear and 2 blocked records. The always-clear baseline is [[18,0],[2,0]] and candidate is [[15,3],[1,1]], with reference rows and clear then blocked on both axes. Calculate ordinary accuracy, both class fractions and balanced accuracy for each. Give candidate FP and FN, then explain why the metrics do not choose an automatic winner.</w:t>
       </w:r>
     </w:p>
     <w:p>
@@ -164,7 +534,7 @@
         <w:pStyle w:val="Heading3"/>
       </w:pPr>
       <w:r>
-        <w:t>My remembered idea, example and correction</w:t>
+        <w:t>My independent explanation, trace and limits</w:t>
       </w:r>
     </w:p>
     <w:p>
@@ -183,151 +553,92 @@
       </w:r>
     </w:p>
     <w:p>
+      <w:r>
+        <w:t>________________________________________________________________</w:t>
+      </w:r>
+    </w:p>
+    <w:p>
+      <w:r>
+        <w:t>________________________________________________________________</w:t>
+      </w:r>
+    </w:p>
+    <w:p>
+      <w:r>
+        <w:t>________________________________________________________________</w:t>
+      </w:r>
+    </w:p>
+    <w:p>
+      <w:r>
+        <w:t>________________________________________________________________</w:t>
+      </w:r>
+    </w:p>
+    <w:p>
+      <w:pPr>
+        <w:pStyle w:val="ListBullet"/>
+      </w:pPr>
+      <w:r>
+        <w:t>Attempt this case before feedback. Record any help. Earlier examples below are further practice; a case already practised with feedback cannot establish fresh transfer.</w:t>
+      </w:r>
+    </w:p>
+    <w:p>
+      <w:pPr>
+        <w:pStyle w:val="Heading2"/>
+      </w:pPr>
+      <w:r>
+        <w:t>Earlier wording, alternatives and picture transcripts · reference / check after trying</w:t>
+      </w:r>
+    </w:p>
+    <w:p>
+      <w:pPr>
+        <w:pStyle w:val="Heading3"/>
+      </w:pPr>
+      <w:r>
+        <w:t>Independent case: Assess a new comparison independently</w:t>
+      </w:r>
+    </w:p>
+    <w:p>
       <w:pPr>
         <w:pStyle w:val="Heading1"/>
       </w:pPr>
       <w:r>
-        <w:t>02. Practise with fading help</w:t>
-      </w:r>
-    </w:p>
-    <w:p>
-      <w:r>
-        <w:t>Complete the supported Accuracy as a Fraction trace and record the first step you can explain without help.</w:t>
-      </w:r>
-    </w:p>
-    <w:p>
-      <w:pPr>
-        <w:spacing w:line="336" w:lineRule="auto" w:after="180"/>
-      </w:pPr>
-      <w:r>
-        <w:rPr>
-          <w:b w:val="0"/>
-        </w:rPr>
-        <w:t xml:space="preserve">Use W2: Compare both class fractions for </w:t>
-      </w:r>
-      <w:r>
-        <w:rPr>
-          <w:b/>
-        </w:rPr>
-        <w:t>Accuracy</w:t>
-      </w:r>
-      <w:r>
-        <w:rPr>
-          <w:b w:val="0"/>
-        </w:rPr>
-        <w:t xml:space="preserve"> and </w:t>
-      </w:r>
-      <w:r>
-        <w:rPr>
-          <w:b/>
-        </w:rPr>
-        <w:t>class imbalance</w:t>
-      </w:r>
-      <w:r>
-        <w:rPr>
-          <w:b w:val="0"/>
-        </w:rPr>
-        <w:t>. Record the answer once; the lesson and workbook refer to the same attempt.</w:t>
-      </w:r>
-    </w:p>
-    <w:tbl>
-      <w:tblPr>
-        <w:tblStyle w:val="LightShading-Accent1"/>
-        <w:tblW w:type="auto" w:w="0"/>
-        <w:tblLook w:firstColumn="1" w:firstRow="1" w:lastColumn="0" w:lastRow="0" w:noHBand="0" w:noVBand="1" w:val="04A0"/>
-      </w:tblPr>
-      <w:tblGrid>
-        <w:gridCol w:w="2556"/>
-        <w:gridCol w:w="2556"/>
-        <w:gridCol w:w="2556"/>
-        <w:gridCol w:w="2556"/>
-      </w:tblGrid>
-      <w:tr>
-        <w:trPr>
-          <w:tblHeader/>
-        </w:trPr>
-        <w:tc>
-          <w:tcPr>
-            <w:tcW w:type="dxa" w:w="2556"/>
-          </w:tcPr>
-          <w:p>
-            <w:r>
-              <w:t>Given inputs</w:t>
-            </w:r>
-          </w:p>
-        </w:tc>
-        <w:tc>
-          <w:tcPr>
-            <w:tcW w:type="dxa" w:w="2556"/>
-          </w:tcPr>
-          <w:p>
-            <w:r>
-              <w:t>Procedure I chose</w:t>
-            </w:r>
-          </w:p>
-        </w:tc>
-        <w:tc>
-          <w:tcPr>
-            <w:tcW w:type="dxa" w:w="2556"/>
-          </w:tcPr>
-          <w:p>
-            <w:r>
-              <w:t>Middle steps</w:t>
-            </w:r>
-          </w:p>
-        </w:tc>
-        <w:tc>
-          <w:tcPr>
-            <w:tcW w:type="dxa" w:w="2556"/>
-          </w:tcPr>
-          <w:p>
-            <w:r>
-              <w:t>Result and check</w:t>
-            </w:r>
-          </w:p>
-        </w:tc>
-      </w:tr>
-      <w:tr>
-        <w:tc>
-          <w:tcPr>
-            <w:tcW w:type="dxa" w:w="2556"/>
-          </w:tcPr>
-          <w:p>
-            <w:r/>
-          </w:p>
-        </w:tc>
-        <w:tc>
-          <w:tcPr>
-            <w:tcW w:type="dxa" w:w="2556"/>
-          </w:tcPr>
-          <w:p>
-            <w:r/>
-          </w:p>
-        </w:tc>
-        <w:tc>
-          <w:tcPr>
-            <w:tcW w:type="dxa" w:w="2556"/>
-          </w:tcPr>
-          <w:p>
-            <w:r/>
-          </w:p>
-        </w:tc>
-        <w:tc>
-          <w:tcPr>
-            <w:tcW w:type="dxa" w:w="2556"/>
-          </w:tcPr>
-          <w:p>
-            <w:r/>
-          </w:p>
-        </w:tc>
-      </w:tr>
-    </w:tbl>
+        <w:t>09. Project · Define the scored unit</w:t>
+      </w:r>
+    </w:p>
+    <w:p>
+      <w:r>
+        <w:t>Keep the first attempt, relevant evidence and support used.</w:t>
+      </w:r>
+    </w:p>
+    <w:p>
+      <w:pPr>
+        <w:pStyle w:val="Heading2"/>
+      </w:pPr>
+      <w:r>
+        <w:t>Your evidence record</w:t>
+      </w:r>
+    </w:p>
+    <w:p>
+      <w:pPr>
+        <w:pStyle w:val="ListBullet"/>
+      </w:pPr>
+      <w:r>
+        <w:t>Report correct recommendations / all test users, alongside the raw test count.</w:t>
+      </w:r>
+    </w:p>
+    <w:p>
+      <w:pPr>
+        <w:pStyle w:val="ListBullet"/>
+      </w:pPr>
+      <w:r>
+        <w:t>The project change and evidence I will keep</w:t>
+      </w:r>
+    </w:p>
     <w:p>
       <w:pPr>
         <w:pStyle w:val="Heading3"/>
       </w:pPr>
       <w:r>
-        <w:t>The step I completed without help, and the hint I needed</w:t>
+        <w:t>Write or draw your reasoning and evidence.</w:t>
       </w:r>
     </w:p>
     <w:p>
@@ -346,1758 +657,34 @@
       </w:r>
     </w:p>
     <w:p>
+      <w:r>
+        <w:t>________________________________________________________________</w:t>
+      </w:r>
+    </w:p>
+    <w:p>
+      <w:r>
+        <w:t>________________________________________________________________</w:t>
+      </w:r>
+    </w:p>
+    <w:p>
       <w:pPr>
         <w:pStyle w:val="Heading1"/>
       </w:pPr>
       <w:r>
-        <w:t>03. Individual reasoning check</w:t>
-      </w:r>
-    </w:p>
-    <w:p>
-      <w:r>
-        <w:t>Check the proposed Accuracy as a Fraction explanation against the supplied facts before discussing it.</w:t>
-      </w:r>
-    </w:p>
-    <w:p>
-      <w:pPr>
-        <w:spacing w:line="336" w:lineRule="auto" w:after="180"/>
-      </w:pPr>
-      <w:r>
-        <w:rPr>
-          <w:b w:val="0"/>
-        </w:rPr>
-        <w:t xml:space="preserve">Use the worked case for </w:t>
-      </w:r>
-      <w:r>
-        <w:rPr>
-          <w:b/>
-        </w:rPr>
-        <w:t>Accuracy</w:t>
-      </w:r>
-      <w:r>
-        <w:rPr>
-          <w:b w:val="0"/>
-        </w:rPr>
-        <w:t xml:space="preserve"> and </w:t>
-      </w:r>
-      <w:r>
-        <w:rPr>
-          <w:b/>
-        </w:rPr>
-        <w:t>class imbalance</w:t>
-      </w:r>
-      <w:r>
-        <w:rPr>
-          <w:b w:val="0"/>
-        </w:rPr>
-        <w:t xml:space="preserve">. Proposed explanation: “High </w:t>
-      </w:r>
-      <w:r>
-        <w:rPr>
-          <w:b/>
-        </w:rPr>
-        <w:t>accuracy</w:t>
-      </w:r>
-      <w:r>
-        <w:rPr>
-          <w:b w:val="0"/>
-        </w:rPr>
-        <w:t xml:space="preserve"> means both classes work well”. Decide whether this explanation is supported.</w:t>
-      </w:r>
-    </w:p>
-    <w:p>
-      <w:pPr>
-        <w:spacing w:line="336" w:lineRule="auto" w:after="180"/>
-      </w:pPr>
-      <w:r>
-        <w:rPr>
-          <w:b w:val="0"/>
-        </w:rPr>
-        <w:t>Point to the step or supplied fact that decides; explain your repair if needed.</w:t>
-      </w:r>
-    </w:p>
-    <w:p>
-      <w:pPr>
-        <w:pStyle w:val="Heading3"/>
-      </w:pPr>
-      <w:r>
-        <w:t>My explanation before partner discussion</w:t>
-      </w:r>
-    </w:p>
-    <w:p>
-      <w:r>
-        <w:t>________________________________________________________________</w:t>
-      </w:r>
-    </w:p>
-    <w:p>
-      <w:r>
-        <w:t>________________________________________________________________</w:t>
-      </w:r>
-    </w:p>
-    <w:p>
-      <w:r>
-        <w:t>________________________________________________________________</w:t>
-      </w:r>
-    </w:p>
-    <w:p>
-      <w:r>
-        <w:t>________________________________________________________________</w:t>
-      </w:r>
-    </w:p>
-    <w:p>
-      <w:pPr>
-        <w:pStyle w:val="Heading1"/>
-      </w:pPr>
-      <w:r>
-        <w:t>04. Independent transfer case</w:t>
-      </w:r>
-    </w:p>
-    <w:p>
-      <w:r>
-        <w:t>Write one first attempt at the reserved independent case before feedback. Repeated copies of that case refer to the same recorded attempt.</w:t>
-      </w:r>
-    </w:p>
-    <w:p>
-      <w:pPr>
-        <w:pStyle w:val="Heading3"/>
-      </w:pPr>
-      <w:r>
-        <w:t>Independent case: Assess a new comparison independently</w:t>
-      </w:r>
-    </w:p>
-    <w:p>
-      <w:pPr>
-        <w:spacing w:line="336" w:lineRule="auto" w:after="180"/>
-      </w:pPr>
-      <w:r>
-        <w:rPr>
-          <w:b w:val="0"/>
-        </w:rPr>
-        <w:t xml:space="preserve">New </w:t>
-      </w:r>
-      <w:r>
-        <w:rPr>
-          <w:b/>
-        </w:rPr>
-        <w:t>training</w:t>
-      </w:r>
-      <w:r>
-        <w:rPr>
-          <w:b w:val="0"/>
-        </w:rPr>
-        <w:t xml:space="preserve"> labels have a clear majority. A separate evaluation has 18 clear and 2 blocked records.</w:t>
-      </w:r>
-    </w:p>
-    <w:p>
-      <w:pPr>
-        <w:spacing w:line="336" w:lineRule="auto" w:after="180"/>
-      </w:pPr>
-      <w:r>
-        <w:rPr>
-          <w:b w:val="0"/>
-        </w:rPr>
-        <w:t xml:space="preserve">The always-clear baseline is [[18,0],[2,0]] and candidate is [[15,3],[1,1]], with reference rows and clear then blocked on both axes. Calculate ordinary </w:t>
-      </w:r>
-      <w:r>
-        <w:rPr>
-          <w:b/>
-        </w:rPr>
-        <w:t>accuracy</w:t>
-      </w:r>
-      <w:r>
-        <w:rPr>
-          <w:b w:val="0"/>
-        </w:rPr>
-        <w:t xml:space="preserve">, both class fractions and </w:t>
-      </w:r>
-      <w:r>
-        <w:rPr>
-          <w:b/>
-        </w:rPr>
-        <w:t>balanced accuracy</w:t>
-      </w:r>
-      <w:r>
-        <w:rPr>
-          <w:b w:val="0"/>
-        </w:rPr>
-        <w:t xml:space="preserve"> for each.</w:t>
-      </w:r>
-    </w:p>
-    <w:p>
-      <w:pPr>
-        <w:spacing w:line="336" w:lineRule="auto" w:after="180"/>
-      </w:pPr>
-      <w:r>
-        <w:rPr>
-          <w:b w:val="0"/>
-        </w:rPr>
-        <w:t>Give candidate FP and FN, then explain why the metrics do not choose an automatic winner.</w:t>
-      </w:r>
-    </w:p>
-    <w:p>
-      <w:pPr>
-        <w:pStyle w:val="Heading3"/>
-      </w:pPr>
-      <w:r>
-        <w:t>My independent explanation, trace and limits</w:t>
-      </w:r>
-    </w:p>
-    <w:p>
-      <w:r>
-        <w:t>________________________________________________________________</w:t>
-      </w:r>
-    </w:p>
-    <w:p>
-      <w:r>
-        <w:t>________________________________________________________________</w:t>
-      </w:r>
-    </w:p>
-    <w:p>
-      <w:r>
-        <w:t>________________________________________________________________</w:t>
-      </w:r>
-    </w:p>
-    <w:p>
-      <w:r>
-        <w:t>________________________________________________________________</w:t>
-      </w:r>
-    </w:p>
-    <w:p>
-      <w:r>
-        <w:t>________________________________________________________________</w:t>
-      </w:r>
-    </w:p>
-    <w:p>
-      <w:r>
-        <w:t>________________________________________________________________</w:t>
-      </w:r>
-    </w:p>
-    <w:p>
-      <w:r>
-        <w:t>________________________________________________________________</w:t>
-      </w:r>
-    </w:p>
-    <w:p>
-      <w:pPr>
-        <w:spacing w:line="336" w:lineRule="auto" w:after="180"/>
-      </w:pPr>
-      <w:r>
-        <w:rPr>
-          <w:b w:val="0"/>
-        </w:rPr>
-        <w:t>Attempt this case before feedback. Record any help. Earlier examples below are further practice; a case already practised with feedback cannot establish fresh transfer.</w:t>
-      </w:r>
-    </w:p>
-    <w:p>
-      <w:pPr>
-        <w:pStyle w:val="Heading1"/>
-      </w:pPr>
-      <w:r>
-        <w:t>05. Your learning target</w:t>
-      </w:r>
-    </w:p>
-    <w:p>
-      <w:r>
-        <w:t>Connect the Accuracy as a Fraction target to a trace and a justified conclusion.</w:t>
-      </w:r>
-    </w:p>
-    <w:p>
-      <w:pPr>
-        <w:spacing w:line="336" w:lineRule="auto" w:after="180"/>
-        <w:shd w:fill="F5F1FB"/>
-      </w:pPr>
-      <w:r>
-        <w:rPr>
-          <w:b w:val="0"/>
-        </w:rPr>
-        <w:t xml:space="preserve">Class A gets 8/10 cases right and class B gets 18/30 right. Compute each rate and the combined rate. Why is averaging the two </w:t>
-      </w:r>
-      <w:r>
-        <w:rPr>
-          <w:b/>
-        </w:rPr>
-        <w:t>percentage</w:t>
-      </w:r>
-      <w:r>
-        <w:rPr>
-          <w:b w:val="0"/>
-        </w:rPr>
-        <w:t>s misleading here?</w:t>
-      </w:r>
-    </w:p>
-    <w:p>
-      <w:pPr>
-        <w:pStyle w:val="Heading1"/>
-      </w:pPr>
-      <w:r>
-        <w:t>06. Solve the given case</w:t>
-      </w:r>
-    </w:p>
-    <w:p>
-      <w:r>
-        <w:t>Solve the supplied Accuracy as a Fraction case and show the deciding evidence.</w:t>
-      </w:r>
-    </w:p>
-    <w:p>
-      <w:pPr>
-        <w:spacing w:line="336" w:lineRule="auto" w:after="180"/>
-      </w:pPr>
-      <w:r>
-        <w:rPr>
-          <w:b w:val="0"/>
-        </w:rPr>
-        <w:t>Nine of twelve held-out classifications are correct.</w:t>
-      </w:r>
-    </w:p>
-    <w:p>
-      <w:pPr>
-        <w:spacing w:line="336" w:lineRule="auto" w:after="180"/>
-      </w:pPr>
-      <w:r>
-        <w:rPr>
-          <w:b w:val="0"/>
-        </w:rPr>
-        <w:t xml:space="preserve">Compute </w:t>
-      </w:r>
-      <w:r>
-        <w:rPr>
-          <w:b/>
-        </w:rPr>
-        <w:t>accuracy</w:t>
-      </w:r>
-      <w:r>
-        <w:rPr>
-          <w:b w:val="0"/>
-        </w:rPr>
-        <w:t xml:space="preserve"> and state the </w:t>
-      </w:r>
-      <w:r>
-        <w:rPr>
-          <w:b/>
-        </w:rPr>
-        <w:t>denominator</w:t>
-      </w:r>
-      <w:r>
-        <w:rPr>
-          <w:b w:val="0"/>
-        </w:rPr>
-        <w:t>.</w:t>
-      </w:r>
-    </w:p>
-    <w:p>
-      <w:pPr>
-        <w:spacing w:line="336" w:lineRule="auto" w:after="180"/>
-      </w:pPr>
-      <w:r>
-        <w:rPr>
-          <w:b w:val="0"/>
-        </w:rPr>
-        <w:t xml:space="preserve">Show your trace, calculation or </w:t>
-      </w:r>
-      <w:r>
-        <w:rPr>
-          <w:b/>
-        </w:rPr>
-        <w:t>evidence</w:t>
-      </w:r>
-    </w:p>
-    <w:p>
-      <w:pPr>
-        <w:pStyle w:val="Heading3"/>
-      </w:pPr>
-      <w:r>
-        <w:t>Write or draw your reasoning and evidence.</w:t>
-      </w:r>
-    </w:p>
-    <w:p>
-      <w:r>
-        <w:t>________________________________________________________________</w:t>
-      </w:r>
-    </w:p>
-    <w:p>
-      <w:r>
-        <w:t>________________________________________________________________</w:t>
-      </w:r>
-    </w:p>
-    <w:p>
-      <w:r>
-        <w:t>________________________________________________________________</w:t>
-      </w:r>
-    </w:p>
-    <w:p>
-      <w:r>
-        <w:t>________________________________________________________________</w:t>
-      </w:r>
-    </w:p>
-    <w:p>
-      <w:r>
-        <w:t>________________________________________________________________</w:t>
-      </w:r>
-    </w:p>
-    <w:p>
-      <w:pPr>
-        <w:pStyle w:val="Heading1"/>
-      </w:pPr>
-      <w:r>
-        <w:t>07. Check a changed case</w:t>
-      </w:r>
-    </w:p>
-    <w:p>
-      <w:r>
-        <w:t>Apply the procedure to the changed case and record why the conclusion follows.</w:t>
-      </w:r>
-    </w:p>
-    <w:p>
-      <w:pPr>
-        <w:spacing w:line="336" w:lineRule="auto" w:after="180"/>
-      </w:pPr>
-      <w:r>
-        <w:rPr>
-          <w:b w:val="0"/>
-        </w:rPr>
-        <w:t>A classifier gets 9 of 12 cases right. Another gets 8 of 10 right. Calculate both accuracies and identify the larger fraction.</w:t>
-      </w:r>
-    </w:p>
-    <w:p>
-      <w:pPr>
-        <w:spacing w:line="336" w:lineRule="auto" w:after="180"/>
-      </w:pPr>
-      <w:r>
-        <w:rPr>
-          <w:b w:val="0"/>
-        </w:rPr>
-        <w:t>My independent answer and reason</w:t>
-      </w:r>
-    </w:p>
-    <w:p>
-      <w:pPr>
-        <w:pStyle w:val="Heading3"/>
-      </w:pPr>
-      <w:r>
-        <w:t>Write or draw your reasoning and evidence.</w:t>
-      </w:r>
-    </w:p>
-    <w:p>
-      <w:r>
-        <w:t>________________________________________________________________</w:t>
-      </w:r>
-    </w:p>
-    <w:p>
-      <w:r>
-        <w:t>________________________________________________________________</w:t>
-      </w:r>
-    </w:p>
-    <w:p>
-      <w:r>
-        <w:t>________________________________________________________________</w:t>
-      </w:r>
-    </w:p>
-    <w:p>
-      <w:r>
-        <w:t>________________________________________________________________</w:t>
-      </w:r>
-    </w:p>
-    <w:p>
-      <w:r>
-        <w:t>________________________________________________________________</w:t>
-      </w:r>
-    </w:p>
-    <w:p>
-      <w:pPr>
-        <w:pStyle w:val="Heading3"/>
-      </w:pPr>
-      <w:r>
-        <w:t>Week 12 Test and reflect</w:t>
-      </w:r>
-    </w:p>
-    <w:p>
-      <w:pPr>
-        <w:pStyle w:val="Heading1"/>
-      </w:pPr>
-      <w:r>
-        <w:t>08. Design a revealing test</w:t>
-      </w:r>
-    </w:p>
-    <w:p>
-      <w:r>
-        <w:t>Specify a changed input, expected result and observation separately.</w:t>
-      </w:r>
-    </w:p>
-    <w:p>
-      <w:pPr>
-        <w:spacing w:line="336" w:lineRule="auto" w:after="180"/>
-      </w:pPr>
-      <w:r>
-        <w:rPr>
-          <w:b w:val="0"/>
-        </w:rPr>
-        <w:t xml:space="preserve">Create a changed </w:t>
-      </w:r>
-      <w:r>
-        <w:rPr>
-          <w:b/>
-        </w:rPr>
-        <w:t>input</w:t>
-      </w:r>
-      <w:r>
-        <w:rPr>
-          <w:b w:val="0"/>
-        </w:rPr>
-        <w:t>, boundary case or missing-information case. Write the expected answer or safe response before testing.</w:t>
-      </w:r>
-    </w:p>
-    <w:tbl>
-      <w:tblPr>
-        <w:tblStyle w:val="LightShading-Accent1"/>
-        <w:tblW w:type="auto" w:w="0"/>
-        <w:tblLook w:firstColumn="1" w:firstRow="1" w:lastColumn="0" w:lastRow="0" w:noHBand="0" w:noVBand="1" w:val="04A0"/>
-      </w:tblPr>
-      <w:tblGrid>
-        <w:gridCol w:w="5112"/>
-        <w:gridCol w:w="5112"/>
-      </w:tblGrid>
-      <w:tr>
-        <w:trPr>
-          <w:tblHeader/>
-        </w:trPr>
-        <w:tc>
-          <w:tcPr>
-            <w:tcW w:type="dxa" w:w="5112"/>
-          </w:tcPr>
-          <w:p>
-            <w:r>
-              <w:t>Test record</w:t>
-            </w:r>
-          </w:p>
-        </w:tc>
-        <w:tc>
-          <w:tcPr>
-            <w:tcW w:type="dxa" w:w="5112"/>
-          </w:tcPr>
-          <w:p>
-            <w:r>
-              <w:t>My evidence</w:t>
-            </w:r>
-          </w:p>
-        </w:tc>
-      </w:tr>
-      <w:tr>
-        <w:tc>
-          <w:tcPr>
-            <w:tcW w:type="dxa" w:w="5112"/>
-          </w:tcPr>
-          <w:p>
-            <w:r>
-              <w:t>Changed input or condition</w:t>
-            </w:r>
-          </w:p>
-        </w:tc>
-        <w:tc>
-          <w:tcPr>
-            <w:tcW w:type="dxa" w:w="5112"/>
-          </w:tcPr>
-          <w:p>
-            <w:r/>
-          </w:p>
-        </w:tc>
-      </w:tr>
-      <w:tr>
-        <w:tc>
-          <w:tcPr>
-            <w:tcW w:type="dxa" w:w="5112"/>
-          </w:tcPr>
-          <w:p>
-            <w:r>
-              <w:t>Expected answer or fallback</w:t>
-            </w:r>
-          </w:p>
-        </w:tc>
-        <w:tc>
-          <w:tcPr>
-            <w:tcW w:type="dxa" w:w="5112"/>
-          </w:tcPr>
-          <w:p>
-            <w:r/>
-          </w:p>
-        </w:tc>
-      </w:tr>
-      <w:tr>
-        <w:tc>
-          <w:tcPr>
-            <w:tcW w:type="dxa" w:w="5112"/>
-          </w:tcPr>
-          <w:p>
-            <w:r>
-              <w:t>Observed result</w:t>
-            </w:r>
-          </w:p>
-        </w:tc>
-        <w:tc>
-          <w:tcPr>
-            <w:tcW w:type="dxa" w:w="5112"/>
-          </w:tcPr>
-          <w:p>
-            <w:r/>
-          </w:p>
-        </w:tc>
-      </w:tr>
-      <w:tr>
-        <w:tc>
-          <w:tcPr>
-            <w:tcW w:type="dxa" w:w="5112"/>
-          </w:tcPr>
-          <w:p>
-            <w:r>
-              <w:t>Why the result occurred</w:t>
-            </w:r>
-          </w:p>
-        </w:tc>
-        <w:tc>
-          <w:tcPr>
-            <w:tcW w:type="dxa" w:w="5112"/>
-          </w:tcPr>
-          <w:p>
-            <w:r/>
-          </w:p>
-        </w:tc>
-      </w:tr>
-    </w:tbl>
-    <w:p>
-      <w:pPr>
-        <w:pStyle w:val="Heading1"/>
-      </w:pPr>
-      <w:r>
-        <w:t>09. Project checkpoint</w:t>
-      </w:r>
-    </w:p>
-    <w:p>
-      <w:r>
-        <w:t>Justify what Accuracy as a Fraction adds to Transparent Book Recommender and keep the evidence.</w:t>
-      </w:r>
-    </w:p>
-    <w:p>
-      <w:pPr>
-        <w:spacing w:line="336" w:lineRule="auto" w:after="180"/>
-      </w:pPr>
-      <w:r>
-        <w:rPr>
-          <w:b w:val="0"/>
-        </w:rPr>
-        <w:t xml:space="preserve">Report correct recommendations / all test users, alongside the raw test </w:t>
-      </w:r>
-      <w:r>
-        <w:rPr>
-          <w:b/>
-        </w:rPr>
-        <w:t>count</w:t>
-      </w:r>
-      <w:r>
-        <w:rPr>
-          <w:b w:val="0"/>
-        </w:rPr>
-        <w:t>.</w:t>
-      </w:r>
-    </w:p>
-    <w:p>
-      <w:pPr>
-        <w:spacing w:line="336" w:lineRule="auto" w:after="180"/>
-      </w:pPr>
-      <w:r>
-        <w:rPr>
-          <w:b w:val="0"/>
-        </w:rPr>
-        <w:t xml:space="preserve">The project change and </w:t>
-      </w:r>
-      <w:r>
-        <w:rPr>
-          <w:b/>
-        </w:rPr>
-        <w:t>evidence</w:t>
-      </w:r>
-      <w:r>
-        <w:rPr>
-          <w:b w:val="0"/>
-        </w:rPr>
-        <w:t xml:space="preserve"> I will keep</w:t>
-      </w:r>
-    </w:p>
-    <w:p>
-      <w:pPr>
-        <w:pStyle w:val="Heading3"/>
-      </w:pPr>
-      <w:r>
-        <w:t>Write or draw your reasoning and evidence.</w:t>
-      </w:r>
-    </w:p>
-    <w:p>
-      <w:r>
-        <w:t>________________________________________________________________</w:t>
-      </w:r>
-    </w:p>
-    <w:p>
-      <w:r>
-        <w:t>________________________________________________________________</w:t>
-      </w:r>
-    </w:p>
-    <w:p>
-      <w:r>
-        <w:t>________________________________________________________________</w:t>
-      </w:r>
-    </w:p>
-    <w:p>
-      <w:r>
-        <w:t>________________________________________________________________</w:t>
-      </w:r>
-    </w:p>
-    <w:p>
-      <w:r>
-        <w:t>________________________________________________________________</w:t>
-      </w:r>
-    </w:p>
-    <w:p>
-      <w:pPr>
-        <w:pStyle w:val="Heading1"/>
-      </w:pPr>
-      <w:r>
-        <w:t>10. Self check</w:t>
-      </w:r>
-    </w:p>
-    <w:p>
-      <w:r>
-        <w:t>Judge explanation, evidence, transfer and limits separately; attach the work behind your judgement.</w:t>
-      </w:r>
-    </w:p>
-    <w:p>
-      <w:pPr>
-        <w:pStyle w:val="ListBullet"/>
-      </w:pPr>
-      <w:r>
-        <w:t>I can explain the mechanism.</w:t>
-      </w:r>
-    </w:p>
-    <w:p>
-      <w:pPr>
-        <w:pStyle w:val="ListBullet"/>
-      </w:pPr>
-      <w:r>
-        <w:t>I can show evidence.</w:t>
-      </w:r>
-    </w:p>
-    <w:p>
-      <w:pPr>
-        <w:pStyle w:val="ListBullet"/>
-      </w:pPr>
-      <w:r>
-        <w:t>I can handle a changed case.</w:t>
-      </w:r>
-    </w:p>
-    <w:p>
-      <w:pPr>
-        <w:pStyle w:val="ListBullet"/>
-      </w:pPr>
-      <w:r>
-        <w:t>I can name a limit.</w:t>
-      </w:r>
-    </w:p>
-    <w:p>
-      <w:r>
-        <w:t>Mark each as not yet, with help or independently, and attach supporting work.</w:t>
-      </w:r>
-    </w:p>
-    <w:p>
-      <w:pPr>
-        <w:spacing w:line="336" w:lineRule="auto" w:after="180"/>
-      </w:pPr>
-      <w:r>
-        <w:rPr>
-          <w:b w:val="0"/>
-        </w:rPr>
-        <w:t>Teacher review ____________________  Next step ____________________</w:t>
-      </w:r>
-    </w:p>
-    <w:p>
-      <w:pPr>
-        <w:pStyle w:val="Heading1"/>
-      </w:pPr>
-      <w:r>
-        <w:t>11. Transfer practice from the original programme</w:t>
-      </w:r>
-    </w:p>
-    <w:p>
-      <w:r>
-        <w:t>Use this earlier case as transfer practice. A case already discussed with feedback is not fresh assessment evidence.</w:t>
-      </w:r>
-    </w:p>
-    <w:p>
-      <w:pPr>
-        <w:spacing w:line="336" w:lineRule="auto" w:after="180"/>
-        <w:shd w:fill="F5F1FB"/>
-      </w:pPr>
-      <w:r>
-        <w:rPr>
-          <w:b w:val="0"/>
-        </w:rPr>
-        <w:t xml:space="preserve">Class A gets 8/10 cases right and class B gets 18/30 right. Compute each rate and the combined rate. Why is averaging the two </w:t>
-      </w:r>
-      <w:r>
-        <w:rPr>
-          <w:b/>
-        </w:rPr>
-        <w:t>percentage</w:t>
-      </w:r>
-      <w:r>
-        <w:rPr>
-          <w:b w:val="0"/>
-        </w:rPr>
-        <w:t>s misleading here?</w:t>
-      </w:r>
-    </w:p>
-    <w:p>
-      <w:pPr>
-        <w:pStyle w:val="Heading3"/>
-      </w:pPr>
-      <w:r>
-        <w:t>My independently reasoned answer</w:t>
-      </w:r>
-    </w:p>
-    <w:p>
-      <w:r>
-        <w:t>________________________________________________________________</w:t>
-      </w:r>
-    </w:p>
-    <w:p>
-      <w:r>
-        <w:t>________________________________________________________________</w:t>
-      </w:r>
-    </w:p>
-    <w:p>
-      <w:r>
-        <w:t>________________________________________________________________</w:t>
-      </w:r>
-    </w:p>
-    <w:p>
-      <w:r>
-        <w:t>________________________________________________________________</w:t>
-      </w:r>
-    </w:p>
-    <w:p>
-      <w:r>
-        <w:t>________________________________________________________________</w:t>
-      </w:r>
-    </w:p>
-    <w:p>
-      <w:r>
-        <w:t>________________________________________________________________</w:t>
-      </w:r>
-    </w:p>
-    <w:p>
-      <w:r>
-        <w:t>________________________________________________________________</w:t>
-      </w:r>
-    </w:p>
-    <w:p>
-      <w:pPr>
-        <w:spacing w:line="336" w:lineRule="auto" w:after="180"/>
-      </w:pPr>
-      <w:r>
-        <w:rPr>
-          <w:b w:val="0"/>
-        </w:rPr>
-        <w:t>Record support used: none, hint or teacher explanation.</w:t>
-      </w:r>
-    </w:p>
-    <w:p>
-      <w:pPr>
-        <w:pStyle w:val="Heading1"/>
-      </w:pPr>
-      <w:r>
-        <w:t>12. W1 Score the majority baseline</w:t>
-      </w:r>
-    </w:p>
-    <w:p>
-      <w:r>
-        <w:t>Score the majority baseline. Apply the supplied Accuracy as a Fraction facts and keep your reasoning.</w:t>
-      </w:r>
-    </w:p>
-    <w:p>
-      <w:pPr>
-        <w:spacing w:line="336" w:lineRule="auto" w:after="180"/>
-      </w:pPr>
-      <w:r>
-        <w:rPr>
-          <w:b/>
-        </w:rPr>
-        <w:t>Training</w:t>
-      </w:r>
-      <w:r>
-        <w:rPr>
-          <w:b w:val="0"/>
-        </w:rPr>
-        <w:t xml:space="preserve"> has 16 clear and 4 blocked labels. State the majority rule. On the worked evaluation, give its matrix, </w:t>
-      </w:r>
-      <w:r>
-        <w:rPr>
-          <w:b/>
-        </w:rPr>
-        <w:t>accuracy</w:t>
-      </w:r>
-      <w:r>
-        <w:rPr>
-          <w:b w:val="0"/>
-        </w:rPr>
-        <w:t>, false positives and false negatives with blocked positive. Explain why 80 percent is incomplete.</w:t>
-      </w:r>
-    </w:p>
-    <w:p>
-      <w:pPr>
-        <w:pStyle w:val="Heading3"/>
-      </w:pPr>
-      <w:r>
-        <w:t>My reasoning and evidence</w:t>
-      </w:r>
-    </w:p>
-    <w:p>
-      <w:r>
-        <w:t>________________________________________________________________</w:t>
-      </w:r>
-    </w:p>
-    <w:p>
-      <w:r>
-        <w:t>________________________________________________________________</w:t>
-      </w:r>
-    </w:p>
-    <w:p>
-      <w:r>
-        <w:t>________________________________________________________________</w:t>
-      </w:r>
-    </w:p>
-    <w:p>
-      <w:r>
-        <w:t>________________________________________________________________</w:t>
-      </w:r>
-    </w:p>
-    <w:p>
-      <w:r>
-        <w:t>________________________________________________________________</w:t>
-      </w:r>
-    </w:p>
-    <w:p>
-      <w:r>
-        <w:t>________________________________________________________________</w:t>
-      </w:r>
-    </w:p>
-    <w:p>
-      <w:pPr>
-        <w:pStyle w:val="Heading1"/>
-      </w:pPr>
-      <w:r>
-        <w:t>13. W2 Compare both class fractions</w:t>
-      </w:r>
-    </w:p>
-    <w:p>
-      <w:r>
-        <w:t>Compare both class fractions. Apply the supplied Accuracy as a Fraction facts and keep your reasoning.</w:t>
-      </w:r>
-    </w:p>
-    <w:p>
-      <w:pPr>
-        <w:spacing w:line="336" w:lineRule="auto" w:after="180"/>
-      </w:pPr>
-      <w:r>
-        <w:rPr>
-          <w:b w:val="0"/>
-        </w:rPr>
-        <w:t xml:space="preserve">For the worked candidate [[12,4],[0,4]], give ordinary </w:t>
-      </w:r>
-      <w:r>
-        <w:rPr>
-          <w:b/>
-        </w:rPr>
-        <w:t>accuracy</w:t>
-      </w:r>
-      <w:r>
-        <w:rPr>
-          <w:b w:val="0"/>
-        </w:rPr>
-        <w:t xml:space="preserve">, both </w:t>
-      </w:r>
-      <w:r>
-        <w:rPr>
-          <w:b/>
-        </w:rPr>
-        <w:t>class-specific correct fraction</w:t>
-      </w:r>
-      <w:r>
-        <w:rPr>
-          <w:b w:val="0"/>
-        </w:rPr>
-        <w:t xml:space="preserve">s, </w:t>
-      </w:r>
-      <w:r>
-        <w:rPr>
-          <w:b/>
-        </w:rPr>
-        <w:t>balanced accuracy</w:t>
-      </w:r>
-      <w:r>
-        <w:rPr>
-          <w:b w:val="0"/>
-        </w:rPr>
-        <w:t>, false positives and false negatives. Compare with the baseline.</w:t>
-      </w:r>
-    </w:p>
-    <w:p>
-      <w:pPr>
-        <w:pStyle w:val="Heading3"/>
-      </w:pPr>
-      <w:r>
-        <w:t>My reasoning and evidence</w:t>
-      </w:r>
-    </w:p>
-    <w:p>
-      <w:r>
-        <w:t>________________________________________________________________</w:t>
-      </w:r>
-    </w:p>
-    <w:p>
-      <w:r>
-        <w:t>________________________________________________________________</w:t>
-      </w:r>
-    </w:p>
-    <w:p>
-      <w:r>
-        <w:t>________________________________________________________________</w:t>
-      </w:r>
-    </w:p>
-    <w:p>
-      <w:r>
-        <w:t>________________________________________________________________</w:t>
-      </w:r>
-    </w:p>
-    <w:p>
-      <w:r>
-        <w:t>________________________________________________________________</w:t>
-      </w:r>
-    </w:p>
-    <w:p>
-      <w:r>
-        <w:t>________________________________________________________________</w:t>
-      </w:r>
-    </w:p>
-    <w:p>
-      <w:pPr>
-        <w:pStyle w:val="Heading1"/>
-      </w:pPr>
-      <w:r>
-        <w:t>14. W3 Explain a changed class mix</w:t>
-      </w:r>
-    </w:p>
-    <w:p>
-      <w:r>
-        <w:t>Explain a changed class mix. Apply the supplied Accuracy as a Fraction facts and keep your reasoning.</w:t>
-      </w:r>
-    </w:p>
-    <w:p>
-      <w:pPr>
-        <w:spacing w:line="336" w:lineRule="auto" w:after="180"/>
-      </w:pPr>
-      <w:r>
-        <w:rPr>
-          <w:b w:val="0"/>
-        </w:rPr>
-        <w:t xml:space="preserve">For the illustrative 8-clear 8-blocked set, use baseline [[8,0],[8,0]] and candidate [[6,2],[0,8]]. Calculate ordinary and </w:t>
-      </w:r>
-      <w:r>
-        <w:rPr>
-          <w:b/>
-        </w:rPr>
-        <w:t>balanced accuracy</w:t>
-      </w:r>
-      <w:r>
-        <w:rPr>
-          <w:b w:val="0"/>
-        </w:rPr>
-        <w:t xml:space="preserve"> for each. Explain what stayed fixed and what this example does not prove.</w:t>
-      </w:r>
-    </w:p>
-    <w:p>
-      <w:pPr>
-        <w:pStyle w:val="Heading3"/>
-      </w:pPr>
-      <w:r>
-        <w:t>My reasoning and evidence</w:t>
-      </w:r>
-    </w:p>
-    <w:p>
-      <w:r>
-        <w:t>________________________________________________________________</w:t>
-      </w:r>
-    </w:p>
-    <w:p>
-      <w:r>
-        <w:t>________________________________________________________________</w:t>
-      </w:r>
-    </w:p>
-    <w:p>
-      <w:r>
-        <w:t>________________________________________________________________</w:t>
-      </w:r>
-    </w:p>
-    <w:p>
-      <w:r>
-        <w:t>________________________________________________________________</w:t>
-      </w:r>
-    </w:p>
-    <w:p>
-      <w:r>
-        <w:t>________________________________________________________________</w:t>
-      </w:r>
-    </w:p>
-    <w:p>
-      <w:r>
-        <w:t>________________________________________________________________</w:t>
-      </w:r>
-    </w:p>
-    <w:p>
-      <w:pPr>
-        <w:pStyle w:val="Heading1"/>
-      </w:pPr>
-      <w:r>
-        <w:t>15. W4 Assess a new comparison independently</w:t>
-      </w:r>
-    </w:p>
-    <w:p>
-      <w:r>
-        <w:t>Attempt before feedback. If this repeats the selected independent case, reuse that first attempt; otherwise keep a separate record. Assess a new comparison independently. Apply the supplied Accuracy as a Fraction facts and keep your reasoning.</w:t>
-      </w:r>
-    </w:p>
-    <w:p>
-      <w:pPr>
-        <w:spacing w:line="336" w:lineRule="auto" w:after="180"/>
-      </w:pPr>
-      <w:r>
-        <w:rPr>
-          <w:b w:val="0"/>
-        </w:rPr>
-        <w:t xml:space="preserve">New </w:t>
-      </w:r>
-      <w:r>
-        <w:rPr>
-          <w:b/>
-        </w:rPr>
-        <w:t>training</w:t>
-      </w:r>
-      <w:r>
-        <w:rPr>
-          <w:b w:val="0"/>
-        </w:rPr>
-        <w:t xml:space="preserve"> labels have a clear majority. A separate evaluation has 18 clear and 2 blocked records.</w:t>
-      </w:r>
-    </w:p>
-    <w:p>
-      <w:pPr>
-        <w:spacing w:line="336" w:lineRule="auto" w:after="180"/>
-      </w:pPr>
-      <w:r>
-        <w:rPr>
-          <w:b w:val="0"/>
-        </w:rPr>
-        <w:t xml:space="preserve">The always-clear baseline is [[18,0],[2,0]] and candidate is [[15,3],[1,1]], with reference rows and clear then blocked on both axes. Calculate ordinary </w:t>
-      </w:r>
-      <w:r>
-        <w:rPr>
-          <w:b/>
-        </w:rPr>
-        <w:t>accuracy</w:t>
-      </w:r>
-      <w:r>
-        <w:rPr>
-          <w:b w:val="0"/>
-        </w:rPr>
-        <w:t xml:space="preserve">, both class fractions and </w:t>
-      </w:r>
-      <w:r>
-        <w:rPr>
-          <w:b/>
-        </w:rPr>
-        <w:t>balanced accuracy</w:t>
-      </w:r>
-      <w:r>
-        <w:rPr>
-          <w:b w:val="0"/>
-        </w:rPr>
-        <w:t xml:space="preserve"> for each.</w:t>
-      </w:r>
-    </w:p>
-    <w:p>
-      <w:pPr>
-        <w:spacing w:line="336" w:lineRule="auto" w:after="180"/>
-      </w:pPr>
-      <w:r>
-        <w:rPr>
-          <w:b w:val="0"/>
-        </w:rPr>
-        <w:t>Give candidate FP and FN, then explain why the metrics do not choose an automatic winner.</w:t>
-      </w:r>
-    </w:p>
-    <w:p>
-      <w:pPr>
-        <w:pStyle w:val="Heading3"/>
-      </w:pPr>
-      <w:r>
-        <w:t>My reasoning and evidence</w:t>
-      </w:r>
-    </w:p>
-    <w:p>
-      <w:r>
-        <w:t>________________________________________________________________</w:t>
-      </w:r>
-    </w:p>
-    <w:p>
-      <w:r>
-        <w:t>________________________________________________________________</w:t>
-      </w:r>
-    </w:p>
-    <w:p>
-      <w:r>
-        <w:t>________________________________________________________________</w:t>
-      </w:r>
-    </w:p>
-    <w:p>
-      <w:r>
-        <w:t>________________________________________________________________</w:t>
-      </w:r>
-    </w:p>
-    <w:p>
-      <w:r>
-        <w:t>________________________________________________________________</w:t>
-      </w:r>
-    </w:p>
-    <w:p>
-      <w:r>
-        <w:t>________________________________________________________________</w:t>
-      </w:r>
-    </w:p>
-    <w:p>
-      <w:r>
-        <w:t>________________________________________________________________</w:t>
-      </w:r>
-    </w:p>
-    <w:p>
-      <w:r>
-        <w:t>________________________________________________________________</w:t>
-      </w:r>
-    </w:p>
-    <w:p>
-      <w:pPr>
-        <w:pStyle w:val="Heading1"/>
-      </w:pPr>
-      <w:r>
-        <w:t>16. W5 Limit claims from missing classes</w:t>
-      </w:r>
-    </w:p>
-    <w:p>
-      <w:r>
-        <w:t>Limit claims from missing classes. Apply the supplied Accuracy as a Fraction facts and keep your reasoning.</w:t>
-      </w:r>
-    </w:p>
-    <w:p>
-      <w:pPr>
-        <w:spacing w:line="336" w:lineRule="auto" w:after="180"/>
-      </w:pPr>
-      <w:r>
-        <w:rPr>
-          <w:b w:val="0"/>
-        </w:rPr>
-        <w:t xml:space="preserve">An evaluation contains ten clear cases and no blocked cases. All </w:t>
-      </w:r>
-      <w:r>
-        <w:rPr>
-          <w:b/>
-        </w:rPr>
-        <w:t>prediction</w:t>
-      </w:r>
-      <w:r>
-        <w:rPr>
-          <w:b w:val="0"/>
-        </w:rPr>
-        <w:t xml:space="preserve">s are clear. State ordinary </w:t>
-      </w:r>
-      <w:r>
-        <w:rPr>
-          <w:b/>
-        </w:rPr>
-        <w:t>accuracy</w:t>
-      </w:r>
-      <w:r>
-        <w:rPr>
-          <w:b w:val="0"/>
-        </w:rPr>
-        <w:t>, explain why blocked performance is unavailable, and describe how our code handles the missing class.</w:t>
-      </w:r>
-    </w:p>
-    <w:p>
-      <w:pPr>
-        <w:pStyle w:val="Heading3"/>
-      </w:pPr>
-      <w:r>
-        <w:t>My reasoning and evidence</w:t>
-      </w:r>
-    </w:p>
-    <w:p>
-      <w:r>
-        <w:t>________________________________________________________________</w:t>
-      </w:r>
-    </w:p>
-    <w:p>
-      <w:r>
-        <w:t>________________________________________________________________</w:t>
-      </w:r>
-    </w:p>
-    <w:p>
-      <w:r>
-        <w:t>________________________________________________________________</w:t>
-      </w:r>
-    </w:p>
-    <w:p>
-      <w:r>
-        <w:t>________________________________________________________________</w:t>
-      </w:r>
-    </w:p>
-    <w:p>
-      <w:r>
-        <w:t>________________________________________________________________</w:t>
-      </w:r>
-    </w:p>
-    <w:p>
-      <w:r>
-        <w:t>________________________________________________________________</w:t>
-      </w:r>
-    </w:p>
-    <w:p>
-      <w:pPr>
-        <w:pStyle w:val="Heading1"/>
-      </w:pPr>
-      <w:r>
-        <w:t>17. Summaries with counts and proportions — W1 State the denominator</w:t>
-      </w:r>
-    </w:p>
-    <w:p>
-      <w:r>
-        <w:t>Use the supplied Accuracy as a Fraction task to record your reasoning, evidence and next step.</w:t>
-      </w:r>
-    </w:p>
-    <w:p>
-      <w:pPr>
-        <w:spacing w:line="336" w:lineRule="auto" w:after="180"/>
-        <w:shd w:fill="F5F1FB"/>
-      </w:pPr>
-      <w:r>
-        <w:rPr>
-          <w:b w:val="0"/>
-        </w:rPr>
-        <w:t xml:space="preserve">In the worked poll, why is the known </w:t>
-      </w:r>
-      <w:r>
-        <w:rPr>
-          <w:b/>
-        </w:rPr>
-        <w:t>denominator</w:t>
-      </w:r>
-      <w:r>
-        <w:rPr>
-          <w:b w:val="0"/>
-        </w:rPr>
-        <w:t xml:space="preserve"> 4 rather than 5?</w:t>
-      </w:r>
-    </w:p>
-    <w:p>
-      <w:pPr>
-        <w:pStyle w:val="Heading3"/>
-      </w:pPr>
-      <w:r>
-        <w:t>My reasoning and evidence</w:t>
-      </w:r>
-    </w:p>
-    <w:p>
-      <w:r>
-        <w:t>________________________________________________________________</w:t>
-      </w:r>
-    </w:p>
-    <w:p>
-      <w:r>
-        <w:t>________________________________________________________________</w:t>
-      </w:r>
-    </w:p>
-    <w:p>
-      <w:r>
-        <w:t>________________________________________________________________</w:t>
-      </w:r>
-    </w:p>
-    <w:p>
-      <w:r>
-        <w:t>________________________________________________________________</w:t>
-      </w:r>
-    </w:p>
-    <w:p>
-      <w:r>
-        <w:t>________________________________________________________________</w:t>
-      </w:r>
-    </w:p>
-    <w:p>
-      <w:r>
-        <w:t>________________________________________________________________</w:t>
-      </w:r>
-    </w:p>
-    <w:p>
-      <w:pPr>
-        <w:pStyle w:val="Heading1"/>
-      </w:pPr>
-      <w:r>
-        <w:t>18. Summaries with counts and proportions — W2 Compare proportions</w:t>
-      </w:r>
-    </w:p>
-    <w:p>
-      <w:r>
-        <w:t>Use the supplied Accuracy as a Fraction task to record your reasoning, evidence and next step.</w:t>
-      </w:r>
-    </w:p>
-    <w:p>
-      <w:pPr>
-        <w:spacing w:line="336" w:lineRule="auto" w:after="180"/>
-      </w:pPr>
-      <w:r>
-        <w:rPr>
-          <w:b w:val="0"/>
-        </w:rPr>
-        <w:t xml:space="preserve">Poll A has 2 Yes of 4 known and Poll B has 3 Yes of 6 known. Compare </w:t>
-      </w:r>
-      <w:r>
-        <w:rPr>
-          <w:b/>
-        </w:rPr>
-        <w:t>proportion</w:t>
-      </w:r>
-      <w:r>
-        <w:rPr>
-          <w:b w:val="0"/>
-        </w:rPr>
-        <w:t xml:space="preserve">s and </w:t>
-      </w:r>
-      <w:r>
-        <w:rPr>
-          <w:b/>
-        </w:rPr>
-        <w:t>count</w:t>
-      </w:r>
-      <w:r>
-        <w:rPr>
-          <w:b w:val="0"/>
-        </w:rPr>
-        <w:t>s.</w:t>
-      </w:r>
-    </w:p>
-    <w:p>
-      <w:pPr>
-        <w:pStyle w:val="Heading3"/>
-      </w:pPr>
-      <w:r>
-        <w:t>My reasoning and evidence</w:t>
-      </w:r>
-    </w:p>
-    <w:p>
-      <w:r>
-        <w:t>________________________________________________________________</w:t>
-      </w:r>
-    </w:p>
-    <w:p>
-      <w:r>
-        <w:t>________________________________________________________________</w:t>
-      </w:r>
-    </w:p>
-    <w:p>
-      <w:r>
-        <w:t>________________________________________________________________</w:t>
-      </w:r>
-    </w:p>
-    <w:p>
-      <w:r>
-        <w:t>________________________________________________________________</w:t>
-      </w:r>
-    </w:p>
-    <w:p>
-      <w:r>
-        <w:t>________________________________________________________________</w:t>
-      </w:r>
-    </w:p>
-    <w:p>
-      <w:r>
-        <w:t>________________________________________________________________</w:t>
-      </w:r>
-    </w:p>
-    <w:p>
-      <w:pPr>
-        <w:pStyle w:val="Heading1"/>
-      </w:pPr>
-      <w:r>
-        <w:t>19. Summaries with counts and proportions — W3 Repair zero division</w:t>
-      </w:r>
-    </w:p>
-    <w:p>
-      <w:r>
-        <w:t>Use the supplied Accuracy as a Fraction task to record your reasoning, evidence and next step.</w:t>
-      </w:r>
-    </w:p>
-    <w:p>
-      <w:pPr>
-        <w:spacing w:line="336" w:lineRule="auto" w:after="180"/>
-        <w:shd w:fill="F5F1FB"/>
-      </w:pPr>
-      <w:r>
-        <w:rPr>
-          <w:b w:val="0"/>
-        </w:rPr>
-        <w:t>All three responses are Unknown. What should the program report?</w:t>
-      </w:r>
-    </w:p>
-    <w:p>
-      <w:pPr>
-        <w:pStyle w:val="Heading3"/>
-      </w:pPr>
-      <w:r>
-        <w:t>My reasoning and evidence</w:t>
-      </w:r>
-    </w:p>
-    <w:p>
-      <w:r>
-        <w:t>________________________________________________________________</w:t>
-      </w:r>
-    </w:p>
-    <w:p>
-      <w:r>
-        <w:t>________________________________________________________________</w:t>
-      </w:r>
-    </w:p>
-    <w:p>
-      <w:r>
-        <w:t>________________________________________________________________</w:t>
-      </w:r>
-    </w:p>
-    <w:p>
-      <w:r>
-        <w:t>________________________________________________________________</w:t>
-      </w:r>
-    </w:p>
-    <w:p>
-      <w:r>
-        <w:t>________________________________________________________________</w:t>
-      </w:r>
-    </w:p>
-    <w:p>
-      <w:r>
-        <w:t>________________________________________________________________</w:t>
-      </w:r>
-    </w:p>
-    <w:p>
-      <w:pPr>
-        <w:pStyle w:val="Heading1"/>
-      </w:pPr>
-      <w:r>
-        <w:t>20. Summaries with counts and proportions — W4 Summarize independently</w:t>
-      </w:r>
-    </w:p>
-    <w:p>
-      <w:r>
-        <w:t>Use the supplied Accuracy as a Fraction task to record your reasoning, evidence and next step.</w:t>
-      </w:r>
-    </w:p>
-    <w:p>
-      <w:pPr>
-        <w:spacing w:line="336" w:lineRule="auto" w:after="180"/>
-      </w:pPr>
-      <w:r>
-        <w:rPr>
-          <w:b/>
-        </w:rPr>
-        <w:t>Process</w:t>
-      </w:r>
-      <w:r>
-        <w:rPr>
-          <w:b w:val="0"/>
-        </w:rPr>
-        <w:t xml:space="preserve"> Yes, Yes, No, Unknown, No, Yes. Report Yes </w:t>
-      </w:r>
-      <w:r>
-        <w:rPr>
-          <w:b/>
-        </w:rPr>
-        <w:t>count</w:t>
-      </w:r>
-      <w:r>
-        <w:rPr>
-          <w:b w:val="0"/>
-        </w:rPr>
-        <w:t xml:space="preserve">, known </w:t>
-      </w:r>
-      <w:r>
-        <w:rPr>
-          <w:b/>
-        </w:rPr>
-        <w:t>count</w:t>
-      </w:r>
-      <w:r>
-        <w:rPr>
-          <w:b w:val="0"/>
-        </w:rPr>
-        <w:t xml:space="preserve">, unknown </w:t>
-      </w:r>
-      <w:r>
-        <w:rPr>
-          <w:b/>
-        </w:rPr>
-        <w:t>count</w:t>
-      </w:r>
-      <w:r>
-        <w:rPr>
-          <w:b w:val="0"/>
-        </w:rPr>
-        <w:t xml:space="preserve"> and Yes </w:t>
-      </w:r>
-      <w:r>
-        <w:rPr>
-          <w:b/>
-        </w:rPr>
-        <w:t>proportion</w:t>
-      </w:r>
-      <w:r>
-        <w:rPr>
-          <w:b w:val="0"/>
-        </w:rPr>
-        <w:t xml:space="preserve"> among known.</w:t>
-      </w:r>
-    </w:p>
-    <w:p>
-      <w:pPr>
-        <w:pStyle w:val="Heading3"/>
-      </w:pPr>
-      <w:r>
-        <w:t>My reasoning and evidence</w:t>
-      </w:r>
-    </w:p>
-    <w:p>
-      <w:r>
-        <w:t>________________________________________________________________</w:t>
-      </w:r>
-    </w:p>
-    <w:p>
-      <w:r>
-        <w:t>________________________________________________________________</w:t>
-      </w:r>
-    </w:p>
-    <w:p>
-      <w:r>
-        <w:t>________________________________________________________________</w:t>
-      </w:r>
-    </w:p>
-    <w:p>
-      <w:r>
-        <w:t>________________________________________________________________</w:t>
-      </w:r>
-    </w:p>
-    <w:p>
-      <w:r>
-        <w:t>________________________________________________________________</w:t>
-      </w:r>
-    </w:p>
-    <w:p>
-      <w:r>
-        <w:t>________________________________________________________________</w:t>
-      </w:r>
-    </w:p>
-    <w:p>
-      <w:r>
-        <w:t>________________________________________________________________</w:t>
-      </w:r>
-    </w:p>
-    <w:p>
-      <w:r>
-        <w:t>________________________________________________________________</w:t>
-      </w:r>
-    </w:p>
-    <w:p>
-      <w:pPr>
-        <w:pStyle w:val="Heading1"/>
-      </w:pPr>
-      <w:r>
-        <w:t>21. Summaries with counts and proportions — W5 Avoid overclaiming</w:t>
-      </w:r>
-    </w:p>
-    <w:p>
-      <w:r>
-        <w:t>Use the supplied Accuracy as a Fraction task to record your reasoning, evidence and next step.</w:t>
-      </w:r>
-    </w:p>
-    <w:p>
-      <w:pPr>
-        <w:spacing w:line="336" w:lineRule="auto" w:after="180"/>
-        <w:shd w:fill="F5F1FB"/>
-      </w:pPr>
-      <w:r>
-        <w:rPr>
-          <w:b w:val="0"/>
-        </w:rPr>
-        <w:t>Three of five known volunteers said Yes. Can you say 60 percent of all students agree?</w:t>
-      </w:r>
-    </w:p>
-    <w:p>
-      <w:pPr>
-        <w:pStyle w:val="Heading3"/>
-      </w:pPr>
-      <w:r>
-        <w:t>My reasoning and evidence</w:t>
-      </w:r>
-    </w:p>
-    <w:p>
-      <w:r>
-        <w:t>________________________________________________________________</w:t>
-      </w:r>
-    </w:p>
-    <w:p>
-      <w:r>
-        <w:t>________________________________________________________________</w:t>
-      </w:r>
-    </w:p>
-    <w:p>
-      <w:r>
-        <w:t>________________________________________________________________</w:t>
-      </w:r>
-    </w:p>
-    <w:p>
-      <w:r>
-        <w:t>________________________________________________________________</w:t>
-      </w:r>
-    </w:p>
-    <w:p>
-      <w:r>
-        <w:t>________________________________________________________________</w:t>
-      </w:r>
-    </w:p>
-    <w:p>
-      <w:r>
-        <w:t>________________________________________________________________</w:t>
-      </w:r>
-    </w:p>
-    <w:p>
-      <w:pPr>
-        <w:pStyle w:val="Heading1"/>
-      </w:pPr>
-      <w:r>
-        <w:t>22. Feedback, return check and learning record</w:t>
-      </w:r>
-    </w:p>
-    <w:p>
-      <w:r>
-        <w:t>Record the first repaired step and a different case to revisit after a delay.</w:t>
+        <w:t>22. Feedback · Repair and return</w:t>
+      </w:r>
+    </w:p>
+    <w:p>
+      <w:r>
+        <w:t>Keep the first attempt, relevant evidence and support used.</w:t>
+      </w:r>
+    </w:p>
+    <w:p>
+      <w:pPr>
+        <w:pStyle w:val="Heading2"/>
+      </w:pPr>
+      <w:r>
+        <w:t>Your evidence record</w:t>
       </w:r>
     </w:p>
     <w:tbl>
@@ -2238,13 +825,226 @@
     </w:tbl>
     <w:p>
       <w:pPr>
+        <w:pStyle w:val="ListBullet"/>
+      </w:pPr>
+      <w:r>
+        <w:t>Revisit this idea with your teacher after a delay. Familiarity is different from explaining and using it on a changed case.</w:t>
+      </w:r>
+    </w:p>
+    <w:p>
+      <w:pPr>
+        <w:pStyle w:val="Heading1"/>
+      </w:pPr>
+      <w:r>
+        <w:t>10. Finish · Judge the evidence in your work</w:t>
+      </w:r>
+    </w:p>
+    <w:p>
+      <w:r>
+        <w:t>Keep the first attempt, relevant evidence and support used.</w:t>
+      </w:r>
+    </w:p>
+    <w:p>
+      <w:pPr>
+        <w:pStyle w:val="Heading2"/>
+      </w:pPr>
+      <w:r>
+        <w:t>Your evidence record</w:t>
+      </w:r>
+    </w:p>
+    <w:p>
+      <w:pPr>
+        <w:pStyle w:val="ListBullet"/>
+      </w:pPr>
+      <w:r>
+        <w:t>I can explain the mechanism. I can show evidence. I can handle a changed case. I can name a limit. Mark each as not yet, with help or independently, and attach supporting work.</w:t>
+      </w:r>
+    </w:p>
+    <w:p>
+      <w:pPr>
+        <w:pStyle w:val="ListBullet"/>
+      </w:pPr>
+      <w:r>
+        <w:t>Teacher review ____________________  Next step ____________________</w:t>
+      </w:r>
+    </w:p>
+    <w:p>
+      <w:pPr>
+        <w:pStyle w:val="Heading1"/>
+      </w:pPr>
+      <w:r>
+        <w:t>Reference bank and extra practice</w:t>
+      </w:r>
+    </w:p>
+    <w:p>
+      <w:pPr>
+        <w:pStyle w:val="Heading1"/>
+      </w:pPr>
+      <w:r>
+        <w:t>02. Reference · Supported W2 response</w:t>
+      </w:r>
+    </w:p>
+    <w:p>
+      <w:r>
+        <w:t>Use when helpful; keep practice distinct from the reserved first attempt.</w:t>
+      </w:r>
+    </w:p>
+    <w:p>
+      <w:pPr>
+        <w:pStyle w:val="Heading2"/>
+      </w:pPr>
+      <w:r>
+        <w:t>Additional evidence</w:t>
+      </w:r>
+    </w:p>
+    <w:p>
+      <w:pPr>
         <w:spacing w:line="336" w:lineRule="auto" w:after="180"/>
       </w:pPr>
       <w:r>
         <w:rPr>
           <w:b w:val="0"/>
         </w:rPr>
-        <w:t>Revisit this idea with your teacher after a delay. Familiarity is different from explaining and using it on a changed case.</w:t>
+        <w:t xml:space="preserve">Use W2: Compare both class fractions for </w:t>
+      </w:r>
+      <w:r>
+        <w:rPr>
+          <w:b/>
+        </w:rPr>
+        <w:t>Accuracy</w:t>
+      </w:r>
+      <w:r>
+        <w:rPr>
+          <w:b w:val="0"/>
+        </w:rPr>
+        <w:t xml:space="preserve"> and </w:t>
+      </w:r>
+      <w:r>
+        <w:rPr>
+          <w:b/>
+        </w:rPr>
+        <w:t>class imbalance</w:t>
+      </w:r>
+      <w:r>
+        <w:rPr>
+          <w:b w:val="0"/>
+        </w:rPr>
+        <w:t>. Record the answer once; the lesson and workbook refer to the same attempt.</w:t>
+      </w:r>
+    </w:p>
+    <w:tbl>
+      <w:tblPr>
+        <w:tblStyle w:val="LightShading-Accent1"/>
+        <w:tblW w:type="auto" w:w="0"/>
+        <w:tblLook w:firstColumn="1" w:firstRow="1" w:lastColumn="0" w:lastRow="0" w:noHBand="0" w:noVBand="1" w:val="04A0"/>
+      </w:tblPr>
+      <w:tblGrid>
+        <w:gridCol w:w="2556"/>
+        <w:gridCol w:w="2556"/>
+        <w:gridCol w:w="2556"/>
+        <w:gridCol w:w="2556"/>
+      </w:tblGrid>
+      <w:tr>
+        <w:trPr>
+          <w:tblHeader/>
+        </w:trPr>
+        <w:tc>
+          <w:tcPr>
+            <w:tcW w:type="dxa" w:w="2556"/>
+          </w:tcPr>
+          <w:p>
+            <w:r>
+              <w:t>Given inputs</w:t>
+            </w:r>
+          </w:p>
+        </w:tc>
+        <w:tc>
+          <w:tcPr>
+            <w:tcW w:type="dxa" w:w="2556"/>
+          </w:tcPr>
+          <w:p>
+            <w:r>
+              <w:t>Procedure I chose</w:t>
+            </w:r>
+          </w:p>
+        </w:tc>
+        <w:tc>
+          <w:tcPr>
+            <w:tcW w:type="dxa" w:w="2556"/>
+          </w:tcPr>
+          <w:p>
+            <w:r>
+              <w:t>Middle steps</w:t>
+            </w:r>
+          </w:p>
+        </w:tc>
+        <w:tc>
+          <w:tcPr>
+            <w:tcW w:type="dxa" w:w="2556"/>
+          </w:tcPr>
+          <w:p>
+            <w:r>
+              <w:t>Result and check</w:t>
+            </w:r>
+          </w:p>
+        </w:tc>
+      </w:tr>
+      <w:tr>
+        <w:tc>
+          <w:tcPr>
+            <w:tcW w:type="dxa" w:w="2556"/>
+          </w:tcPr>
+          <w:p>
+            <w:r/>
+          </w:p>
+        </w:tc>
+        <w:tc>
+          <w:tcPr>
+            <w:tcW w:type="dxa" w:w="2556"/>
+          </w:tcPr>
+          <w:p>
+            <w:r/>
+          </w:p>
+        </w:tc>
+        <w:tc>
+          <w:tcPr>
+            <w:tcW w:type="dxa" w:w="2556"/>
+          </w:tcPr>
+          <w:p>
+            <w:r/>
+          </w:p>
+        </w:tc>
+        <w:tc>
+          <w:tcPr>
+            <w:tcW w:type="dxa" w:w="2556"/>
+          </w:tcPr>
+          <w:p>
+            <w:r/>
+          </w:p>
+        </w:tc>
+      </w:tr>
+    </w:tbl>
+    <w:p>
+      <w:pPr>
+        <w:pStyle w:val="Heading3"/>
+      </w:pPr>
+      <w:r>
+        <w:t>The step I completed without help, and the hint I needed</w:t>
+      </w:r>
+    </w:p>
+    <w:p>
+      <w:r>
+        <w:t>________________________________________________________________</w:t>
+      </w:r>
+    </w:p>
+    <w:p>
+      <w:r>
+        <w:t>________________________________________________________________</w:t>
+      </w:r>
+    </w:p>
+    <w:p>
+      <w:r>
+        <w:t>________________________________________________________________</w:t>
       </w:r>
     </w:p>
     <w:p>
@@ -2252,12 +1052,1153 @@
         <w:pStyle w:val="Heading1"/>
       </w:pPr>
       <w:r>
-        <w:t>23. Pictorial case practice: Accuracy as a Fraction</w:t>
-      </w:r>
-    </w:p>
-    <w:p>
-      <w:r>
-        <w:t>A fictional shelf classifier predicts repair needed or not needed. Explain the labelled step before checking the changed condition.</w:t>
+        <w:t>03. Extra practice · Repair a score claim</w:t>
+      </w:r>
+    </w:p>
+    <w:p>
+      <w:r>
+        <w:t>Use when helpful; keep practice distinct from the reserved first attempt.</w:t>
+      </w:r>
+    </w:p>
+    <w:p>
+      <w:pPr>
+        <w:pStyle w:val="Heading2"/>
+      </w:pPr>
+      <w:r>
+        <w:t>Additional evidence</w:t>
+      </w:r>
+    </w:p>
+    <w:p>
+      <w:pPr>
+        <w:spacing w:line="336" w:lineRule="auto" w:after="180"/>
+      </w:pPr>
+      <w:r>
+        <w:rPr>
+          <w:b w:val="0"/>
+        </w:rPr>
+        <w:t xml:space="preserve">Use the worked case for </w:t>
+      </w:r>
+      <w:r>
+        <w:rPr>
+          <w:b/>
+        </w:rPr>
+        <w:t>Accuracy</w:t>
+      </w:r>
+      <w:r>
+        <w:rPr>
+          <w:b w:val="0"/>
+        </w:rPr>
+        <w:t xml:space="preserve"> and </w:t>
+      </w:r>
+      <w:r>
+        <w:rPr>
+          <w:b/>
+        </w:rPr>
+        <w:t>class imbalance</w:t>
+      </w:r>
+      <w:r>
+        <w:rPr>
+          <w:b w:val="0"/>
+        </w:rPr>
+        <w:t xml:space="preserve">. Proposed explanation: “High </w:t>
+      </w:r>
+      <w:r>
+        <w:rPr>
+          <w:b/>
+        </w:rPr>
+        <w:t>accuracy</w:t>
+      </w:r>
+      <w:r>
+        <w:rPr>
+          <w:b w:val="0"/>
+        </w:rPr>
+        <w:t xml:space="preserve"> means both classes work well”. Decide whether this explanation is supported.</w:t>
+      </w:r>
+    </w:p>
+    <w:p>
+      <w:pPr>
+        <w:spacing w:line="336" w:lineRule="auto" w:after="180"/>
+      </w:pPr>
+      <w:r>
+        <w:rPr>
+          <w:b w:val="0"/>
+        </w:rPr>
+        <w:t>Point to the step or supplied fact that decides; explain your repair if needed.</w:t>
+      </w:r>
+    </w:p>
+    <w:p>
+      <w:pPr>
+        <w:pStyle w:val="Heading3"/>
+      </w:pPr>
+      <w:r>
+        <w:t>My explanation before partner discussion</w:t>
+      </w:r>
+    </w:p>
+    <w:p>
+      <w:r>
+        <w:t>________________________________________________________________</w:t>
+      </w:r>
+    </w:p>
+    <w:p>
+      <w:r>
+        <w:t>________________________________________________________________</w:t>
+      </w:r>
+    </w:p>
+    <w:p>
+      <w:r>
+        <w:t>________________________________________________________________</w:t>
+      </w:r>
+    </w:p>
+    <w:p>
+      <w:r>
+        <w:t>________________________________________________________________</w:t>
+      </w:r>
+    </w:p>
+    <w:p>
+      <w:pPr>
+        <w:pStyle w:val="Heading1"/>
+      </w:pPr>
+      <w:r>
+        <w:t>05. Reference · Original target</w:t>
+      </w:r>
+    </w:p>
+    <w:p>
+      <w:r>
+        <w:t>Use when helpful; keep practice distinct from the reserved first attempt.</w:t>
+      </w:r>
+    </w:p>
+    <w:p>
+      <w:pPr>
+        <w:pStyle w:val="Heading2"/>
+      </w:pPr>
+      <w:r>
+        <w:t>Additional evidence</w:t>
+      </w:r>
+    </w:p>
+    <w:p>
+      <w:pPr>
+        <w:spacing w:line="336" w:lineRule="auto" w:after="180"/>
+      </w:pPr>
+      <w:r>
+        <w:rPr>
+          <w:b w:val="0"/>
+        </w:rPr>
+        <w:t xml:space="preserve">Class A gets 8/10 cases right and class B gets 18/30 right. Compute each rate and the combined rate. Why is averaging the two </w:t>
+      </w:r>
+      <w:r>
+        <w:rPr>
+          <w:b/>
+        </w:rPr>
+        <w:t>percentage</w:t>
+      </w:r>
+      <w:r>
+        <w:rPr>
+          <w:b w:val="0"/>
+        </w:rPr>
+        <w:t>s misleading here?</w:t>
+      </w:r>
+    </w:p>
+    <w:p>
+      <w:pPr>
+        <w:pStyle w:val="Heading1"/>
+      </w:pPr>
+      <w:r>
+        <w:t>06. Extra practice · Simple accuracy case</w:t>
+      </w:r>
+    </w:p>
+    <w:p>
+      <w:r>
+        <w:t>Use when helpful; keep practice distinct from the reserved first attempt.</w:t>
+      </w:r>
+    </w:p>
+    <w:p>
+      <w:pPr>
+        <w:pStyle w:val="Heading2"/>
+      </w:pPr>
+      <w:r>
+        <w:t>Additional evidence</w:t>
+      </w:r>
+    </w:p>
+    <w:p>
+      <w:pPr>
+        <w:spacing w:line="336" w:lineRule="auto" w:after="180"/>
+      </w:pPr>
+      <w:r>
+        <w:rPr>
+          <w:b w:val="0"/>
+        </w:rPr>
+        <w:t>Nine of twelve held-out classifications are correct.</w:t>
+      </w:r>
+    </w:p>
+    <w:p>
+      <w:pPr>
+        <w:spacing w:line="336" w:lineRule="auto" w:after="180"/>
+      </w:pPr>
+      <w:r>
+        <w:rPr>
+          <w:b w:val="0"/>
+        </w:rPr>
+        <w:t xml:space="preserve">Compute </w:t>
+      </w:r>
+      <w:r>
+        <w:rPr>
+          <w:b/>
+        </w:rPr>
+        <w:t>accuracy</w:t>
+      </w:r>
+      <w:r>
+        <w:rPr>
+          <w:b w:val="0"/>
+        </w:rPr>
+        <w:t xml:space="preserve"> and state the </w:t>
+      </w:r>
+      <w:r>
+        <w:rPr>
+          <w:b/>
+        </w:rPr>
+        <w:t>denominator</w:t>
+      </w:r>
+      <w:r>
+        <w:rPr>
+          <w:b w:val="0"/>
+        </w:rPr>
+        <w:t>.</w:t>
+      </w:r>
+    </w:p>
+    <w:p>
+      <w:pPr>
+        <w:spacing w:line="336" w:lineRule="auto" w:after="180"/>
+      </w:pPr>
+      <w:r>
+        <w:rPr>
+          <w:b w:val="0"/>
+        </w:rPr>
+        <w:t xml:space="preserve">Show your trace, calculation or </w:t>
+      </w:r>
+      <w:r>
+        <w:rPr>
+          <w:b/>
+        </w:rPr>
+        <w:t>evidence</w:t>
+      </w:r>
+    </w:p>
+    <w:p>
+      <w:pPr>
+        <w:pStyle w:val="Heading3"/>
+      </w:pPr>
+      <w:r>
+        <w:t>Write or draw your reasoning and evidence.</w:t>
+      </w:r>
+    </w:p>
+    <w:p>
+      <w:r>
+        <w:t>________________________________________________________________</w:t>
+      </w:r>
+    </w:p>
+    <w:p>
+      <w:r>
+        <w:t>________________________________________________________________</w:t>
+      </w:r>
+    </w:p>
+    <w:p>
+      <w:r>
+        <w:t>________________________________________________________________</w:t>
+      </w:r>
+    </w:p>
+    <w:p>
+      <w:r>
+        <w:t>________________________________________________________________</w:t>
+      </w:r>
+    </w:p>
+    <w:p>
+      <w:r>
+        <w:t>________________________________________________________________</w:t>
+      </w:r>
+    </w:p>
+    <w:p>
+      <w:pPr>
+        <w:pStyle w:val="Heading1"/>
+      </w:pPr>
+      <w:r>
+        <w:t>07. Extra practice · Changed score case</w:t>
+      </w:r>
+    </w:p>
+    <w:p>
+      <w:r>
+        <w:t>Use when helpful; keep practice distinct from the reserved first attempt.</w:t>
+      </w:r>
+    </w:p>
+    <w:p>
+      <w:pPr>
+        <w:pStyle w:val="Heading2"/>
+      </w:pPr>
+      <w:r>
+        <w:t>Additional evidence</w:t>
+      </w:r>
+    </w:p>
+    <w:p>
+      <w:pPr>
+        <w:spacing w:line="336" w:lineRule="auto" w:after="180"/>
+      </w:pPr>
+      <w:r>
+        <w:rPr>
+          <w:b w:val="0"/>
+        </w:rPr>
+        <w:t>A classifier gets 9 of 12 cases right. Another gets 8 of 10 right. Calculate both accuracies and identify the larger fraction.</w:t>
+      </w:r>
+    </w:p>
+    <w:p>
+      <w:pPr>
+        <w:spacing w:line="336" w:lineRule="auto" w:after="180"/>
+      </w:pPr>
+      <w:r>
+        <w:rPr>
+          <w:b w:val="0"/>
+        </w:rPr>
+        <w:t>My practice answer and reason</w:t>
+      </w:r>
+    </w:p>
+    <w:p>
+      <w:pPr>
+        <w:pStyle w:val="Heading3"/>
+      </w:pPr>
+      <w:r>
+        <w:t>Write or draw your reasoning and evidence.</w:t>
+      </w:r>
+    </w:p>
+    <w:p>
+      <w:r>
+        <w:t>________________________________________________________________</w:t>
+      </w:r>
+    </w:p>
+    <w:p>
+      <w:r>
+        <w:t>________________________________________________________________</w:t>
+      </w:r>
+    </w:p>
+    <w:p>
+      <w:r>
+        <w:t>________________________________________________________________</w:t>
+      </w:r>
+    </w:p>
+    <w:p>
+      <w:r>
+        <w:t>________________________________________________________________</w:t>
+      </w:r>
+    </w:p>
+    <w:p>
+      <w:r>
+        <w:t>________________________________________________________________</w:t>
+      </w:r>
+    </w:p>
+    <w:p>
+      <w:pPr>
+        <w:pStyle w:val="Heading3"/>
+      </w:pPr>
+      <w:r>
+        <w:t>Week 12 Test and reflect</w:t>
+      </w:r>
+    </w:p>
+    <w:p>
+      <w:pPr>
+        <w:pStyle w:val="Heading1"/>
+      </w:pPr>
+      <w:r>
+        <w:t>08. Extra practice · A revealing comparison</w:t>
+      </w:r>
+    </w:p>
+    <w:p>
+      <w:r>
+        <w:t>Use when helpful; keep practice distinct from the reserved first attempt.</w:t>
+      </w:r>
+    </w:p>
+    <w:p>
+      <w:pPr>
+        <w:pStyle w:val="Heading2"/>
+      </w:pPr>
+      <w:r>
+        <w:t>Additional evidence</w:t>
+      </w:r>
+    </w:p>
+    <w:p>
+      <w:pPr>
+        <w:spacing w:line="336" w:lineRule="auto" w:after="180"/>
+      </w:pPr>
+      <w:r>
+        <w:rPr>
+          <w:b w:val="0"/>
+        </w:rPr>
+        <w:t xml:space="preserve">Create a changed </w:t>
+      </w:r>
+      <w:r>
+        <w:rPr>
+          <w:b/>
+        </w:rPr>
+        <w:t>input</w:t>
+      </w:r>
+      <w:r>
+        <w:rPr>
+          <w:b w:val="0"/>
+        </w:rPr>
+        <w:t>, boundary case or missing-information case. Write the expected answer or safe response before testing.</w:t>
+      </w:r>
+    </w:p>
+    <w:tbl>
+      <w:tblPr>
+        <w:tblStyle w:val="LightShading-Accent1"/>
+        <w:tblW w:type="auto" w:w="0"/>
+        <w:tblLook w:firstColumn="1" w:firstRow="1" w:lastColumn="0" w:lastRow="0" w:noHBand="0" w:noVBand="1" w:val="04A0"/>
+      </w:tblPr>
+      <w:tblGrid>
+        <w:gridCol w:w="5112"/>
+        <w:gridCol w:w="5112"/>
+      </w:tblGrid>
+      <w:tr>
+        <w:trPr>
+          <w:tblHeader/>
+        </w:trPr>
+        <w:tc>
+          <w:tcPr>
+            <w:tcW w:type="dxa" w:w="5112"/>
+          </w:tcPr>
+          <w:p>
+            <w:r>
+              <w:t>Test record</w:t>
+            </w:r>
+          </w:p>
+        </w:tc>
+        <w:tc>
+          <w:tcPr>
+            <w:tcW w:type="dxa" w:w="5112"/>
+          </w:tcPr>
+          <w:p>
+            <w:r>
+              <w:t>My evidence</w:t>
+            </w:r>
+          </w:p>
+        </w:tc>
+      </w:tr>
+      <w:tr>
+        <w:tc>
+          <w:tcPr>
+            <w:tcW w:type="dxa" w:w="5112"/>
+          </w:tcPr>
+          <w:p>
+            <w:r>
+              <w:t>Changed input or condition</w:t>
+            </w:r>
+          </w:p>
+        </w:tc>
+        <w:tc>
+          <w:tcPr>
+            <w:tcW w:type="dxa" w:w="5112"/>
+          </w:tcPr>
+          <w:p>
+            <w:r/>
+          </w:p>
+        </w:tc>
+      </w:tr>
+      <w:tr>
+        <w:tc>
+          <w:tcPr>
+            <w:tcW w:type="dxa" w:w="5112"/>
+          </w:tcPr>
+          <w:p>
+            <w:r>
+              <w:t>Expected answer or fallback</w:t>
+            </w:r>
+          </w:p>
+        </w:tc>
+        <w:tc>
+          <w:tcPr>
+            <w:tcW w:type="dxa" w:w="5112"/>
+          </w:tcPr>
+          <w:p>
+            <w:r/>
+          </w:p>
+        </w:tc>
+      </w:tr>
+      <w:tr>
+        <w:tc>
+          <w:tcPr>
+            <w:tcW w:type="dxa" w:w="5112"/>
+          </w:tcPr>
+          <w:p>
+            <w:r>
+              <w:t>Observed result</w:t>
+            </w:r>
+          </w:p>
+        </w:tc>
+        <w:tc>
+          <w:tcPr>
+            <w:tcW w:type="dxa" w:w="5112"/>
+          </w:tcPr>
+          <w:p>
+            <w:r/>
+          </w:p>
+        </w:tc>
+      </w:tr>
+      <w:tr>
+        <w:tc>
+          <w:tcPr>
+            <w:tcW w:type="dxa" w:w="5112"/>
+          </w:tcPr>
+          <w:p>
+            <w:r>
+              <w:t>Why the result occurred</w:t>
+            </w:r>
+          </w:p>
+        </w:tc>
+        <w:tc>
+          <w:tcPr>
+            <w:tcW w:type="dxa" w:w="5112"/>
+          </w:tcPr>
+          <w:p>
+            <w:r/>
+          </w:p>
+        </w:tc>
+      </w:tr>
+    </w:tbl>
+    <w:p>
+      <w:pPr>
+        <w:pStyle w:val="Heading1"/>
+      </w:pPr>
+      <w:r>
+        <w:t>11. Extra practice · Earlier transfer</w:t>
+      </w:r>
+    </w:p>
+    <w:p>
+      <w:r>
+        <w:t>Use when helpful; keep practice distinct from the reserved first attempt.</w:t>
+      </w:r>
+    </w:p>
+    <w:p>
+      <w:pPr>
+        <w:pStyle w:val="Heading2"/>
+      </w:pPr>
+      <w:r>
+        <w:t>Additional evidence</w:t>
+      </w:r>
+    </w:p>
+    <w:p>
+      <w:pPr>
+        <w:spacing w:line="336" w:lineRule="auto" w:after="180"/>
+      </w:pPr>
+      <w:r>
+        <w:rPr>
+          <w:b w:val="0"/>
+        </w:rPr>
+        <w:t xml:space="preserve">Class A gets 8/10 cases right and class B gets 18/30 right. Compute each rate and the combined rate. Why is averaging the two </w:t>
+      </w:r>
+      <w:r>
+        <w:rPr>
+          <w:b/>
+        </w:rPr>
+        <w:t>percentage</w:t>
+      </w:r>
+      <w:r>
+        <w:rPr>
+          <w:b w:val="0"/>
+        </w:rPr>
+        <w:t>s misleading here?</w:t>
+      </w:r>
+    </w:p>
+    <w:p>
+      <w:pPr>
+        <w:pStyle w:val="Heading3"/>
+      </w:pPr>
+      <w:r>
+        <w:t>My explanation after practice</w:t>
+      </w:r>
+    </w:p>
+    <w:p>
+      <w:r>
+        <w:t>________________________________________________________________</w:t>
+      </w:r>
+    </w:p>
+    <w:p>
+      <w:r>
+        <w:t>________________________________________________________________</w:t>
+      </w:r>
+    </w:p>
+    <w:p>
+      <w:r>
+        <w:t>________________________________________________________________</w:t>
+      </w:r>
+    </w:p>
+    <w:p>
+      <w:r>
+        <w:t>________________________________________________________________</w:t>
+      </w:r>
+    </w:p>
+    <w:p>
+      <w:r>
+        <w:t>________________________________________________________________</w:t>
+      </w:r>
+    </w:p>
+    <w:p>
+      <w:r>
+        <w:t>________________________________________________________________</w:t>
+      </w:r>
+    </w:p>
+    <w:p>
+      <w:r>
+        <w:t>________________________________________________________________</w:t>
+      </w:r>
+    </w:p>
+    <w:p>
+      <w:pPr>
+        <w:spacing w:line="336" w:lineRule="auto" w:after="180"/>
+      </w:pPr>
+      <w:r>
+        <w:rPr>
+          <w:b w:val="0"/>
+        </w:rPr>
+        <w:t>Record support used: none, hint or teacher explanation.</w:t>
+      </w:r>
+    </w:p>
+    <w:p>
+      <w:pPr>
+        <w:pStyle w:val="Heading1"/>
+      </w:pPr>
+      <w:r>
+        <w:t>15. Reference · Same selected W4 response copy</w:t>
+      </w:r>
+    </w:p>
+    <w:p>
+      <w:r>
+        <w:t>Use when helpful; keep practice distinct from the reserved first attempt.</w:t>
+      </w:r>
+    </w:p>
+    <w:p>
+      <w:pPr>
+        <w:pStyle w:val="Heading2"/>
+      </w:pPr>
+      <w:r>
+        <w:t>Additional evidence</w:t>
+      </w:r>
+    </w:p>
+    <w:p>
+      <w:pPr>
+        <w:spacing w:line="336" w:lineRule="auto" w:after="180"/>
+      </w:pPr>
+      <w:r>
+        <w:rPr>
+          <w:b w:val="0"/>
+        </w:rPr>
+        <w:t xml:space="preserve">New </w:t>
+      </w:r>
+      <w:r>
+        <w:rPr>
+          <w:b/>
+        </w:rPr>
+        <w:t>training</w:t>
+      </w:r>
+      <w:r>
+        <w:rPr>
+          <w:b w:val="0"/>
+        </w:rPr>
+        <w:t xml:space="preserve"> labels have a clear majority. A separate evaluation has 18 clear and 2 blocked records.</w:t>
+      </w:r>
+    </w:p>
+    <w:p>
+      <w:pPr>
+        <w:spacing w:line="336" w:lineRule="auto" w:after="180"/>
+      </w:pPr>
+      <w:r>
+        <w:rPr>
+          <w:b w:val="0"/>
+        </w:rPr>
+        <w:t xml:space="preserve">The always-clear baseline is [[18,0],[2,0]] and candidate is [[15,3],[1,1]], with reference rows and clear then blocked on both axes. Calculate ordinary </w:t>
+      </w:r>
+      <w:r>
+        <w:rPr>
+          <w:b/>
+        </w:rPr>
+        <w:t>accuracy</w:t>
+      </w:r>
+      <w:r>
+        <w:rPr>
+          <w:b w:val="0"/>
+        </w:rPr>
+        <w:t xml:space="preserve">, both class fractions and </w:t>
+      </w:r>
+      <w:r>
+        <w:rPr>
+          <w:b/>
+        </w:rPr>
+        <w:t>balanced accuracy</w:t>
+      </w:r>
+      <w:r>
+        <w:rPr>
+          <w:b w:val="0"/>
+        </w:rPr>
+        <w:t xml:space="preserve"> for each.</w:t>
+      </w:r>
+    </w:p>
+    <w:p>
+      <w:pPr>
+        <w:spacing w:line="336" w:lineRule="auto" w:after="180"/>
+      </w:pPr>
+      <w:r>
+        <w:rPr>
+          <w:b w:val="0"/>
+        </w:rPr>
+        <w:t>Give candidate FP and FN, then explain why the metrics do not choose an automatic winner.</w:t>
+      </w:r>
+    </w:p>
+    <w:p>
+      <w:pPr>
+        <w:pStyle w:val="Heading3"/>
+      </w:pPr>
+      <w:r>
+        <w:t>My reasoning and evidence</w:t>
+      </w:r>
+    </w:p>
+    <w:p>
+      <w:r>
+        <w:t>________________________________________________________________</w:t>
+      </w:r>
+    </w:p>
+    <w:p>
+      <w:r>
+        <w:t>________________________________________________________________</w:t>
+      </w:r>
+    </w:p>
+    <w:p>
+      <w:r>
+        <w:t>________________________________________________________________</w:t>
+      </w:r>
+    </w:p>
+    <w:p>
+      <w:r>
+        <w:t>________________________________________________________________</w:t>
+      </w:r>
+    </w:p>
+    <w:p>
+      <w:r>
+        <w:t>________________________________________________________________</w:t>
+      </w:r>
+    </w:p>
+    <w:p>
+      <w:r>
+        <w:t>________________________________________________________________</w:t>
+      </w:r>
+    </w:p>
+    <w:p>
+      <w:r>
+        <w:t>________________________________________________________________</w:t>
+      </w:r>
+    </w:p>
+    <w:p>
+      <w:r>
+        <w:t>________________________________________________________________</w:t>
+      </w:r>
+    </w:p>
+    <w:p>
+      <w:pPr>
+        <w:pStyle w:val="Heading1"/>
+      </w:pPr>
+      <w:r>
+        <w:t>17. Extension W1 · State the known denominator</w:t>
+      </w:r>
+    </w:p>
+    <w:p>
+      <w:r>
+        <w:t>Use after the main lesson or in a separately scheduled denominator session.</w:t>
+      </w:r>
+    </w:p>
+    <w:p>
+      <w:pPr>
+        <w:pStyle w:val="Heading2"/>
+      </w:pPr>
+      <w:r>
+        <w:t>Reference and your extension record</w:t>
+      </w:r>
+    </w:p>
+    <w:p>
+      <w:pPr>
+        <w:pStyle w:val="ListBullet"/>
+      </w:pPr>
+      <w:r>
+        <w:t>Poll extension reference: worked responses are Yes, No, Yes, Unknown, Yes. Yes among known means Yes/(Yes+No); disclose Unknown separately. Yes among all means Yes/all supplied. If there are no known responses, report no known responses rather than0%. W4 uses its own supplied sequence. This extension has its own assessment and feedback; it is not the main classification W4.</w:t>
+      </w:r>
+    </w:p>
+    <w:p>
+      <w:pPr>
+        <w:pStyle w:val="ListBullet"/>
+      </w:pPr>
+      <w:r>
+        <w:t>In the worked poll, why is the known denominator 4 rather than 5?</w:t>
+      </w:r>
+    </w:p>
+    <w:p>
+      <w:pPr>
+        <w:pStyle w:val="Heading3"/>
+      </w:pPr>
+      <w:r>
+        <w:t>My reasoning and evidence</w:t>
+      </w:r>
+    </w:p>
+    <w:p>
+      <w:r>
+        <w:t>________________________________________________________________</w:t>
+      </w:r>
+    </w:p>
+    <w:p>
+      <w:r>
+        <w:t>________________________________________________________________</w:t>
+      </w:r>
+    </w:p>
+    <w:p>
+      <w:r>
+        <w:t>________________________________________________________________</w:t>
+      </w:r>
+    </w:p>
+    <w:p>
+      <w:r>
+        <w:t>________________________________________________________________</w:t>
+      </w:r>
+    </w:p>
+    <w:p>
+      <w:r>
+        <w:t>________________________________________________________________</w:t>
+      </w:r>
+    </w:p>
+    <w:p>
+      <w:r>
+        <w:t>________________________________________________________________</w:t>
+      </w:r>
+    </w:p>
+    <w:p>
+      <w:pPr>
+        <w:pStyle w:val="Heading1"/>
+      </w:pPr>
+      <w:r>
+        <w:t>18. Extension W2 · Compare proportions and counts</w:t>
+      </w:r>
+    </w:p>
+    <w:p>
+      <w:r>
+        <w:t>Use after the main lesson or in a separately scheduled denominator session.</w:t>
+      </w:r>
+    </w:p>
+    <w:p>
+      <w:pPr>
+        <w:pStyle w:val="Heading2"/>
+      </w:pPr>
+      <w:r>
+        <w:t>Reference and your extension record</w:t>
+      </w:r>
+    </w:p>
+    <w:p>
+      <w:pPr>
+        <w:pStyle w:val="ListBullet"/>
+      </w:pPr>
+      <w:r>
+        <w:t>Poll extension reference: worked responses are Yes, No, Yes, Unknown, Yes. Yes among known means Yes/(Yes+No); disclose Unknown separately. Yes among all means Yes/all supplied. If there are no known responses, report no known responses rather than0%. W4 uses its own supplied sequence. This extension has its own assessment and feedback; it is not the main classification W4.</w:t>
+      </w:r>
+    </w:p>
+    <w:p>
+      <w:pPr>
+        <w:pStyle w:val="ListBullet"/>
+      </w:pPr>
+      <w:r>
+        <w:t>Poll A has 2 Yes of 4 known and Poll B has 3 Yes of 6 known. Compare proportions and counts.</w:t>
+      </w:r>
+    </w:p>
+    <w:p>
+      <w:pPr>
+        <w:pStyle w:val="Heading3"/>
+      </w:pPr>
+      <w:r>
+        <w:t>My reasoning and evidence</w:t>
+      </w:r>
+    </w:p>
+    <w:p>
+      <w:r>
+        <w:t>________________________________________________________________</w:t>
+      </w:r>
+    </w:p>
+    <w:p>
+      <w:r>
+        <w:t>________________________________________________________________</w:t>
+      </w:r>
+    </w:p>
+    <w:p>
+      <w:r>
+        <w:t>________________________________________________________________</w:t>
+      </w:r>
+    </w:p>
+    <w:p>
+      <w:r>
+        <w:t>________________________________________________________________</w:t>
+      </w:r>
+    </w:p>
+    <w:p>
+      <w:r>
+        <w:t>________________________________________________________________</w:t>
+      </w:r>
+    </w:p>
+    <w:p>
+      <w:r>
+        <w:t>________________________________________________________________</w:t>
+      </w:r>
+    </w:p>
+    <w:p>
+      <w:pPr>
+        <w:pStyle w:val="Heading1"/>
+      </w:pPr>
+      <w:r>
+        <w:t>19. Extension W3 · Handle no known responses</w:t>
+      </w:r>
+    </w:p>
+    <w:p>
+      <w:r>
+        <w:t>Use after the main lesson or in a separately scheduled denominator session.</w:t>
+      </w:r>
+    </w:p>
+    <w:p>
+      <w:pPr>
+        <w:pStyle w:val="Heading2"/>
+      </w:pPr>
+      <w:r>
+        <w:t>Reference and your extension record</w:t>
+      </w:r>
+    </w:p>
+    <w:p>
+      <w:pPr>
+        <w:pStyle w:val="ListBullet"/>
+      </w:pPr>
+      <w:r>
+        <w:t>Poll extension reference: worked responses are Yes, No, Yes, Unknown, Yes. Yes among known means Yes/(Yes+No); disclose Unknown separately. Yes among all means Yes/all supplied. If there are no known responses, report no known responses rather than0%. W4 uses its own supplied sequence. This extension has its own assessment and feedback; it is not the main classification W4.</w:t>
+      </w:r>
+    </w:p>
+    <w:p>
+      <w:pPr>
+        <w:pStyle w:val="ListBullet"/>
+      </w:pPr>
+      <w:r>
+        <w:t>All three responses are Unknown. What should the program report?</w:t>
+      </w:r>
+    </w:p>
+    <w:p>
+      <w:pPr>
+        <w:pStyle w:val="Heading3"/>
+      </w:pPr>
+      <w:r>
+        <w:t>My reasoning and evidence</w:t>
+      </w:r>
+    </w:p>
+    <w:p>
+      <w:r>
+        <w:t>________________________________________________________________</w:t>
+      </w:r>
+    </w:p>
+    <w:p>
+      <w:r>
+        <w:t>________________________________________________________________</w:t>
+      </w:r>
+    </w:p>
+    <w:p>
+      <w:r>
+        <w:t>________________________________________________________________</w:t>
+      </w:r>
+    </w:p>
+    <w:p>
+      <w:r>
+        <w:t>________________________________________________________________</w:t>
+      </w:r>
+    </w:p>
+    <w:p>
+      <w:r>
+        <w:t>________________________________________________________________</w:t>
+      </w:r>
+    </w:p>
+    <w:p>
+      <w:r>
+        <w:t>________________________________________________________________</w:t>
+      </w:r>
+    </w:p>
+    <w:p>
+      <w:pPr>
+        <w:pStyle w:val="Heading1"/>
+      </w:pPr>
+      <w:r>
+        <w:t>20. Extension W4 · Summarize the new poll independently</w:t>
+      </w:r>
+    </w:p>
+    <w:p>
+      <w:r>
+        <w:t>Use after the main lesson or in a separately scheduled denominator session.</w:t>
+      </w:r>
+    </w:p>
+    <w:p>
+      <w:pPr>
+        <w:pStyle w:val="Heading2"/>
+      </w:pPr>
+      <w:r>
+        <w:t>Reference and your extension record</w:t>
+      </w:r>
+    </w:p>
+    <w:p>
+      <w:pPr>
+        <w:pStyle w:val="ListBullet"/>
+      </w:pPr>
+      <w:r>
+        <w:t>Poll extension reference: worked responses are Yes, No, Yes, Unknown, Yes. Yes among known means Yes/(Yes+No); disclose Unknown separately. Yes among all means Yes/all supplied. If there are no known responses, report no known responses rather than0%. W4 uses its own supplied sequence. This extension has its own assessment and feedback; it is not the main classification W4.</w:t>
+      </w:r>
+    </w:p>
+    <w:p>
+      <w:pPr>
+        <w:pStyle w:val="ListBullet"/>
+      </w:pPr>
+      <w:r>
+        <w:t>Process Yes, Yes, No, Unknown, No, Yes. Report Yes count, known count, unknown count and Yes proportion among known.</w:t>
+      </w:r>
+    </w:p>
+    <w:p>
+      <w:pPr>
+        <w:pStyle w:val="Heading3"/>
+      </w:pPr>
+      <w:r>
+        <w:t>My reasoning and evidence</w:t>
+      </w:r>
+    </w:p>
+    <w:p>
+      <w:r>
+        <w:t>________________________________________________________________</w:t>
+      </w:r>
+    </w:p>
+    <w:p>
+      <w:r>
+        <w:t>________________________________________________________________</w:t>
+      </w:r>
+    </w:p>
+    <w:p>
+      <w:r>
+        <w:t>________________________________________________________________</w:t>
+      </w:r>
+    </w:p>
+    <w:p>
+      <w:r>
+        <w:t>________________________________________________________________</w:t>
+      </w:r>
+    </w:p>
+    <w:p>
+      <w:r>
+        <w:t>________________________________________________________________</w:t>
+      </w:r>
+    </w:p>
+    <w:p>
+      <w:r>
+        <w:t>________________________________________________________________</w:t>
+      </w:r>
+    </w:p>
+    <w:p>
+      <w:r>
+        <w:t>________________________________________________________________</w:t>
+      </w:r>
+    </w:p>
+    <w:p>
+      <w:r>
+        <w:t>________________________________________________________________</w:t>
+      </w:r>
+    </w:p>
+    <w:p>
+      <w:pPr>
+        <w:pStyle w:val="Heading1"/>
+      </w:pPr>
+      <w:r>
+        <w:t>21. Extension W5 · Limit a volunteer-poll claim</w:t>
+      </w:r>
+    </w:p>
+    <w:p>
+      <w:r>
+        <w:t>Use after the main lesson or in a separately scheduled denominator session.</w:t>
+      </w:r>
+    </w:p>
+    <w:p>
+      <w:pPr>
+        <w:pStyle w:val="Heading2"/>
+      </w:pPr>
+      <w:r>
+        <w:t>Reference and your extension record</w:t>
+      </w:r>
+    </w:p>
+    <w:p>
+      <w:pPr>
+        <w:pStyle w:val="ListBullet"/>
+      </w:pPr>
+      <w:r>
+        <w:t>Poll extension reference: worked responses are Yes, No, Yes, Unknown, Yes. Yes among known means Yes/(Yes+No); disclose Unknown separately. Yes among all means Yes/all supplied. If there are no known responses, report no known responses rather than0%. W4 uses its own supplied sequence. This extension has its own assessment and feedback; it is not the main classification W4.</w:t>
+      </w:r>
+    </w:p>
+    <w:p>
+      <w:pPr>
+        <w:pStyle w:val="ListBullet"/>
+      </w:pPr>
+      <w:r>
+        <w:t>Three of five known volunteers said Yes. Can you say 60 percent of all students agree?</w:t>
+      </w:r>
+    </w:p>
+    <w:p>
+      <w:pPr>
+        <w:pStyle w:val="Heading3"/>
+      </w:pPr>
+      <w:r>
+        <w:t>My reasoning and evidence</w:t>
+      </w:r>
+    </w:p>
+    <w:p>
+      <w:r>
+        <w:t>________________________________________________________________</w:t>
+      </w:r>
+    </w:p>
+    <w:p>
+      <w:r>
+        <w:t>________________________________________________________________</w:t>
+      </w:r>
+    </w:p>
+    <w:p>
+      <w:r>
+        <w:t>________________________________________________________________</w:t>
+      </w:r>
+    </w:p>
+    <w:p>
+      <w:r>
+        <w:t>________________________________________________________________</w:t>
+      </w:r>
+    </w:p>
+    <w:p>
+      <w:r>
+        <w:t>________________________________________________________________</w:t>
+      </w:r>
+    </w:p>
+    <w:p>
+      <w:r>
+        <w:t>________________________________________________________________</w:t>
+      </w:r>
+    </w:p>
+    <w:p>
+      <w:pPr>
+        <w:pStyle w:val="Heading1"/>
+      </w:pPr>
+      <w:r>
+        <w:t>23. Extra practice · Shelf-repair picture</w:t>
+      </w:r>
+    </w:p>
+    <w:p>
+      <w:r>
+        <w:t>Use when helpful; keep practice distinct from the reserved first attempt.</w:t>
+      </w:r>
+    </w:p>
+    <w:p>
+      <w:pPr>
+        <w:pStyle w:val="Heading2"/>
+      </w:pPr>
+      <w:r>
+        <w:t>Additional evidence</w:t>
       </w:r>
     </w:p>
     <w:p>
@@ -2368,7 +2309,6 @@
     <w:p>
       <w:pPr>
         <w:spacing w:line="336" w:lineRule="auto" w:after="180"/>
-        <w:shd w:fill="F5F1FB"/>
       </w:pPr>
       <w:r>
         <w:rPr>
@@ -2417,16 +2357,7 @@
     </w:p>
     <w:p>
       <w:pPr>
-        <w:pStyle w:val="Heading3"/>
-      </w:pPr>
-      <w:r>
-        <w:t>Record the help used</w:t>
-      </w:r>
-    </w:p>
-    <w:p>
-      <w:pPr>
         <w:spacing w:line="336" w:lineRule="auto" w:after="180"/>
-        <w:shd w:fill="F1F6F8"/>
       </w:pPr>
       <w:r>
         <w:rPr>
@@ -2475,12 +2406,20 @@
         <w:pStyle w:val="Heading1"/>
       </w:pPr>
       <w:r>
-        <w:t>24. Project portfolio milestone</w:t>
-      </w:r>
-    </w:p>
-    <w:p>
-      <w:r>
-        <w:t>Keep this week’s input, deciding step, result and limit together in the Transparent Book Recommender record.</w:t>
+        <w:t>24. Reference · Portfolio milestone</w:t>
+      </w:r>
+    </w:p>
+    <w:p>
+      <w:r>
+        <w:t>Use when helpful; keep practice distinct from the reserved first attempt.</w:t>
+      </w:r>
+    </w:p>
+    <w:p>
+      <w:pPr>
+        <w:pStyle w:val="Heading2"/>
+      </w:pPr>
+      <w:r>
+        <w:t>Additional evidence</w:t>
       </w:r>
     </w:p>
     <w:p>
@@ -2706,12 +2645,533 @@
         <w:pStyle w:val="Heading1"/>
       </w:pPr>
       <w:r>
-        <w:t>25. Supported practice and learning evidence</w:t>
-      </w:r>
-    </w:p>
-    <w:p>
-      <w:r>
-        <w:t>Try the supported questions before comparing with hints and feedback. Record what you repaired and the evidence you retained.</w:t>
+        <w:t>25. Extra practice · Pictured evidence and repair</w:t>
+      </w:r>
+    </w:p>
+    <w:p>
+      <w:r>
+        <w:t>Try before opening feedback; keep independent W4 separate.</w:t>
+      </w:r>
+    </w:p>
+    <w:p>
+      <w:pPr>
+        <w:pStyle w:val="Heading2"/>
+      </w:pPr>
+      <w:r>
+        <w:t>First question</w:t>
+      </w:r>
+    </w:p>
+    <w:p>
+      <w:pPr>
+        <w:pStyle w:val="ListBullet"/>
+      </w:pPr>
+      <w:r>
+        <w:t>A fictional shelf classifier predicts repair needed or not needed.</w:t>
+      </w:r>
+    </w:p>
+    <w:p>
+      <w:pPr>
+        <w:pStyle w:val="Heading3"/>
+      </w:pPr>
+      <w:r>
+        <w:t>Practice 1: explain the deciding evidence</w:t>
+      </w:r>
+    </w:p>
+    <w:p>
+      <w:pPr>
+        <w:pStyle w:val="ListBullet"/>
+      </w:pPr>
+      <w:r>
+        <w:t>Which labelled step matches this detail? Candidate also raises two false alarms; discuss both missed repairs and extra checks.</w:t>
+      </w:r>
+    </w:p>
+    <w:p>
+      <w:pPr>
+        <w:pStyle w:val="ListBullet"/>
+      </w:pPr>
+      <w:r>
+        <w:t>1. Reference population</w:t>
+      </w:r>
+    </w:p>
+    <w:p>
+      <w:pPr>
+        <w:pStyle w:val="ListBullet"/>
+      </w:pPr>
+      <w:r>
+        <w:t>2. Compare costs</w:t>
+      </w:r>
+    </w:p>
+    <w:p>
+      <w:pPr>
+        <w:pStyle w:val="ListBullet"/>
+      </w:pPr>
+      <w:r>
+        <w:t>3. Candidate</w:t>
+      </w:r>
+    </w:p>
+    <w:p>
+      <w:pPr>
+        <w:pStyle w:val="ListBullet"/>
+      </w:pPr>
+      <w:r>
+        <w:t>4. Baseline</w:t>
+      </w:r>
+    </w:p>
+    <w:p>
+      <w:pPr>
+        <w:pStyle w:val="Heading3"/>
+      </w:pPr>
+      <w:r>
+        <w:t>My selected conclusion, deciding fact and explanation</w:t>
+      </w:r>
+    </w:p>
+    <w:p>
+      <w:r>
+        <w:t>________________________________________________________________</w:t>
+      </w:r>
+    </w:p>
+    <w:p>
+      <w:r>
+        <w:t>________________________________________________________________</w:t>
+      </w:r>
+    </w:p>
+    <w:p>
+      <w:r>
+        <w:t>________________________________________________________________</w:t>
+      </w:r>
+    </w:p>
+    <w:p>
+      <w:r>
+        <w:t>________________________________________________________________</w:t>
+      </w:r>
+    </w:p>
+    <w:p>
+      <w:r>
+        <w:t>________________________________________________________________</w:t>
+      </w:r>
+    </w:p>
+    <w:p>
+      <w:pPr>
+        <w:pStyle w:val="ListBullet"/>
+      </w:pPr>
+      <w:r>
+        <w:t>Hint if needed: Read the steps in the pictorial case. Match the supplied detail to the stage that performs or records it.</w:t>
+      </w:r>
+    </w:p>
+    <w:p>
+      <w:pPr>
+        <w:pStyle w:val="Heading2"/>
+      </w:pPr>
+      <w:r>
+        <w:t>Check after trying · reference / check after trying</w:t>
+      </w:r>
+    </w:p>
+    <w:p>
+      <w:pPr>
+        <w:spacing w:line="336" w:lineRule="auto" w:after="180"/>
+      </w:pPr>
+      <w:r>
+        <w:rPr>
+          <w:b w:val="0"/>
+        </w:rPr>
+        <w:t>After your attempt, compare with the supported explanation: Compare costs Candidate also raises two false alarms; discuss both missed repairs and extra checks.</w:t>
+      </w:r>
+    </w:p>
+    <w:p>
+      <w:pPr>
+        <w:spacing w:line="336" w:lineRule="auto" w:after="180"/>
+      </w:pPr>
+      <w:r>
+        <w:rPr>
+          <w:b w:val="0"/>
+        </w:rPr>
+        <w:t>A majority-class baseline can look accurate while missing every positive case. The candidate improves overall agreement and repair detection in this table, but false alarms still matter.</w:t>
+      </w:r>
+    </w:p>
+    <w:p>
+      <w:pPr>
+        <w:spacing w:line="336" w:lineRule="auto" w:after="180"/>
+      </w:pPr>
+      <w:r>
+        <w:rPr>
+          <w:b w:val="0"/>
+        </w:rPr>
+        <w:t xml:space="preserve">Use the same cases, </w:t>
+      </w:r>
+      <w:r>
+        <w:rPr>
+          <w:b/>
+        </w:rPr>
+        <w:t>denominator</w:t>
+      </w:r>
+      <w:r>
+        <w:rPr>
+          <w:b w:val="0"/>
+        </w:rPr>
+        <w:t>s and positive-class definition for both. Do not infer that a single metric identifies the best policy for every library.</w:t>
+      </w:r>
+    </w:p>
+    <w:p>
+      <w:pPr>
+        <w:pStyle w:val="Heading2"/>
+      </w:pPr>
+      <w:r>
+        <w:t>Changed-case question</w:t>
+      </w:r>
+    </w:p>
+    <w:p>
+      <w:pPr>
+        <w:pStyle w:val="Heading3"/>
+      </w:pPr>
+      <w:r>
+        <w:t>Practice 2: explain the deciding evidence</w:t>
+      </w:r>
+    </w:p>
+    <w:p>
+      <w:pPr>
+        <w:pStyle w:val="ListBullet"/>
+      </w:pPr>
+      <w:r>
+        <w:t>Changed-case practice: A candidate instead marks every book repair needed. Which conclusion is supported by the supplied facts?</w:t>
+      </w:r>
+    </w:p>
+    <w:p>
+      <w:pPr>
+        <w:pStyle w:val="ListBullet"/>
+      </w:pPr>
+      <w:r>
+        <w:t>1. We can decide the result without examining the changed input or the procedure.</w:t>
+      </w:r>
+    </w:p>
+    <w:p>
+      <w:pPr>
+        <w:pStyle w:val="ListBullet"/>
+      </w:pPr>
+      <w:r>
+        <w:t>2. This one example guarantees correct results for every future input.</w:t>
+      </w:r>
+    </w:p>
+    <w:p>
+      <w:pPr>
+        <w:pStyle w:val="ListBullet"/>
+      </w:pPr>
+      <w:r>
+        <w:t>3. Recall is 4/4=100%, but accuracy is only 4/20=20%.</w:t>
+      </w:r>
+    </w:p>
+    <w:p>
+      <w:pPr>
+        <w:pStyle w:val="Heading3"/>
+      </w:pPr>
+      <w:r>
+        <w:t>My selected conclusion, deciding fact and explanation</w:t>
+      </w:r>
+    </w:p>
+    <w:p>
+      <w:r>
+        <w:t>________________________________________________________________</w:t>
+      </w:r>
+    </w:p>
+    <w:p>
+      <w:r>
+        <w:t>________________________________________________________________</w:t>
+      </w:r>
+    </w:p>
+    <w:p>
+      <w:r>
+        <w:t>________________________________________________________________</w:t>
+      </w:r>
+    </w:p>
+    <w:p>
+      <w:r>
+        <w:t>________________________________________________________________</w:t>
+      </w:r>
+    </w:p>
+    <w:p>
+      <w:r>
+        <w:t>________________________________________________________________</w:t>
+      </w:r>
+    </w:p>
+    <w:p>
+      <w:pPr>
+        <w:pStyle w:val="ListBullet"/>
+      </w:pPr>
+      <w:r>
+        <w:t>Hint if needed: Use the changed condition and the deciding step in the pictorial trace. The answer must say what follows from those facts.</w:t>
+      </w:r>
+    </w:p>
+    <w:p>
+      <w:pPr>
+        <w:pStyle w:val="Heading2"/>
+      </w:pPr>
+      <w:r>
+        <w:t>Check the change · reference / check after trying</w:t>
+      </w:r>
+    </w:p>
+    <w:p>
+      <w:pPr>
+        <w:spacing w:line="336" w:lineRule="auto" w:after="180"/>
+      </w:pPr>
+      <w:r>
+        <w:rPr>
+          <w:b w:val="0"/>
+        </w:rPr>
+        <w:t xml:space="preserve">After your attempt, compare with the supported explanation: Recall is 4/4=100%, but </w:t>
+      </w:r>
+      <w:r>
+        <w:rPr>
+          <w:b/>
+        </w:rPr>
+        <w:t>accuracy</w:t>
+      </w:r>
+      <w:r>
+        <w:rPr>
+          <w:b w:val="0"/>
+        </w:rPr>
+        <w:t xml:space="preserve"> is only 4/20=20%. All 16 not-needed books become false alarms.</w:t>
+      </w:r>
+    </w:p>
+    <w:p>
+      <w:pPr>
+        <w:pStyle w:val="Heading2"/>
+      </w:pPr>
+      <w:r>
+        <w:t>Repair and keep your work</w:t>
+      </w:r>
+    </w:p>
+    <w:p>
+      <w:pPr>
+        <w:spacing w:line="336" w:lineRule="auto" w:after="180"/>
+      </w:pPr>
+      <w:r>
+        <w:rPr>
+          <w:b w:val="0"/>
+        </w:rPr>
+        <w:t xml:space="preserve">Review </w:t>
+      </w:r>
+      <w:r>
+        <w:rPr>
+          <w:b/>
+        </w:rPr>
+        <w:t>Training</w:t>
+      </w:r>
+      <w:r>
+        <w:rPr>
+          <w:b w:val="0"/>
+        </w:rPr>
+        <w:t xml:space="preserve"> and Testing (ai-2/11). Goal: Choose a split unit that matches the intended </w:t>
+      </w:r>
+      <w:r>
+        <w:rPr>
+          <w:b/>
+        </w:rPr>
+        <w:t>prediction</w:t>
+      </w:r>
+      <w:r>
+        <w:rPr>
+          <w:b w:val="0"/>
+        </w:rPr>
+        <w:t xml:space="preserve"> claim. Short practice: How many distinct books are in each repaired role, and why report that as well as scan </w:t>
+      </w:r>
+      <w:r>
+        <w:rPr>
+          <w:b/>
+        </w:rPr>
+        <w:t>count</w:t>
+      </w:r>
+      <w:r>
+        <w:rPr>
+          <w:b w:val="0"/>
+        </w:rPr>
+        <w:t>s?.</w:t>
+      </w:r>
+    </w:p>
+    <w:p>
+      <w:pPr>
+        <w:spacing w:line="336" w:lineRule="auto" w:after="180"/>
+      </w:pPr>
+      <w:r>
+        <w:rPr>
+          <w:b w:val="0"/>
+        </w:rPr>
+        <w:t>Return to this week and explain what you changed.</w:t>
+      </w:r>
+    </w:p>
+    <w:p>
+      <w:pPr>
+        <w:spacing w:line="336" w:lineRule="auto" w:after="180"/>
+      </w:pPr>
+      <w:r>
+        <w:rPr>
+          <w:b w:val="0"/>
+        </w:rPr>
+        <w:t>Review Features and Distractors (ai-2/9). Goal: Choose recorded properties that preserve distinctions needed for a stated task. Short practice: Does this one pair prove the classifier always ignores subject?</w:t>
+      </w:r>
+    </w:p>
+    <w:p>
+      <w:pPr>
+        <w:spacing w:line="336" w:lineRule="auto" w:after="180"/>
+      </w:pPr>
+      <w:r>
+        <w:rPr>
+          <w:b w:val="0"/>
+        </w:rPr>
+        <w:t>Explain a narrower claim.. Return to this week and explain what you changed.</w:t>
+      </w:r>
+    </w:p>
+    <w:p>
+      <w:pPr>
+        <w:spacing w:line="336" w:lineRule="auto" w:after="180"/>
+      </w:pPr>
+      <w:r>
+        <w:rPr>
+          <w:b w:val="0"/>
+        </w:rPr>
+        <w:t>Review Debugging Strategies (ai-2/6). Goal: Design revealing tests for a function. Short practice: Which test most directly isolates the handling of loose books, and what should it produce?.</w:t>
+      </w:r>
+    </w:p>
+    <w:p>
+      <w:pPr>
+        <w:spacing w:line="336" w:lineRule="auto" w:after="180"/>
+      </w:pPr>
+      <w:r>
+        <w:rPr>
+          <w:b w:val="0"/>
+        </w:rPr>
+        <w:t>Return to this week and explain what you changed.</w:t>
+      </w:r>
+    </w:p>
+    <w:p>
+      <w:pPr>
+        <w:spacing w:line="336" w:lineRule="auto" w:after="180"/>
+      </w:pPr>
+      <w:r>
+        <w:rPr>
+          <w:b w:val="0"/>
+        </w:rPr>
+        <w:t xml:space="preserve">The browser lab lets you edit the supported Python examples already included in this lesson. Predict first, run, inspect the actual </w:t>
+      </w:r>
+      <w:r>
+        <w:rPr>
+          <w:b/>
+        </w:rPr>
+        <w:t>output</w:t>
+      </w:r>
+      <w:r>
+        <w:rPr>
+          <w:b w:val="0"/>
+        </w:rPr>
+        <w:t xml:space="preserve"> or error, change one </w:t>
+      </w:r>
+      <w:r>
+        <w:rPr>
+          <w:b/>
+        </w:rPr>
+        <w:t>input</w:t>
+      </w:r>
+      <w:r>
+        <w:rPr>
+          <w:b w:val="0"/>
+        </w:rPr>
+        <w:t>, then run again.</w:t>
+      </w:r>
+    </w:p>
+    <w:p>
+      <w:pPr>
+        <w:spacing w:line="336" w:lineRule="auto" w:after="180"/>
+      </w:pPr>
+      <w:r>
+        <w:rPr>
+          <w:b w:val="0"/>
+        </w:rPr>
+        <w:t xml:space="preserve">Keep code, </w:t>
+      </w:r>
+      <w:r>
+        <w:rPr>
+          <w:b/>
+        </w:rPr>
+        <w:t>prediction</w:t>
+      </w:r>
+      <w:r>
+        <w:rPr>
+          <w:b w:val="0"/>
+        </w:rPr>
+        <w:t>s, actual results and a reasoned revision together. On paper, label your result as a trace rather than an execution.</w:t>
+      </w:r>
+    </w:p>
+    <w:p>
+      <w:pPr>
+        <w:spacing w:line="336" w:lineRule="auto" w:after="180"/>
+      </w:pPr>
+      <w:r>
+        <w:rPr>
+          <w:b w:val="0"/>
+        </w:rPr>
+        <w:t xml:space="preserve">Use Download completed work in the hosted lesson to export your answers, reflections, practice feedback and code-run </w:t>
+      </w:r>
+      <w:r>
+        <w:rPr>
+          <w:b/>
+        </w:rPr>
+        <w:t>evidence</w:t>
+      </w:r>
+      <w:r>
+        <w:rPr>
+          <w:b w:val="0"/>
+        </w:rPr>
+        <w:t>. Open the HTML copy to read or print it.</w:t>
+      </w:r>
+    </w:p>
+    <w:p>
+      <w:pPr>
+        <w:spacing w:line="336" w:lineRule="auto" w:after="180"/>
+      </w:pPr>
+      <w:r>
+        <w:rPr>
+          <w:b w:val="0"/>
+        </w:rPr>
+        <w:t>Drafts stay in this browser when storage is available; clear drafts on a shared device.</w:t>
+      </w:r>
+    </w:p>
+    <w:p>
+      <w:pPr>
+        <w:pStyle w:val="Heading3"/>
+      </w:pPr>
+      <w:r>
+        <w:t>What I repaired, the evidence I kept and the next test</w:t>
+      </w:r>
+    </w:p>
+    <w:p>
+      <w:r>
+        <w:t>________________________________________________________________</w:t>
+      </w:r>
+    </w:p>
+    <w:p>
+      <w:r>
+        <w:t>________________________________________________________________</w:t>
+      </w:r>
+    </w:p>
+    <w:p>
+      <w:r>
+        <w:t>________________________________________________________________</w:t>
+      </w:r>
+    </w:p>
+    <w:p>
+      <w:r>
+        <w:t>________________________________________________________________</w:t>
+      </w:r>
+    </w:p>
+    <w:p>
+      <w:r>
+        <w:t>________________________________________________________________</w:t>
+      </w:r>
+    </w:p>
+    <w:p>
+      <w:pPr>
+        <w:pStyle w:val="Heading2"/>
+      </w:pPr>
+      <w:r>
+        <w:t>Earlier wording, alternatives and picture transcripts · reference / check after trying</w:t>
       </w:r>
     </w:p>
     <w:p>
@@ -2727,80 +3187,10 @@
     </w:p>
     <w:p>
       <w:pPr>
-        <w:spacing w:line="336" w:lineRule="auto" w:after="180"/>
-      </w:pPr>
-      <w:r>
-        <w:rPr>
-          <w:b w:val="0"/>
-        </w:rPr>
-        <w:t>A fictional shelf classifier predicts repair needed or not needed.</w:t>
-      </w:r>
-    </w:p>
-    <w:p>
-      <w:pPr>
         <w:pStyle w:val="Heading3"/>
       </w:pPr>
       <w:r>
-        <w:t>Practice 1: explain the deciding evidence</w:t>
-      </w:r>
-    </w:p>
-    <w:p>
-      <w:pPr>
-        <w:spacing w:line="336" w:lineRule="auto" w:after="180"/>
-      </w:pPr>
-      <w:r>
-        <w:rPr>
-          <w:b w:val="0"/>
-        </w:rPr>
-        <w:t>Which labelled step matches this detail? Candidate also raises two false alarms; discuss both missed repairs and extra checks.</w:t>
-      </w:r>
-    </w:p>
-    <w:p>
-      <w:pPr>
-        <w:spacing w:line="336" w:lineRule="auto" w:after="180"/>
-        <w:shd w:fill="F4F9FC"/>
-      </w:pPr>
-      <w:r>
-        <w:rPr>
-          <w:b w:val="0"/>
-        </w:rPr>
-        <w:t>1. Reference population</w:t>
-      </w:r>
-    </w:p>
-    <w:p>
-      <w:pPr>
-        <w:spacing w:line="336" w:lineRule="auto" w:after="180"/>
-        <w:shd w:fill="F4F9FC"/>
-      </w:pPr>
-      <w:r>
-        <w:rPr>
-          <w:b w:val="0"/>
-        </w:rPr>
-        <w:t>2. Compare costs</w:t>
-      </w:r>
-    </w:p>
-    <w:p>
-      <w:pPr>
-        <w:spacing w:line="336" w:lineRule="auto" w:after="180"/>
-        <w:shd w:fill="F4F9FC"/>
-      </w:pPr>
-      <w:r>
-        <w:rPr>
-          <w:b w:val="0"/>
-        </w:rPr>
-        <w:t>3. Candidate</w:t>
-      </w:r>
-    </w:p>
-    <w:p>
-      <w:pPr>
-        <w:spacing w:line="336" w:lineRule="auto" w:after="180"/>
-        <w:shd w:fill="F4F9FC"/>
-      </w:pPr>
-      <w:r>
-        <w:rPr>
-          <w:b w:val="0"/>
-        </w:rPr>
-        <w:t>4. Baseline</w:t>
+        <w:t>Repair a missing building block</w:t>
       </w:r>
     </w:p>
     <w:p>
@@ -2808,32 +3198,7 @@
         <w:pStyle w:val="Heading3"/>
       </w:pPr>
       <w:r>
-        <w:t>My selected conclusion, deciding fact and explanation</w:t>
-      </w:r>
-    </w:p>
-    <w:p>
-      <w:r>
-        <w:t>________________________________________________________________</w:t>
-      </w:r>
-    </w:p>
-    <w:p>
-      <w:r>
-        <w:t>________________________________________________________________</w:t>
-      </w:r>
-    </w:p>
-    <w:p>
-      <w:r>
-        <w:t>________________________________________________________________</w:t>
-      </w:r>
-    </w:p>
-    <w:p>
-      <w:r>
-        <w:t>________________________________________________________________</w:t>
-      </w:r>
-    </w:p>
-    <w:p>
-      <w:r>
-        <w:t>________________________________________________________________</w:t>
+        <w:t>Predict, run and debug</w:t>
       </w:r>
     </w:p>
     <w:p>
@@ -2841,529 +3206,25 @@
         <w:pStyle w:val="Heading3"/>
       </w:pPr>
       <w:r>
-        <w:t>Hint · try first</w:t>
-      </w:r>
-    </w:p>
-    <w:p>
-      <w:pPr>
-        <w:spacing w:line="336" w:lineRule="auto" w:after="180"/>
-        <w:shd w:fill="F1F6F8"/>
-      </w:pPr>
-      <w:r>
-        <w:rPr>
-          <w:b w:val="0"/>
-        </w:rPr>
-        <w:t>Hint if needed: Read the steps in the pictorial case. Match the supplied detail to the stage that performs or records it.</w:t>
-      </w:r>
-    </w:p>
-    <w:p>
-      <w:pPr>
-        <w:pStyle w:val="Heading3"/>
-      </w:pPr>
-      <w:r>
-        <w:t>Feedback · compare after trying</w:t>
-      </w:r>
-    </w:p>
-    <w:p>
-      <w:pPr>
-        <w:spacing w:line="336" w:lineRule="auto" w:after="180"/>
-        <w:shd w:fill="F1F6FC"/>
-      </w:pPr>
-      <w:r>
-        <w:rPr>
-          <w:b w:val="0"/>
-        </w:rPr>
-        <w:t>After your attempt, compare with the supported explanation: Compare costs Candidate also raises two false alarms; discuss both missed repairs and extra checks.</w:t>
-      </w:r>
-    </w:p>
-    <w:p>
-      <w:pPr>
-        <w:spacing w:line="336" w:lineRule="auto" w:after="180"/>
-        <w:shd w:fill="F1F6FC"/>
-      </w:pPr>
-      <w:r>
-        <w:rPr>
-          <w:b w:val="0"/>
-        </w:rPr>
-        <w:t>A majority-class baseline can look accurate while missing every positive case. The candidate improves overall agreement and repair detection in this table, but false alarms still matter.</w:t>
-      </w:r>
-    </w:p>
-    <w:p>
-      <w:pPr>
-        <w:spacing w:line="336" w:lineRule="auto" w:after="180"/>
-        <w:shd w:fill="F1F6FC"/>
-      </w:pPr>
-      <w:r>
-        <w:rPr>
-          <w:b w:val="0"/>
-        </w:rPr>
-        <w:t xml:space="preserve">Use the same cases, </w:t>
-      </w:r>
-      <w:r>
-        <w:rPr>
-          <w:b/>
-        </w:rPr>
-        <w:t>denominator</w:t>
-      </w:r>
-      <w:r>
-        <w:rPr>
-          <w:b w:val="0"/>
-        </w:rPr>
-        <w:t>s and positive-class definition for both. Do not infer that a single metric identifies the best policy for every library.</w:t>
-      </w:r>
-    </w:p>
-    <w:p>
-      <w:pPr>
-        <w:pStyle w:val="Heading3"/>
-      </w:pPr>
-      <w:r>
-        <w:t>Practice 2: explain the deciding evidence</w:t>
-      </w:r>
-    </w:p>
-    <w:p>
-      <w:pPr>
-        <w:pStyle w:val="Heading3"/>
-      </w:pPr>
-      <w:r>
-        <w:t>Changed case · predict first</w:t>
-      </w:r>
-    </w:p>
-    <w:p>
-      <w:pPr>
-        <w:spacing w:line="336" w:lineRule="auto" w:after="180"/>
-        <w:shd w:fill="F5F1FB"/>
-      </w:pPr>
-      <w:r>
-        <w:rPr>
-          <w:b w:val="0"/>
-        </w:rPr>
-        <w:t>Changed-case practice: A candidate instead marks every book repair needed. Which conclusion is supported by the supplied facts?</w:t>
-      </w:r>
-    </w:p>
-    <w:p>
-      <w:pPr>
-        <w:spacing w:line="336" w:lineRule="auto" w:after="180"/>
-        <w:shd w:fill="F4F9FC"/>
-      </w:pPr>
-      <w:r>
-        <w:rPr>
-          <w:b w:val="0"/>
-        </w:rPr>
-        <w:t xml:space="preserve">1. We can decide the result without examining the changed </w:t>
-      </w:r>
-      <w:r>
-        <w:rPr>
-          <w:b/>
-        </w:rPr>
-        <w:t>input</w:t>
-      </w:r>
-      <w:r>
-        <w:rPr>
-          <w:b w:val="0"/>
-        </w:rPr>
-        <w:t xml:space="preserve"> or the procedure.</w:t>
-      </w:r>
-    </w:p>
-    <w:p>
-      <w:pPr>
-        <w:spacing w:line="336" w:lineRule="auto" w:after="180"/>
-        <w:shd w:fill="F4F9FC"/>
-      </w:pPr>
-      <w:r>
-        <w:rPr>
-          <w:b w:val="0"/>
-        </w:rPr>
-        <w:t xml:space="preserve">2. This one example guarantees correct results for every future </w:t>
-      </w:r>
-      <w:r>
-        <w:rPr>
-          <w:b/>
-        </w:rPr>
-        <w:t>input</w:t>
-      </w:r>
-      <w:r>
-        <w:rPr>
-          <w:b w:val="0"/>
-        </w:rPr>
-        <w:t>.</w:t>
-      </w:r>
-    </w:p>
-    <w:p>
-      <w:pPr>
-        <w:spacing w:line="336" w:lineRule="auto" w:after="180"/>
-        <w:shd w:fill="F4F9FC"/>
-      </w:pPr>
-      <w:r>
-        <w:rPr>
-          <w:b w:val="0"/>
-        </w:rPr>
-        <w:t xml:space="preserve">3. Recall is 4/4=100%, but </w:t>
-      </w:r>
-      <w:r>
-        <w:rPr>
-          <w:b/>
-        </w:rPr>
-        <w:t>accuracy</w:t>
-      </w:r>
-      <w:r>
-        <w:rPr>
-          <w:b w:val="0"/>
-        </w:rPr>
-        <w:t xml:space="preserve"> is only 4/20=20%.</w:t>
-      </w:r>
-    </w:p>
-    <w:p>
-      <w:pPr>
-        <w:pStyle w:val="Heading3"/>
-      </w:pPr>
-      <w:r>
-        <w:t>My selected conclusion, deciding fact and explanation</w:t>
-      </w:r>
-    </w:p>
-    <w:p>
-      <w:r>
-        <w:t>________________________________________________________________</w:t>
-      </w:r>
-    </w:p>
-    <w:p>
-      <w:r>
-        <w:t>________________________________________________________________</w:t>
-      </w:r>
-    </w:p>
-    <w:p>
-      <w:r>
-        <w:t>________________________________________________________________</w:t>
-      </w:r>
-    </w:p>
-    <w:p>
-      <w:r>
-        <w:t>________________________________________________________________</w:t>
-      </w:r>
-    </w:p>
-    <w:p>
-      <w:r>
-        <w:t>________________________________________________________________</w:t>
-      </w:r>
-    </w:p>
-    <w:p>
-      <w:pPr>
-        <w:pStyle w:val="Heading3"/>
-      </w:pPr>
-      <w:r>
-        <w:t>Hint · try first</w:t>
-      </w:r>
-    </w:p>
-    <w:p>
-      <w:pPr>
-        <w:spacing w:line="336" w:lineRule="auto" w:after="180"/>
-        <w:shd w:fill="F1F6F8"/>
-      </w:pPr>
-      <w:r>
-        <w:rPr>
-          <w:b w:val="0"/>
-        </w:rPr>
-        <w:t>Hint if needed: Use the changed condition and the deciding step in the pictorial trace. The answer must say what follows from those facts.</w:t>
-      </w:r>
-    </w:p>
-    <w:p>
-      <w:pPr>
-        <w:pStyle w:val="Heading3"/>
-      </w:pPr>
-      <w:r>
-        <w:t>Feedback · compare after trying</w:t>
-      </w:r>
-    </w:p>
-    <w:p>
-      <w:pPr>
-        <w:spacing w:line="336" w:lineRule="auto" w:after="180"/>
-        <w:shd w:fill="F1F6FC"/>
-      </w:pPr>
-      <w:r>
-        <w:rPr>
-          <w:b w:val="0"/>
-        </w:rPr>
-        <w:t xml:space="preserve">After your attempt, compare with the supported explanation: Recall is 4/4=100%, but </w:t>
-      </w:r>
-      <w:r>
-        <w:rPr>
-          <w:b/>
-        </w:rPr>
-        <w:t>accuracy</w:t>
-      </w:r>
-      <w:r>
-        <w:rPr>
-          <w:b w:val="0"/>
-        </w:rPr>
-        <w:t xml:space="preserve"> is only 4/20=20%. All 16 not-needed books become false alarms.</w:t>
-      </w:r>
-    </w:p>
-    <w:p>
-      <w:pPr>
-        <w:pStyle w:val="Heading3"/>
-      </w:pPr>
-      <w:r>
-        <w:t>Repair a missing building block</w:t>
-      </w:r>
-    </w:p>
-    <w:p>
-      <w:pPr>
-        <w:spacing w:line="336" w:lineRule="auto" w:after="180"/>
-      </w:pPr>
-      <w:r>
-        <w:rPr>
-          <w:b w:val="0"/>
-        </w:rPr>
-        <w:t xml:space="preserve">Review </w:t>
-      </w:r>
-      <w:r>
-        <w:rPr>
-          <w:b/>
-        </w:rPr>
-        <w:t>Training</w:t>
-      </w:r>
-      <w:r>
-        <w:rPr>
-          <w:b w:val="0"/>
-        </w:rPr>
-        <w:t xml:space="preserve"> and Testing (ai-2/11). Goal: Choose a split unit that matches the intended </w:t>
-      </w:r>
-      <w:r>
-        <w:rPr>
-          <w:b/>
-        </w:rPr>
-        <w:t>prediction</w:t>
-      </w:r>
-      <w:r>
-        <w:rPr>
-          <w:b w:val="0"/>
-        </w:rPr>
-        <w:t xml:space="preserve"> claim. Short practice: How many distinct books are in each repaired role, and why report that as well as scan </w:t>
-      </w:r>
-      <w:r>
-        <w:rPr>
-          <w:b/>
-        </w:rPr>
-        <w:t>count</w:t>
-      </w:r>
-      <w:r>
-        <w:rPr>
-          <w:b w:val="0"/>
-        </w:rPr>
-        <w:t>s?.</w:t>
-      </w:r>
-    </w:p>
-    <w:p>
-      <w:pPr>
-        <w:spacing w:line="336" w:lineRule="auto" w:after="180"/>
-      </w:pPr>
-      <w:r>
-        <w:rPr>
-          <w:b w:val="0"/>
-        </w:rPr>
-        <w:t>Return to this week and explain what you changed.</w:t>
-      </w:r>
-    </w:p>
-    <w:p>
-      <w:pPr>
-        <w:spacing w:line="336" w:lineRule="auto" w:after="180"/>
-      </w:pPr>
-      <w:r>
-        <w:rPr>
-          <w:b w:val="0"/>
-        </w:rPr>
-        <w:t>Review Features and Distractors (ai-2/9). Goal: Choose recorded properties that preserve distinctions needed for a stated task. Short practice: Does this one pair prove the classifier always ignores subject?</w:t>
-      </w:r>
-    </w:p>
-    <w:p>
-      <w:pPr>
-        <w:spacing w:line="336" w:lineRule="auto" w:after="180"/>
-      </w:pPr>
-      <w:r>
-        <w:rPr>
-          <w:b w:val="0"/>
-        </w:rPr>
-        <w:t>Explain a narrower claim.. Return to this week and explain what you changed.</w:t>
-      </w:r>
-    </w:p>
-    <w:p>
-      <w:pPr>
-        <w:spacing w:line="336" w:lineRule="auto" w:after="180"/>
-      </w:pPr>
-      <w:r>
-        <w:rPr>
-          <w:b w:val="0"/>
-        </w:rPr>
-        <w:t>Review Debugging Strategies (ai-2/6). Goal: Design revealing tests for a function. Short practice: Which test most directly isolates the handling of loose books, and what should it produce?.</w:t>
-      </w:r>
-    </w:p>
-    <w:p>
-      <w:pPr>
-        <w:spacing w:line="336" w:lineRule="auto" w:after="180"/>
-      </w:pPr>
-      <w:r>
-        <w:rPr>
-          <w:b w:val="0"/>
-        </w:rPr>
-        <w:t>Return to this week and explain what you changed.</w:t>
-      </w:r>
-    </w:p>
-    <w:p>
-      <w:pPr>
-        <w:pStyle w:val="Heading3"/>
-      </w:pPr>
-      <w:r>
-        <w:t>Predict, run and debug</w:t>
-      </w:r>
-    </w:p>
-    <w:p>
-      <w:pPr>
-        <w:spacing w:line="336" w:lineRule="auto" w:after="180"/>
-      </w:pPr>
-      <w:r>
-        <w:rPr>
-          <w:b w:val="0"/>
-        </w:rPr>
-        <w:t xml:space="preserve">The browser lab lets you edit the supported Python examples already included in this lesson. Predict first, run, inspect the actual </w:t>
-      </w:r>
-      <w:r>
-        <w:rPr>
-          <w:b/>
-        </w:rPr>
-        <w:t>output</w:t>
-      </w:r>
-      <w:r>
-        <w:rPr>
-          <w:b w:val="0"/>
-        </w:rPr>
-        <w:t xml:space="preserve"> or error, change one </w:t>
-      </w:r>
-      <w:r>
-        <w:rPr>
-          <w:b/>
-        </w:rPr>
-        <w:t>input</w:t>
-      </w:r>
-      <w:r>
-        <w:rPr>
-          <w:b w:val="0"/>
-        </w:rPr>
-        <w:t>, then run again.</w:t>
-      </w:r>
-    </w:p>
-    <w:p>
-      <w:pPr>
-        <w:spacing w:line="336" w:lineRule="auto" w:after="180"/>
-      </w:pPr>
-      <w:r>
-        <w:rPr>
-          <w:b w:val="0"/>
-        </w:rPr>
-        <w:t xml:space="preserve">Keep code, </w:t>
-      </w:r>
-      <w:r>
-        <w:rPr>
-          <w:b/>
-        </w:rPr>
-        <w:t>prediction</w:t>
-      </w:r>
-      <w:r>
-        <w:rPr>
-          <w:b w:val="0"/>
-        </w:rPr>
-        <w:t>s, actual results and a reasoned revision together. On paper, label your result as a trace rather than an execution.</w:t>
-      </w:r>
-    </w:p>
-    <w:p>
-      <w:pPr>
-        <w:pStyle w:val="Heading3"/>
-      </w:pPr>
-      <w:r>
         <w:t>Keep your completed work</w:t>
       </w:r>
     </w:p>
     <w:p>
       <w:pPr>
-        <w:spacing w:line="336" w:lineRule="auto" w:after="180"/>
-      </w:pPr>
-      <w:r>
-        <w:rPr>
-          <w:b w:val="0"/>
-        </w:rPr>
-        <w:t xml:space="preserve">Use Download completed work in the hosted lesson to export your answers, reflections, practice feedback and code-run </w:t>
-      </w:r>
-      <w:r>
-        <w:rPr>
-          <w:b/>
-        </w:rPr>
-        <w:t>evidence</w:t>
-      </w:r>
-      <w:r>
-        <w:rPr>
-          <w:b w:val="0"/>
-        </w:rPr>
-        <w:t>. Open the HTML copy to read or print it.</w:t>
-      </w:r>
-    </w:p>
-    <w:p>
-      <w:pPr>
-        <w:spacing w:line="336" w:lineRule="auto" w:after="180"/>
-      </w:pPr>
-      <w:r>
-        <w:rPr>
-          <w:b w:val="0"/>
-        </w:rPr>
-        <w:t>Drafts stay in this browser when storage is available; clear drafts on a shared device.</w:t>
-      </w:r>
-    </w:p>
-    <w:p>
-      <w:pPr>
-        <w:pStyle w:val="Heading3"/>
-      </w:pPr>
-      <w:r>
-        <w:t>What I repaired, the evidence I kept and the next test</w:t>
-      </w:r>
-    </w:p>
-    <w:p>
-      <w:r>
-        <w:t>________________________________________________________________</w:t>
-      </w:r>
-    </w:p>
-    <w:p>
-      <w:r>
-        <w:t>________________________________________________________________</w:t>
-      </w:r>
-    </w:p>
-    <w:p>
-      <w:r>
-        <w:t>________________________________________________________________</w:t>
-      </w:r>
-    </w:p>
-    <w:p>
-      <w:r>
-        <w:t>________________________________________________________________</w:t>
-      </w:r>
-    </w:p>
-    <w:p>
-      <w:r>
-        <w:t>________________________________________________________________</w:t>
-      </w:r>
-    </w:p>
-    <w:p>
-      <w:pPr>
         <w:pStyle w:val="Heading1"/>
       </w:pPr>
       <w:r>
-        <w:t>26. Visual concept journey</w:t>
-      </w:r>
-    </w:p>
-    <w:p>
-      <w:r>
-        <w:t>Explain each Accuracy as a Fraction picture from its labels, then record a relevant limit.</w:t>
-      </w:r>
-    </w:p>
-    <w:p>
-      <w:pPr>
-        <w:pStyle w:val="Heading3"/>
+        <w:t>26. Reference · Six-picture response sheets</w:t>
+      </w:r>
+    </w:p>
+    <w:p>
+      <w:r>
+        <w:t>Choose the picture serving the current question.</w:t>
+      </w:r>
+    </w:p>
+    <w:p>
+      <w:pPr>
+        <w:pStyle w:val="Heading2"/>
       </w:pPr>
       <w:r>
         <w:t>01. Accuracy as a Fraction: the case</w:t>
@@ -3430,7 +3291,6 @@
     <w:p>
       <w:pPr>
         <w:spacing w:line="336" w:lineRule="auto" w:after="180"/>
-        <w:shd w:fill="F5F1FB"/>
       </w:pPr>
       <w:r>
         <w:rPr>
@@ -3469,7 +3329,7 @@
     </w:p>
     <w:p>
       <w:pPr>
-        <w:pStyle w:val="Heading3"/>
+        <w:pStyle w:val="Heading2"/>
       </w:pPr>
       <w:r>
         <w:t>02. Follow the deciding steps</w:t>
@@ -3561,7 +3421,6 @@
     <w:p>
       <w:pPr>
         <w:spacing w:line="336" w:lineRule="auto" w:after="180"/>
-        <w:shd w:fill="F5F1FB"/>
       </w:pPr>
       <w:r>
         <w:rPr>
@@ -3612,7 +3471,7 @@
     </w:p>
     <w:p>
       <w:pPr>
-        <w:pStyle w:val="Heading3"/>
+        <w:pStyle w:val="Heading2"/>
       </w:pPr>
       <w:r>
         <w:t>03. Accuracy can hide missed repair cases</w:t>
@@ -3698,7 +3557,6 @@
     <w:p>
       <w:pPr>
         <w:spacing w:line="336" w:lineRule="auto" w:after="180"/>
-        <w:shd w:fill="F5F1FB"/>
       </w:pPr>
       <w:r>
         <w:rPr>
@@ -3737,7 +3595,7 @@
     </w:p>
     <w:p>
       <w:pPr>
-        <w:pStyle w:val="Heading3"/>
+        <w:pStyle w:val="Heading2"/>
       </w:pPr>
       <w:r>
         <w:t>04. Change one thing. Trace what follows.</w:t>
@@ -3816,7 +3674,6 @@
     <w:p>
       <w:pPr>
         <w:spacing w:line="336" w:lineRule="auto" w:after="180"/>
-        <w:shd w:fill="F5F1FB"/>
       </w:pPr>
       <w:r>
         <w:rPr>
@@ -3855,7 +3712,7 @@
     </w:p>
     <w:p>
       <w:pPr>
-        <w:pStyle w:val="Heading3"/>
+        <w:pStyle w:val="Heading2"/>
       </w:pPr>
       <w:r>
         <w:t>05. Connect the explanation to its limit</w:t>
@@ -3945,7 +3802,6 @@
     <w:p>
       <w:pPr>
         <w:spacing w:line="336" w:lineRule="auto" w:after="180"/>
-        <w:shd w:fill="F5F1FB"/>
       </w:pPr>
       <w:r>
         <w:rPr>
@@ -3984,7 +3840,7 @@
     </w:p>
     <w:p>
       <w:pPr>
-        <w:pStyle w:val="Heading3"/>
+        <w:pStyle w:val="Heading2"/>
       </w:pPr>
       <w:r>
         <w:t>06. Make the idea visible in your project</w:t>
@@ -4075,7 +3931,6 @@
     <w:p>
       <w:pPr>
         <w:spacing w:line="336" w:lineRule="auto" w:after="180"/>
-        <w:shd w:fill="F5F1FB"/>
       </w:pPr>
       <w:r>
         <w:rPr>
@@ -4122,6 +3977,62 @@
     <w:p>
       <w:r>
         <w:t>________________________________________________________________</w:t>
+      </w:r>
+    </w:p>
+    <w:p>
+      <w:pPr>
+        <w:pStyle w:val="Heading2"/>
+      </w:pPr>
+      <w:r>
+        <w:t>Earlier wording, alternatives and picture transcripts · reference / check after trying</w:t>
+      </w:r>
+    </w:p>
+    <w:p>
+      <w:pPr>
+        <w:pStyle w:val="Heading3"/>
+      </w:pPr>
+      <w:r>
+        <w:t>01. Accuracy as a Fraction: the case</w:t>
+      </w:r>
+    </w:p>
+    <w:p>
+      <w:pPr>
+        <w:pStyle w:val="Heading3"/>
+      </w:pPr>
+      <w:r>
+        <w:t>02. Follow the deciding steps</w:t>
+      </w:r>
+    </w:p>
+    <w:p>
+      <w:pPr>
+        <w:pStyle w:val="Heading3"/>
+      </w:pPr>
+      <w:r>
+        <w:t>03. Accuracy can hide missed repair cases</w:t>
+      </w:r>
+    </w:p>
+    <w:p>
+      <w:pPr>
+        <w:pStyle w:val="Heading3"/>
+      </w:pPr>
+      <w:r>
+        <w:t>04. Change one thing. Trace what follows.</w:t>
+      </w:r>
+    </w:p>
+    <w:p>
+      <w:pPr>
+        <w:pStyle w:val="Heading3"/>
+      </w:pPr>
+      <w:r>
+        <w:t>05. Connect the explanation to its limit</w:t>
+      </w:r>
+    </w:p>
+    <w:p>
+      <w:pPr>
+        <w:pStyle w:val="Heading3"/>
+      </w:pPr>
+      <w:r>
+        <w:t>06. Make the idea visible in your project</w:t>
       </w:r>
     </w:p>
     <w:sectPr>
